--- a/FT PESCADOS DESCONGELADO.docx
+++ b/FT PESCADOS DESCONGELADO.docx
@@ -1,6 +1,6 @@
 
 <file path=word/document.xml><?xml version="1.0" encoding="utf-8"?>
-<w:document xmlns:wpc="http://schemas.microsoft.com/office/word/2010/wordprocessingCanvas" xmlns:cx="http://schemas.microsoft.com/office/drawing/2014/chartex" xmlns:cx1="http://schemas.microsoft.com/office/drawing/2015/9/8/chartex" xmlns:cx2="http://schemas.microsoft.com/office/drawing/2015/10/21/chartex" xmlns:cx3="http://schemas.microsoft.com/office/drawing/2016/5/9/chartex" xmlns:cx4="http://schemas.microsoft.com/office/drawing/2016/5/10/chartex" xmlns:cx5="http://schemas.microsoft.com/office/drawing/2016/5/11/chartex" xmlns:cx6="http://schemas.microsoft.com/office/drawing/2016/5/12/chartex" xmlns:cx7="http://schemas.microsoft.com/office/drawing/2016/5/13/chartex" xmlns:cx8="http://schemas.microsoft.com/office/drawing/2016/5/14/chartex" xmlns:mc="http://schemas.openxmlformats.org/markup-compatibility/2006" xmlns:aink="http://schemas.microsoft.com/office/drawing/2016/ink" xmlns:am3d="http://schemas.microsoft.com/office/drawing/2017/model3d" xmlns:o="urn:schemas-microsoft-com:office:office" xmlns:oel="http://schemas.microsoft.com/office/2019/extlst" xmlns:r="http://schemas.openxmlformats.org/officeDocument/2006/relationships" xmlns:m="http://schemas.openxmlformats.org/officeDocument/2006/math" xmlns:v="urn:schemas-microsoft-com:vml" xmlns:wp14="http://schemas.microsoft.com/office/word/2010/wordprocessingDrawing" xmlns:wp="http://schemas.openxmlformats.org/drawingml/2006/wordprocessingDrawing" xmlns:w10="urn:schemas-microsoft-com:office:word" xmlns:w="http://schemas.openxmlformats.org/wordprocessingml/2006/main" xmlns:w14="http://schemas.microsoft.com/office/word/2010/wordml" xmlns:w15="http://schemas.microsoft.com/office/word/2012/wordml" xmlns:w16cex="http://schemas.microsoft.com/office/word/2018/wordml/cex" xmlns:w16cid="http://schemas.microsoft.com/office/word/2016/wordml/cid" xmlns:w16="http://schemas.microsoft.com/office/word/2018/wordml" xmlns:w16du="http://schemas.microsoft.com/office/word/2023/wordml/word16du" xmlns:w16sdtdh="http://schemas.microsoft.com/office/word/2020/wordml/sdtdatahash" xmlns:w16sdtfl="http://schemas.microsoft.com/office/word/2024/wordml/sdtformatlock" xmlns:w16se="http://schemas.microsoft.com/office/word/2015/wordml/symex" xmlns:wpg="http://schemas.microsoft.com/office/word/2010/wordprocessingGroup" xmlns:wpi="http://schemas.microsoft.com/office/word/2010/wordprocessingInk" xmlns:wne="http://schemas.microsoft.com/office/word/2006/wordml" xmlns:wps="http://schemas.microsoft.com/office/word/2010/wordprocessingShape" mc:Ignorable="w14 w15 w16se w16cid w16 w16cex w16sdtdh w16sdtfl w16du wp14">
+<w:document xmlns:wpc="http://schemas.microsoft.com/office/word/2010/wordprocessingCanvas" xmlns:cx="http://schemas.microsoft.com/office/drawing/2014/chartex" xmlns:cx1="http://schemas.microsoft.com/office/drawing/2015/9/8/chartex" xmlns:cx2="http://schemas.microsoft.com/office/drawing/2015/10/21/chartex" xmlns:cx3="http://schemas.microsoft.com/office/drawing/2016/5/9/chartex" xmlns:cx4="http://schemas.microsoft.com/office/drawing/2016/5/10/chartex" xmlns:cx5="http://schemas.microsoft.com/office/drawing/2016/5/11/chartex" xmlns:cx6="http://schemas.microsoft.com/office/drawing/2016/5/12/chartex" xmlns:cx7="http://schemas.microsoft.com/office/drawing/2016/5/13/chartex" xmlns:cx8="http://schemas.microsoft.com/office/drawing/2016/5/14/chartex" xmlns:mc="http://schemas.openxmlformats.org/markup-compatibility/2006" xmlns:aink="http://schemas.microsoft.com/office/drawing/2016/ink" xmlns:am3d="http://schemas.microsoft.com/office/drawing/2017/model3d" xmlns:o="urn:schemas-microsoft-com:office:office" xmlns:oel="http://schemas.microsoft.com/office/2019/extlst" xmlns:r="http://schemas.openxmlformats.org/officeDocument/2006/relationships" xmlns:m="http://schemas.openxmlformats.org/officeDocument/2006/math" xmlns:v="urn:schemas-microsoft-com:vml" xmlns:wp14="http://schemas.microsoft.com/office/word/2010/wordprocessingDrawing" xmlns:wp="http://schemas.openxmlformats.org/drawingml/2006/wordprocessingDrawing" xmlns:w10="urn:schemas-microsoft-com:office:word" xmlns:w="http://schemas.openxmlformats.org/wordprocessingml/2006/main" xmlns:w14="http://schemas.microsoft.com/office/word/2010/wordml" xmlns:w15="http://schemas.microsoft.com/office/word/2012/wordml" xmlns:w16cex="http://schemas.microsoft.com/office/word/2018/wordml/cex" xmlns:w16cid="http://schemas.microsoft.com/office/word/2016/wordml/cid" xmlns:w16="http://schemas.microsoft.com/office/word/2018/wordml" xmlns:w16sdtdh="http://schemas.microsoft.com/office/word/2020/wordml/sdtdatahash" xmlns:w16se="http://schemas.microsoft.com/office/word/2015/wordml/symex" xmlns:wpg="http://schemas.microsoft.com/office/word/2010/wordprocessingGroup" xmlns:wpi="http://schemas.microsoft.com/office/word/2010/wordprocessingInk" xmlns:wne="http://schemas.microsoft.com/office/word/2006/wordml" xmlns:wps="http://schemas.microsoft.com/office/word/2010/wordprocessingShape" mc:Ignorable="w14 w15 w16se w16cid w16 w16cex w16sdtdh wp14">
   <w:body>
     <w:tbl>
       <w:tblPr>
@@ -15,6 +15,7 @@
           <w:insideH w:val="none" w:sz="0" w:space="0" w:color="auto"/>
           <w:insideV w:val="none" w:sz="0" w:space="0" w:color="auto"/>
         </w:tblBorders>
+        <w:tblLayout w:type="fixed"/>
         <w:tblCellMar>
           <w:left w:w="15" w:type="dxa"/>
           <w:right w:w="15" w:type="dxa"/>
@@ -37,9 +38,8 @@
           <w:tbl>
             <w:tblPr>
               <w:tblStyle w:val="Tablaconcuadrcula"/>
-              <w:tblpPr w:leftFromText="141" w:rightFromText="141" w:vertAnchor="page" w:horzAnchor="margin" w:tblpXSpec="center" w:tblpY="231"/>
-              <w:tblOverlap w:val="never"/>
-              <w:tblW w:w="4533" w:type="pct"/>
+              <w:tblpPr w:leftFromText="141" w:rightFromText="141" w:tblpX="-494" w:tblpY="-429"/>
+              <w:tblW w:w="8048" w:type="dxa"/>
               <w:tblBorders>
                 <w:top w:val="none" w:sz="0" w:space="0" w:color="auto"/>
                 <w:left w:val="none" w:sz="0" w:space="0" w:color="auto"/>
@@ -51,21 +51,22 @@
               <w:tblLook w:val="04A0" w:firstRow="1" w:lastRow="0" w:firstColumn="1" w:lastColumn="0" w:noHBand="0" w:noVBand="1"/>
             </w:tblPr>
             <w:tblGrid>
-              <w:gridCol w:w="1944"/>
-              <w:gridCol w:w="1563"/>
-              <w:gridCol w:w="18"/>
-              <w:gridCol w:w="1494"/>
-              <w:gridCol w:w="215"/>
-              <w:gridCol w:w="2070"/>
+              <w:gridCol w:w="2154"/>
+              <w:gridCol w:w="425"/>
+              <w:gridCol w:w="1251"/>
+              <w:gridCol w:w="19"/>
+              <w:gridCol w:w="1659"/>
+              <w:gridCol w:w="248"/>
+              <w:gridCol w:w="2292"/>
             </w:tblGrid>
             <w:tr>
               <w:trPr>
-                <w:trHeight w:val="478"/>
+                <w:trHeight w:val="706"/>
               </w:trPr>
               <w:tc>
                 <w:tcPr>
-                  <w:tcW w:w="3436" w:type="pct"/>
-                  <w:gridSpan w:val="4"/>
+                  <w:tcW w:w="5508" w:type="dxa"/>
+                  <w:gridSpan w:val="5"/>
                   <w:tcBorders>
                     <w:top w:val="double" w:sz="18" w:space="0" w:color="auto"/>
                     <w:left w:val="double" w:sz="18" w:space="0" w:color="auto"/>
@@ -80,17 +81,17 @@
                       <w:rFonts w:ascii="Nunito Black" w:hAnsi="Nunito Black"/>
                       <w:b/>
                       <w:bCs/>
-                      <w:sz w:val="18"/>
-                      <w:szCs w:val="18"/>
-                    </w:rPr>
-                  </w:pPr>
-                  <w:r>
-                    <w:rPr>
-                      <w:rFonts w:ascii="Nunito Black" w:hAnsi="Nunito Black"/>
-                      <w:b/>
-                      <w:bCs/>
-                      <w:sz w:val="18"/>
-                      <w:szCs w:val="18"/>
+                      <w:sz w:val="16"/>
+                      <w:szCs w:val="16"/>
+                    </w:rPr>
+                  </w:pPr>
+                  <w:r>
+                    <w:rPr>
+                      <w:rFonts w:ascii="Nunito Black" w:hAnsi="Nunito Black"/>
+                      <w:b/>
+                      <w:bCs/>
+                      <w:sz w:val="16"/>
+                      <w:szCs w:val="16"/>
                     </w:rPr>
                     <w:t xml:space="preserve">NOMBRE COMERCIAL DE LA ESPECIE: </w:t>
                   </w:r>
@@ -100,15 +101,15 @@
                     <w:spacing w:line="276" w:lineRule="auto"/>
                     <w:rPr>
                       <w:rFonts w:ascii="Nunito" w:hAnsi="Nunito"/>
-                      <w:sz w:val="18"/>
-                      <w:szCs w:val="18"/>
-                    </w:rPr>
-                  </w:pPr>
-                  <w:r>
-                    <w:rPr>
-                      <w:rFonts w:ascii="Nunito" w:hAnsi="Nunito"/>
-                      <w:sz w:val="18"/>
-                      <w:szCs w:val="18"/>
+                      <w:sz w:val="16"/>
+                      <w:szCs w:val="16"/>
+                    </w:rPr>
+                  </w:pPr>
+                  <w:r>
+                    <w:rPr>
+                      <w:rFonts w:ascii="Nunito" w:hAnsi="Nunito"/>
+                      <w:sz w:val="16"/>
+                      <w:szCs w:val="16"/>
                     </w:rPr>
                     <w:t>{{</w:t>
                   </w:r>
@@ -116,8 +117,8 @@
                   <w:r>
                     <w:rPr>
                       <w:rFonts w:ascii="Nunito" w:hAnsi="Nunito"/>
-                      <w:sz w:val="18"/>
-                      <w:szCs w:val="18"/>
+                      <w:sz w:val="16"/>
+                      <w:szCs w:val="16"/>
                     </w:rPr>
                     <w:t>denominacion_comercial</w:t>
                   </w:r>
@@ -125,8 +126,8 @@
                   <w:r>
                     <w:rPr>
                       <w:rFonts w:ascii="Nunito" w:hAnsi="Nunito"/>
-                      <w:sz w:val="18"/>
-                      <w:szCs w:val="18"/>
+                      <w:sz w:val="16"/>
+                      <w:szCs w:val="16"/>
                     </w:rPr>
                     <w:t>}}</w:t>
                   </w:r>
@@ -134,7 +135,7 @@
               </w:tc>
               <w:tc>
                 <w:tcPr>
-                  <w:tcW w:w="1564" w:type="pct"/>
+                  <w:tcW w:w="2540" w:type="dxa"/>
                   <w:gridSpan w:val="2"/>
                   <w:vMerge w:val="restart"/>
                   <w:tcBorders>
@@ -150,17 +151,17 @@
                       <w:rFonts w:ascii="Nunito Black" w:hAnsi="Nunito Black"/>
                       <w:b/>
                       <w:bCs/>
-                      <w:sz w:val="18"/>
-                      <w:szCs w:val="18"/>
-                    </w:rPr>
-                  </w:pPr>
-                  <w:r>
-                    <w:rPr>
-                      <w:rFonts w:ascii="Nunito Black" w:hAnsi="Nunito Black"/>
-                      <w:b/>
-                      <w:bCs/>
-                      <w:sz w:val="18"/>
-                      <w:szCs w:val="18"/>
+                      <w:sz w:val="16"/>
+                      <w:szCs w:val="16"/>
+                    </w:rPr>
+                  </w:pPr>
+                  <w:r>
+                    <w:rPr>
+                      <w:rFonts w:ascii="Nunito Black" w:hAnsi="Nunito Black"/>
+                      <w:b/>
+                      <w:bCs/>
+                      <w:sz w:val="16"/>
+                      <w:szCs w:val="16"/>
                     </w:rPr>
                     <w:t xml:space="preserve">LOTE: </w:t>
                   </w:r>
@@ -171,8 +172,8 @@
                       <w:rFonts w:ascii="Nunito Black" w:hAnsi="Nunito Black"/>
                       <w:b/>
                       <w:bCs/>
-                      <w:sz w:val="18"/>
-                      <w:szCs w:val="18"/>
+                      <w:sz w:val="16"/>
+                      <w:szCs w:val="16"/>
                     </w:rPr>
                   </w:pPr>
                 </w:p>
@@ -181,15 +182,19 @@
                     <w:jc w:val="center"/>
                     <w:rPr>
                       <w:rFonts w:ascii="Nunito" w:hAnsi="Nunito"/>
-                      <w:sz w:val="18"/>
-                      <w:szCs w:val="18"/>
-                    </w:rPr>
-                  </w:pPr>
-                  <w:r>
-                    <w:rPr>
-                      <w:rFonts w:ascii="Nunito" w:hAnsi="Nunito"/>
-                      <w:sz w:val="18"/>
-                      <w:szCs w:val="18"/>
+                      <w:b/>
+                      <w:bCs/>
+                      <w:sz w:val="16"/>
+                      <w:szCs w:val="16"/>
+                    </w:rPr>
+                  </w:pPr>
+                  <w:r>
+                    <w:rPr>
+                      <w:rFonts w:ascii="Nunito" w:hAnsi="Nunito"/>
+                      <w:b/>
+                      <w:bCs/>
+                      <w:sz w:val="16"/>
+                      <w:szCs w:val="16"/>
                     </w:rPr>
                     <w:t>{{lote}}</w:t>
                   </w:r>
@@ -200,8 +205,8 @@
                       <w:rFonts w:ascii="Nunito Black" w:hAnsi="Nunito Black"/>
                       <w:b/>
                       <w:bCs/>
-                      <w:sz w:val="18"/>
-                      <w:szCs w:val="18"/>
+                      <w:sz w:val="16"/>
+                      <w:szCs w:val="16"/>
                     </w:rPr>
                   </w:pPr>
                 </w:p>
@@ -209,12 +214,12 @@
             </w:tr>
             <w:tr>
               <w:trPr>
-                <w:trHeight w:val="471"/>
+                <w:trHeight w:val="697"/>
               </w:trPr>
               <w:tc>
                 <w:tcPr>
-                  <w:tcW w:w="3436" w:type="pct"/>
-                  <w:gridSpan w:val="4"/>
+                  <w:tcW w:w="5508" w:type="dxa"/>
+                  <w:gridSpan w:val="5"/>
                   <w:tcBorders>
                     <w:top w:val="single" w:sz="4" w:space="0" w:color="000000"/>
                     <w:left w:val="double" w:sz="18" w:space="0" w:color="auto"/>
@@ -230,17 +235,17 @@
                       <w:rFonts w:ascii="Nunito Black" w:hAnsi="Nunito Black"/>
                       <w:b/>
                       <w:bCs/>
-                      <w:sz w:val="18"/>
-                      <w:szCs w:val="18"/>
-                    </w:rPr>
-                  </w:pPr>
-                  <w:r>
-                    <w:rPr>
-                      <w:rFonts w:ascii="Nunito Black" w:hAnsi="Nunito Black"/>
-                      <w:b/>
-                      <w:bCs/>
-                      <w:sz w:val="18"/>
-                      <w:szCs w:val="18"/>
+                      <w:sz w:val="16"/>
+                      <w:szCs w:val="16"/>
+                    </w:rPr>
+                  </w:pPr>
+                  <w:r>
+                    <w:rPr>
+                      <w:rFonts w:ascii="Nunito Black" w:hAnsi="Nunito Black"/>
+                      <w:b/>
+                      <w:bCs/>
+                      <w:sz w:val="16"/>
+                      <w:szCs w:val="16"/>
                     </w:rPr>
                     <w:t>NOMBRE CIENTÍFICO DE LA ESPECIE:</w:t>
                   </w:r>
@@ -253,8 +258,8 @@
                       <w:rFonts w:ascii="Nunito" w:hAnsi="Nunito"/>
                       <w:i/>
                       <w:iCs/>
-                      <w:sz w:val="18"/>
-                      <w:szCs w:val="18"/>
+                      <w:sz w:val="16"/>
+                      <w:szCs w:val="16"/>
                     </w:rPr>
                   </w:pPr>
                   <w:r>
@@ -262,8 +267,8 @@
                       <w:rFonts w:ascii="Nunito" w:hAnsi="Nunito"/>
                       <w:i/>
                       <w:iCs/>
-                      <w:sz w:val="18"/>
-                      <w:szCs w:val="18"/>
+                      <w:sz w:val="16"/>
+                      <w:szCs w:val="16"/>
                     </w:rPr>
                     <w:t>{{</w:t>
                   </w:r>
@@ -273,8 +278,8 @@
                       <w:rFonts w:ascii="Nunito" w:hAnsi="Nunito"/>
                       <w:i/>
                       <w:iCs/>
-                      <w:sz w:val="18"/>
-                      <w:szCs w:val="18"/>
+                      <w:sz w:val="16"/>
+                      <w:szCs w:val="16"/>
                     </w:rPr>
                     <w:t>nombre_cientifico</w:t>
                   </w:r>
@@ -284,8 +289,8 @@
                       <w:rFonts w:ascii="Nunito" w:hAnsi="Nunito"/>
                       <w:i/>
                       <w:iCs/>
-                      <w:sz w:val="18"/>
-                      <w:szCs w:val="18"/>
+                      <w:sz w:val="16"/>
+                      <w:szCs w:val="16"/>
                     </w:rPr>
                     <w:t>}}</w:t>
                   </w:r>
@@ -293,7 +298,7 @@
               </w:tc>
               <w:tc>
                 <w:tcPr>
-                  <w:tcW w:w="1564" w:type="pct"/>
+                  <w:tcW w:w="2540" w:type="dxa"/>
                   <w:gridSpan w:val="2"/>
                   <w:vMerge/>
                   <w:tcBorders>
@@ -308,8 +313,8 @@
                       <w:rFonts w:ascii="Nunito Black" w:hAnsi="Nunito Black"/>
                       <w:b/>
                       <w:bCs/>
-                      <w:sz w:val="18"/>
-                      <w:szCs w:val="18"/>
+                      <w:sz w:val="16"/>
+                      <w:szCs w:val="16"/>
                     </w:rPr>
                   </w:pPr>
                 </w:p>
@@ -317,12 +322,12 @@
             </w:tr>
             <w:tr>
               <w:trPr>
-                <w:trHeight w:val="524"/>
+                <w:trHeight w:val="775"/>
               </w:trPr>
               <w:tc>
                 <w:tcPr>
-                  <w:tcW w:w="5000" w:type="pct"/>
-                  <w:gridSpan w:val="6"/>
+                  <w:tcW w:w="8048" w:type="dxa"/>
+                  <w:gridSpan w:val="7"/>
                   <w:tcBorders>
                     <w:top w:val="single" w:sz="4" w:space="0" w:color="000000"/>
                     <w:left w:val="double" w:sz="18" w:space="0" w:color="auto"/>
@@ -337,17 +342,17 @@
                       <w:rFonts w:ascii="Nunito Black" w:hAnsi="Nunito Black"/>
                       <w:b/>
                       <w:bCs/>
-                      <w:sz w:val="18"/>
-                      <w:szCs w:val="18"/>
-                    </w:rPr>
-                  </w:pPr>
-                  <w:r>
-                    <w:rPr>
-                      <w:rFonts w:ascii="Nunito Black" w:hAnsi="Nunito Black"/>
-                      <w:b/>
-                      <w:bCs/>
-                      <w:sz w:val="18"/>
-                      <w:szCs w:val="18"/>
+                      <w:sz w:val="16"/>
+                      <w:szCs w:val="16"/>
+                    </w:rPr>
+                  </w:pPr>
+                  <w:r>
+                    <w:rPr>
+                      <w:rFonts w:ascii="Nunito Black" w:hAnsi="Nunito Black"/>
+                      <w:b/>
+                      <w:bCs/>
+                      <w:sz w:val="16"/>
+                      <w:szCs w:val="16"/>
                     </w:rPr>
                     <w:t>ALÉRGENOS:</w:t>
                   </w:r>
@@ -359,30 +364,30 @@
                       <w:rFonts w:ascii="Nunito" w:hAnsi="Nunito"/>
                       <w:b/>
                       <w:bCs/>
-                      <w:sz w:val="18"/>
-                      <w:szCs w:val="18"/>
-                    </w:rPr>
-                  </w:pPr>
-                  <w:r>
-                    <w:rPr>
-                      <w:rFonts w:ascii="Nunito" w:hAnsi="Nunito"/>
-                      <w:b/>
-                      <w:bCs/>
-                      <w:sz w:val="18"/>
-                      <w:szCs w:val="18"/>
-                    </w:rPr>
-                    <w:t>Contiene PESCADO. Puede contener trazas de CRUSTACEOS, MOLUSCOS Y SULFITOS.</w:t>
+                      <w:sz w:val="16"/>
+                      <w:szCs w:val="16"/>
+                    </w:rPr>
+                  </w:pPr>
+                  <w:r>
+                    <w:rPr>
+                      <w:rFonts w:ascii="Nunito" w:hAnsi="Nunito"/>
+                      <w:b/>
+                      <w:bCs/>
+                      <w:sz w:val="16"/>
+                      <w:szCs w:val="16"/>
+                    </w:rPr>
+                    <w:t>Contiene PESCADO. Puede contener trazas de CRUSTACEO, MOLUSCOS Y SULFITOS</w:t>
                   </w:r>
                 </w:p>
               </w:tc>
             </w:tr>
             <w:tr>
               <w:trPr>
-                <w:trHeight w:val="831"/>
+                <w:trHeight w:val="1227"/>
               </w:trPr>
               <w:tc>
                 <w:tcPr>
-                  <w:tcW w:w="1331" w:type="pct"/>
+                  <w:tcW w:w="2154" w:type="dxa"/>
                   <w:tcBorders>
                     <w:top w:val="single" w:sz="4" w:space="0" w:color="444444"/>
                     <w:left w:val="double" w:sz="18" w:space="0" w:color="auto"/>
@@ -397,17 +402,17 @@
                       <w:rFonts w:ascii="Nunito Black" w:hAnsi="Nunito Black"/>
                       <w:b/>
                       <w:bCs/>
-                      <w:sz w:val="18"/>
-                      <w:szCs w:val="18"/>
-                    </w:rPr>
-                  </w:pPr>
-                  <w:r>
-                    <w:rPr>
-                      <w:rFonts w:ascii="Nunito Black" w:hAnsi="Nunito Black"/>
-                      <w:b/>
-                      <w:bCs/>
-                      <w:sz w:val="18"/>
-                      <w:szCs w:val="18"/>
+                      <w:sz w:val="16"/>
+                      <w:szCs w:val="16"/>
+                    </w:rPr>
+                  </w:pPr>
+                  <w:r>
+                    <w:rPr>
+                      <w:rFonts w:ascii="Nunito Black" w:hAnsi="Nunito Black"/>
+                      <w:b/>
+                      <w:bCs/>
+                      <w:sz w:val="16"/>
+                      <w:szCs w:val="16"/>
                     </w:rPr>
                     <w:t>MÉTODO DE PRODUCCIÓN:</w:t>
                   </w:r>
@@ -417,15 +422,15 @@
                     <w:spacing w:line="276" w:lineRule="auto"/>
                     <w:rPr>
                       <w:rFonts w:ascii="Nunito" w:hAnsi="Nunito"/>
-                      <w:sz w:val="18"/>
-                      <w:szCs w:val="18"/>
-                    </w:rPr>
-                  </w:pPr>
-                  <w:r>
-                    <w:rPr>
-                      <w:rFonts w:ascii="Nunito" w:hAnsi="Nunito"/>
-                      <w:sz w:val="18"/>
-                      <w:szCs w:val="18"/>
+                      <w:sz w:val="16"/>
+                      <w:szCs w:val="16"/>
+                    </w:rPr>
+                  </w:pPr>
+                  <w:r>
+                    <w:rPr>
+                      <w:rFonts w:ascii="Nunito" w:hAnsi="Nunito"/>
+                      <w:sz w:val="16"/>
+                      <w:szCs w:val="16"/>
                     </w:rPr>
                     <w:t>{{</w:t>
                   </w:r>
@@ -433,8 +438,8 @@
                   <w:r>
                     <w:rPr>
                       <w:rFonts w:ascii="Nunito" w:hAnsi="Nunito"/>
-                      <w:sz w:val="18"/>
-                      <w:szCs w:val="18"/>
+                      <w:sz w:val="16"/>
+                      <w:szCs w:val="16"/>
                     </w:rPr>
                     <w:t>forma_captura</w:t>
                   </w:r>
@@ -442,8 +447,8 @@
                   <w:r>
                     <w:rPr>
                       <w:rFonts w:ascii="Nunito" w:hAnsi="Nunito"/>
-                      <w:sz w:val="18"/>
-                      <w:szCs w:val="18"/>
+                      <w:sz w:val="16"/>
+                      <w:szCs w:val="16"/>
                     </w:rPr>
                     <w:t>}}</w:t>
                   </w:r>
@@ -451,76 +456,7 @@
               </w:tc>
               <w:tc>
                 <w:tcPr>
-                  <w:tcW w:w="1070" w:type="pct"/>
-                  <w:tcBorders>
-                    <w:top w:val="single" w:sz="4" w:space="0" w:color="444444"/>
-                    <w:left w:val="single" w:sz="4" w:space="0" w:color="444444"/>
-                    <w:bottom w:val="single" w:sz="4" w:space="0" w:color="444444"/>
-                    <w:right w:val="single" w:sz="4" w:space="0" w:color="444444"/>
-                  </w:tcBorders>
-                </w:tcPr>
-                <w:p>
-                  <w:pPr>
-                    <w:spacing w:line="276" w:lineRule="auto"/>
-                    <w:rPr>
-                      <w:rFonts w:ascii="Nunito Black" w:hAnsi="Nunito Black"/>
-                      <w:b/>
-                      <w:bCs/>
-                      <w:sz w:val="18"/>
-                      <w:szCs w:val="18"/>
-                    </w:rPr>
-                  </w:pPr>
-                  <w:r>
-                    <w:rPr>
-                      <w:rFonts w:ascii="Nunito Black" w:hAnsi="Nunito Black"/>
-                      <w:b/>
-                      <w:bCs/>
-                      <w:sz w:val="18"/>
-                      <w:szCs w:val="18"/>
-                    </w:rPr>
-                    <w:t>ZONA DE CAPTURA:</w:t>
-                  </w:r>
-                </w:p>
-                <w:p>
-                  <w:pPr>
-                    <w:spacing w:line="276" w:lineRule="auto"/>
-                    <w:rPr>
-                      <w:rFonts w:ascii="Nunito" w:hAnsi="Nunito"/>
-                      <w:sz w:val="18"/>
-                      <w:szCs w:val="18"/>
-                    </w:rPr>
-                  </w:pPr>
-                  <w:r>
-                    <w:rPr>
-                      <w:rFonts w:ascii="Nunito" w:hAnsi="Nunito"/>
-                      <w:sz w:val="18"/>
-                      <w:szCs w:val="18"/>
-                    </w:rPr>
-                    <w:t>{{</w:t>
-                  </w:r>
-                  <w:proofErr w:type="spellStart"/>
-                  <w:r>
-                    <w:rPr>
-                      <w:rFonts w:ascii="Nunito" w:hAnsi="Nunito"/>
-                      <w:sz w:val="18"/>
-                      <w:szCs w:val="18"/>
-                    </w:rPr>
-                    <w:t>zona_captura</w:t>
-                  </w:r>
-                  <w:proofErr w:type="spellEnd"/>
-                  <w:r>
-                    <w:rPr>
-                      <w:rFonts w:ascii="Nunito" w:hAnsi="Nunito"/>
-                      <w:sz w:val="18"/>
-                      <w:szCs w:val="18"/>
-                    </w:rPr>
-                    <w:t>}}</w:t>
-                  </w:r>
-                </w:p>
-              </w:tc>
-              <w:tc>
-                <w:tcPr>
-                  <w:tcW w:w="1034" w:type="pct"/>
+                  <w:tcW w:w="1676" w:type="dxa"/>
                   <w:gridSpan w:val="2"/>
                   <w:tcBorders>
                     <w:top w:val="single" w:sz="4" w:space="0" w:color="444444"/>
@@ -536,35 +472,35 @@
                       <w:rFonts w:ascii="Nunito Black" w:hAnsi="Nunito Black"/>
                       <w:b/>
                       <w:bCs/>
-                      <w:sz w:val="18"/>
-                      <w:szCs w:val="18"/>
-                    </w:rPr>
-                  </w:pPr>
-                  <w:r>
-                    <w:rPr>
-                      <w:rFonts w:ascii="Nunito Black" w:hAnsi="Nunito Black"/>
-                      <w:b/>
-                      <w:bCs/>
-                      <w:sz w:val="18"/>
-                      <w:szCs w:val="18"/>
-                    </w:rPr>
-                    <w:t>PAÍS DE ORIGEN:</w:t>
-                  </w:r>
-                </w:p>
-                <w:p>
-                  <w:pPr>
-                    <w:spacing w:line="276" w:lineRule="auto"/>
-                    <w:rPr>
-                      <w:rFonts w:ascii="Nunito" w:hAnsi="Nunito"/>
-                      <w:sz w:val="18"/>
-                      <w:szCs w:val="18"/>
-                    </w:rPr>
-                  </w:pPr>
-                  <w:r>
-                    <w:rPr>
-                      <w:rFonts w:ascii="Nunito" w:hAnsi="Nunito"/>
-                      <w:sz w:val="18"/>
-                      <w:szCs w:val="18"/>
+                      <w:sz w:val="16"/>
+                      <w:szCs w:val="16"/>
+                    </w:rPr>
+                  </w:pPr>
+                  <w:r>
+                    <w:rPr>
+                      <w:rFonts w:ascii="Nunito Black" w:hAnsi="Nunito Black"/>
+                      <w:b/>
+                      <w:bCs/>
+                      <w:sz w:val="16"/>
+                      <w:szCs w:val="16"/>
+                    </w:rPr>
+                    <w:t>ZONA DE CAPTURA:</w:t>
+                  </w:r>
+                </w:p>
+                <w:p>
+                  <w:pPr>
+                    <w:spacing w:line="276" w:lineRule="auto"/>
+                    <w:rPr>
+                      <w:rFonts w:ascii="Nunito" w:hAnsi="Nunito"/>
+                      <w:sz w:val="16"/>
+                      <w:szCs w:val="16"/>
+                    </w:rPr>
+                  </w:pPr>
+                  <w:r>
+                    <w:rPr>
+                      <w:rFonts w:ascii="Nunito" w:hAnsi="Nunito"/>
+                      <w:sz w:val="16"/>
+                      <w:szCs w:val="16"/>
                     </w:rPr>
                     <w:t>{{</w:t>
                   </w:r>
@@ -572,17 +508,17 @@
                   <w:r>
                     <w:rPr>
                       <w:rFonts w:ascii="Nunito" w:hAnsi="Nunito"/>
-                      <w:sz w:val="18"/>
-                      <w:szCs w:val="18"/>
-                    </w:rPr>
-                    <w:t>pais_origen</w:t>
+                      <w:sz w:val="16"/>
+                      <w:szCs w:val="16"/>
+                    </w:rPr>
+                    <w:t>zona_captura</w:t>
                   </w:r>
                   <w:proofErr w:type="spellEnd"/>
                   <w:r>
                     <w:rPr>
                       <w:rFonts w:ascii="Nunito" w:hAnsi="Nunito"/>
-                      <w:sz w:val="18"/>
-                      <w:szCs w:val="18"/>
+                      <w:sz w:val="16"/>
+                      <w:szCs w:val="16"/>
                     </w:rPr>
                     <w:t>}}</w:t>
                   </w:r>
@@ -590,7 +526,77 @@
               </w:tc>
               <w:tc>
                 <w:tcPr>
-                  <w:tcW w:w="1564" w:type="pct"/>
+                  <w:tcW w:w="1678" w:type="dxa"/>
+                  <w:gridSpan w:val="2"/>
+                  <w:tcBorders>
+                    <w:top w:val="single" w:sz="4" w:space="0" w:color="444444"/>
+                    <w:left w:val="single" w:sz="4" w:space="0" w:color="444444"/>
+                    <w:bottom w:val="single" w:sz="4" w:space="0" w:color="444444"/>
+                    <w:right w:val="single" w:sz="4" w:space="0" w:color="444444"/>
+                  </w:tcBorders>
+                </w:tcPr>
+                <w:p>
+                  <w:pPr>
+                    <w:spacing w:line="276" w:lineRule="auto"/>
+                    <w:rPr>
+                      <w:rFonts w:ascii="Nunito Black" w:hAnsi="Nunito Black"/>
+                      <w:b/>
+                      <w:bCs/>
+                      <w:sz w:val="16"/>
+                      <w:szCs w:val="16"/>
+                    </w:rPr>
+                  </w:pPr>
+                  <w:r>
+                    <w:rPr>
+                      <w:rFonts w:ascii="Nunito Black" w:hAnsi="Nunito Black"/>
+                      <w:b/>
+                      <w:bCs/>
+                      <w:sz w:val="16"/>
+                      <w:szCs w:val="16"/>
+                    </w:rPr>
+                    <w:t>PAÍS DE ORIGEN:</w:t>
+                  </w:r>
+                </w:p>
+                <w:p>
+                  <w:pPr>
+                    <w:spacing w:line="276" w:lineRule="auto"/>
+                    <w:rPr>
+                      <w:rFonts w:ascii="Nunito" w:hAnsi="Nunito"/>
+                      <w:sz w:val="16"/>
+                      <w:szCs w:val="16"/>
+                    </w:rPr>
+                  </w:pPr>
+                  <w:r>
+                    <w:rPr>
+                      <w:rFonts w:ascii="Nunito" w:hAnsi="Nunito"/>
+                      <w:sz w:val="16"/>
+                      <w:szCs w:val="16"/>
+                    </w:rPr>
+                    <w:t>{{</w:t>
+                  </w:r>
+                  <w:proofErr w:type="spellStart"/>
+                  <w:r>
+                    <w:rPr>
+                      <w:rFonts w:ascii="Nunito" w:hAnsi="Nunito"/>
+                      <w:sz w:val="16"/>
+                      <w:szCs w:val="16"/>
+                    </w:rPr>
+                    <w:t>pais_origen</w:t>
+                  </w:r>
+                  <w:proofErr w:type="spellEnd"/>
+                  <w:r>
+                    <w:rPr>
+                      <w:rFonts w:ascii="Nunito" w:hAnsi="Nunito"/>
+                      <w:sz w:val="16"/>
+                      <w:szCs w:val="16"/>
+                    </w:rPr>
+                    <w:t>}}</w:t>
+                  </w:r>
+                </w:p>
+              </w:tc>
+              <w:tc>
+                <w:tcPr>
+                  <w:tcW w:w="2540" w:type="dxa"/>
                   <w:gridSpan w:val="2"/>
                   <w:tcBorders>
                     <w:top w:val="single" w:sz="4" w:space="0" w:color="444444"/>
@@ -606,17 +612,17 @@
                       <w:rFonts w:ascii="Nunito Black" w:hAnsi="Nunito Black"/>
                       <w:b/>
                       <w:bCs/>
-                      <w:sz w:val="18"/>
-                      <w:szCs w:val="18"/>
-                    </w:rPr>
-                  </w:pPr>
-                  <w:r>
-                    <w:rPr>
-                      <w:rFonts w:ascii="Nunito Black" w:hAnsi="Nunito Black"/>
-                      <w:b/>
-                      <w:bCs/>
-                      <w:sz w:val="18"/>
-                      <w:szCs w:val="18"/>
+                      <w:sz w:val="16"/>
+                      <w:szCs w:val="16"/>
+                    </w:rPr>
+                  </w:pPr>
+                  <w:r>
+                    <w:rPr>
+                      <w:rFonts w:ascii="Nunito Black" w:hAnsi="Nunito Black"/>
+                      <w:b/>
+                      <w:bCs/>
+                      <w:sz w:val="16"/>
+                      <w:szCs w:val="16"/>
                     </w:rPr>
                     <w:t>ARTE DE PESCA:</w:t>
                   </w:r>
@@ -628,25 +634,25 @@
                       <w:rFonts w:ascii="Nunito Black" w:hAnsi="Nunito Black"/>
                       <w:b/>
                       <w:bCs/>
-                      <w:sz w:val="18"/>
-                      <w:szCs w:val="18"/>
-                    </w:rPr>
-                  </w:pPr>
-                </w:p>
-                <w:p>
-                  <w:pPr>
-                    <w:spacing w:line="276" w:lineRule="auto"/>
-                    <w:rPr>
-                      <w:rFonts w:ascii="Nunito" w:hAnsi="Nunito"/>
-                      <w:sz w:val="18"/>
-                      <w:szCs w:val="18"/>
-                    </w:rPr>
-                  </w:pPr>
-                  <w:r>
-                    <w:rPr>
-                      <w:rFonts w:ascii="Nunito" w:hAnsi="Nunito"/>
-                      <w:sz w:val="18"/>
-                      <w:szCs w:val="18"/>
+                      <w:sz w:val="16"/>
+                      <w:szCs w:val="16"/>
+                    </w:rPr>
+                  </w:pPr>
+                </w:p>
+                <w:p>
+                  <w:pPr>
+                    <w:spacing w:line="276" w:lineRule="auto"/>
+                    <w:rPr>
+                      <w:rFonts w:ascii="Nunito" w:hAnsi="Nunito"/>
+                      <w:sz w:val="16"/>
+                      <w:szCs w:val="16"/>
+                    </w:rPr>
+                  </w:pPr>
+                  <w:r>
+                    <w:rPr>
+                      <w:rFonts w:ascii="Nunito" w:hAnsi="Nunito"/>
+                      <w:sz w:val="16"/>
+                      <w:szCs w:val="16"/>
                     </w:rPr>
                     <w:t>{{</w:t>
                   </w:r>
@@ -654,8 +660,8 @@
                   <w:r>
                     <w:rPr>
                       <w:rFonts w:ascii="Nunito" w:hAnsi="Nunito"/>
-                      <w:sz w:val="18"/>
-                      <w:szCs w:val="18"/>
+                      <w:sz w:val="16"/>
+                      <w:szCs w:val="16"/>
                     </w:rPr>
                     <w:t>arte_pesca</w:t>
                   </w:r>
@@ -663,8 +669,8 @@
                   <w:r>
                     <w:rPr>
                       <w:rFonts w:ascii="Nunito" w:hAnsi="Nunito"/>
-                      <w:sz w:val="18"/>
-                      <w:szCs w:val="18"/>
+                      <w:sz w:val="16"/>
+                      <w:szCs w:val="16"/>
                     </w:rPr>
                     <w:t>}}</w:t>
                   </w:r>
@@ -673,12 +679,12 @@
             </w:tr>
             <w:tr>
               <w:trPr>
-                <w:trHeight w:val="591"/>
+                <w:trHeight w:val="872"/>
               </w:trPr>
               <w:tc>
                 <w:tcPr>
-                  <w:tcW w:w="2413" w:type="pct"/>
-                  <w:gridSpan w:val="3"/>
+                  <w:tcW w:w="3849" w:type="dxa"/>
+                  <w:gridSpan w:val="4"/>
                   <w:tcBorders>
                     <w:top w:val="single" w:sz="4" w:space="0" w:color="444444"/>
                     <w:left w:val="double" w:sz="18" w:space="0" w:color="auto"/>
@@ -749,33 +755,25 @@
                     <w:spacing w:before="120"/>
                     <w:rPr>
                       <w:rFonts w:ascii="Nunito" w:hAnsi="Nunito"/>
-                      <w:sz w:val="18"/>
-                      <w:szCs w:val="18"/>
-                    </w:rPr>
-                  </w:pPr>
-                  <w:r>
-                    <w:rPr>
-                      <w:rFonts w:ascii="Nunito" w:hAnsi="Nunito"/>
-                      <w:sz w:val="16"/>
-                      <w:szCs w:val="16"/>
-                    </w:rPr>
-                    <w:t xml:space="preserve">No volver a congelar. </w:t>
-                  </w:r>
-                  <w:r>
-                    <w:rPr>
-                      <w:rFonts w:ascii="Nunito" w:hAnsi="Nunito"/>
-                      <w:b/>
-                      <w:bCs/>
-                      <w:sz w:val="16"/>
-                      <w:szCs w:val="16"/>
-                    </w:rPr>
-                    <w:t>Conservar entre 0-4ºC</w:t>
+                      <w:sz w:val="16"/>
+                      <w:szCs w:val="16"/>
+                    </w:rPr>
+                  </w:pPr>
+                  <w:r>
+                    <w:rPr>
+                      <w:rFonts w:ascii="Nunito Black" w:hAnsi="Nunito Black"/>
+                      <w:b/>
+                      <w:bCs/>
+                      <w:sz w:val="16"/>
+                      <w:szCs w:val="16"/>
+                    </w:rPr>
+                    <w:t>No volver a congelar. Conservar entre 0-4ºC</w:t>
                   </w:r>
                 </w:p>
               </w:tc>
               <w:tc>
                 <w:tcPr>
-                  <w:tcW w:w="2587" w:type="pct"/>
+                  <w:tcW w:w="4199" w:type="dxa"/>
                   <w:gridSpan w:val="3"/>
                   <w:tcBorders>
                     <w:left w:val="single" w:sz="4" w:space="0" w:color="444444"/>
@@ -789,17 +787,17 @@
                       <w:rFonts w:ascii="Nunito Black" w:hAnsi="Nunito Black"/>
                       <w:b/>
                       <w:bCs/>
-                      <w:sz w:val="18"/>
-                      <w:szCs w:val="18"/>
-                    </w:rPr>
-                  </w:pPr>
-                  <w:r>
-                    <w:rPr>
-                      <w:rFonts w:ascii="Nunito Black" w:hAnsi="Nunito Black"/>
-                      <w:b/>
-                      <w:bCs/>
-                      <w:sz w:val="18"/>
-                      <w:szCs w:val="18"/>
+                      <w:sz w:val="16"/>
+                      <w:szCs w:val="16"/>
+                    </w:rPr>
+                  </w:pPr>
+                  <w:r>
+                    <w:rPr>
+                      <w:rFonts w:ascii="Nunito Black" w:hAnsi="Nunito Black"/>
+                      <w:b/>
+                      <w:bCs/>
+                      <w:sz w:val="16"/>
+                      <w:szCs w:val="16"/>
                     </w:rPr>
                     <w:t>FECHA DE CADUCIDAD:</w:t>
                   </w:r>
@@ -809,15 +807,15 @@
                     <w:spacing w:line="276" w:lineRule="auto"/>
                     <w:rPr>
                       <w:rFonts w:ascii="Nunito" w:hAnsi="Nunito"/>
-                      <w:sz w:val="18"/>
-                      <w:szCs w:val="18"/>
-                    </w:rPr>
-                  </w:pPr>
-                  <w:r>
-                    <w:rPr>
-                      <w:rFonts w:ascii="Nunito" w:hAnsi="Nunito"/>
-                      <w:sz w:val="18"/>
-                      <w:szCs w:val="18"/>
+                      <w:sz w:val="16"/>
+                      <w:szCs w:val="16"/>
+                    </w:rPr>
+                  </w:pPr>
+                  <w:r>
+                    <w:rPr>
+                      <w:rFonts w:ascii="Nunito" w:hAnsi="Nunito"/>
+                      <w:sz w:val="16"/>
+                      <w:szCs w:val="16"/>
                     </w:rPr>
                     <w:t>{{</w:t>
                   </w:r>
@@ -825,8 +823,8 @@
                   <w:r>
                     <w:rPr>
                       <w:rFonts w:ascii="Nunito" w:hAnsi="Nunito"/>
-                      <w:sz w:val="18"/>
-                      <w:szCs w:val="18"/>
+                      <w:sz w:val="16"/>
+                      <w:szCs w:val="16"/>
                     </w:rPr>
                     <w:t>fecha_caducidad</w:t>
                   </w:r>
@@ -834,8 +832,8 @@
                   <w:r>
                     <w:rPr>
                       <w:rFonts w:ascii="Nunito" w:hAnsi="Nunito"/>
-                      <w:sz w:val="18"/>
-                      <w:szCs w:val="18"/>
+                      <w:sz w:val="16"/>
+                      <w:szCs w:val="16"/>
                     </w:rPr>
                     <w:t>}}</w:t>
                   </w:r>
@@ -844,17 +842,17 @@
             </w:tr>
             <w:tr>
               <w:trPr>
-                <w:trHeight w:val="776"/>
+                <w:trHeight w:val="1145"/>
               </w:trPr>
               <w:tc>
                 <w:tcPr>
-                  <w:tcW w:w="3583" w:type="pct"/>
-                  <w:gridSpan w:val="5"/>
+                  <w:tcW w:w="2579" w:type="dxa"/>
+                  <w:gridSpan w:val="2"/>
                   <w:tcBorders>
                     <w:top w:val="single" w:sz="4" w:space="0" w:color="444444"/>
                     <w:left w:val="double" w:sz="18" w:space="0" w:color="auto"/>
                     <w:bottom w:val="double" w:sz="18" w:space="0" w:color="auto"/>
-                    <w:right w:val="single" w:sz="4" w:space="0" w:color="FFFFFF" w:themeColor="background1"/>
+                    <w:right w:val="single" w:sz="4" w:space="0" w:color="444444"/>
                   </w:tcBorders>
                 </w:tcPr>
                 <w:p>
@@ -863,125 +861,136 @@
                       <w:rFonts w:ascii="Nunito Black" w:hAnsi="Nunito Black"/>
                       <w:b/>
                       <w:bCs/>
-                      <w:sz w:val="18"/>
-                      <w:szCs w:val="18"/>
-                    </w:rPr>
-                  </w:pPr>
-                </w:p>
-                <w:p>
-                  <w:pPr>
-                    <w:spacing w:line="276" w:lineRule="auto"/>
-                    <w:rPr>
-                      <w:rFonts w:ascii="Nunito Black" w:hAnsi="Nunito Black"/>
-                      <w:b/>
-                      <w:bCs/>
-                      <w:sz w:val="18"/>
-                      <w:szCs w:val="18"/>
-                    </w:rPr>
-                  </w:pPr>
-                  <w:r>
-                    <w:rPr>
-                      <w:rFonts w:ascii="Nunito Black" w:hAnsi="Nunito Black"/>
-                      <w:b/>
-                      <w:bCs/>
-                      <w:sz w:val="18"/>
-                      <w:szCs w:val="18"/>
-                    </w:rPr>
-                    <w:t>EXPEDIDOR:</w:t>
-                  </w:r>
-                </w:p>
-                <w:p>
-                  <w:pPr>
-                    <w:jc w:val="center"/>
-                    <w:rPr>
-                      <w:rFonts w:ascii="Nunito" w:hAnsi="Nunito"/>
-                      <w:b/>
-                      <w:bCs/>
-                      <w:sz w:val="18"/>
-                      <w:szCs w:val="18"/>
-                    </w:rPr>
-                  </w:pPr>
-                  <w:r>
-                    <w:rPr>
-                      <w:rFonts w:ascii="Nunito" w:hAnsi="Nunito"/>
-                      <w:b/>
-                      <w:bCs/>
-                      <w:sz w:val="18"/>
-                      <w:szCs w:val="18"/>
-                    </w:rPr>
-                    <w:t xml:space="preserve">PESCADOS Y MARISCOS SANTIAGO Y SANTIAGO, S.L. </w:t>
-                  </w:r>
-                </w:p>
-                <w:p>
-                  <w:pPr>
-                    <w:jc w:val="center"/>
-                    <w:rPr>
-                      <w:rFonts w:ascii="Nunito" w:hAnsi="Nunito"/>
-                      <w:b/>
-                      <w:bCs/>
-                      <w:sz w:val="18"/>
-                      <w:szCs w:val="18"/>
-                    </w:rPr>
-                  </w:pPr>
-                  <w:r>
-                    <w:rPr>
-                      <w:rFonts w:ascii="Nunito" w:hAnsi="Nunito"/>
-                      <w:b/>
-                      <w:bCs/>
-                      <w:sz w:val="18"/>
-                      <w:szCs w:val="18"/>
-                    </w:rPr>
-                    <w:t xml:space="preserve">Calle Laguna del Marquesado </w:t>
-                  </w:r>
-                </w:p>
-                <w:p>
-                  <w:pPr>
-                    <w:jc w:val="center"/>
-                    <w:rPr>
-                      <w:rFonts w:ascii="Nunito" w:hAnsi="Nunito"/>
-                      <w:b/>
-                      <w:bCs/>
-                      <w:sz w:val="18"/>
-                      <w:szCs w:val="18"/>
-                    </w:rPr>
-                  </w:pPr>
-                  <w:r>
-                    <w:rPr>
-                      <w:rFonts w:ascii="Nunito" w:hAnsi="Nunito"/>
-                      <w:b/>
-                      <w:bCs/>
-                      <w:sz w:val="18"/>
-                      <w:szCs w:val="18"/>
-                    </w:rPr>
-                    <w:t>nave 43C</w:t>
-                  </w:r>
-                </w:p>
-                <w:p>
-                  <w:pPr>
-                    <w:jc w:val="center"/>
-                    <w:rPr>
-                      <w:rFonts w:ascii="Nunito" w:hAnsi="Nunito"/>
-                      <w:b/>
-                      <w:bCs/>
-                      <w:sz w:val="18"/>
-                      <w:szCs w:val="18"/>
-                    </w:rPr>
-                  </w:pPr>
-                  <w:r>
-                    <w:rPr>
-                      <w:rFonts w:ascii="Nunito" w:hAnsi="Nunito"/>
-                      <w:b/>
-                      <w:bCs/>
-                      <w:sz w:val="18"/>
-                      <w:szCs w:val="18"/>
-                    </w:rPr>
-                    <w:t>28021 Madrid</w:t>
+                      <w:sz w:val="16"/>
+                      <w:szCs w:val="16"/>
+                    </w:rPr>
+                  </w:pPr>
+                  <w:r>
+                    <w:rPr>
+                      <w:rFonts w:ascii="Nunito Black" w:hAnsi="Nunito Black"/>
+                      <w:b/>
+                      <w:bCs/>
+                      <w:sz w:val="16"/>
+                      <w:szCs w:val="16"/>
+                    </w:rPr>
+                    <w:t>PESO NETO:</w:t>
+                  </w:r>
+                </w:p>
+                <w:p>
+                  <w:pPr>
+                    <w:rPr>
+                      <w:rFonts w:ascii="Nunito Black" w:hAnsi="Nunito Black"/>
+                      <w:b/>
+                      <w:bCs/>
+                      <w:sz w:val="16"/>
+                      <w:szCs w:val="16"/>
+                    </w:rPr>
+                  </w:pPr>
+                </w:p>
+                <w:p>
+                  <w:pPr>
+                    <w:rPr>
+                      <w:rFonts w:ascii="Nunito" w:hAnsi="Nunito"/>
+                      <w:b/>
+                      <w:bCs/>
+                      <w:sz w:val="16"/>
+                      <w:szCs w:val="16"/>
+                    </w:rPr>
+                  </w:pPr>
+                  <w:r>
+                    <w:rPr>
+                      <w:rFonts w:ascii="Nunito" w:hAnsi="Nunito"/>
+                      <w:b/>
+                      <w:bCs/>
+                      <w:sz w:val="16"/>
+                      <w:szCs w:val="16"/>
+                    </w:rPr>
+                    <w:t xml:space="preserve"> </w:t>
                   </w:r>
                 </w:p>
               </w:tc>
               <w:tc>
                 <w:tcPr>
-                  <w:tcW w:w="1417" w:type="pct"/>
+                  <w:tcW w:w="3177" w:type="dxa"/>
+                  <w:gridSpan w:val="4"/>
+                  <w:tcBorders>
+                    <w:top w:val="single" w:sz="4" w:space="0" w:color="444444"/>
+                    <w:left w:val="single" w:sz="4" w:space="0" w:color="444444"/>
+                    <w:bottom w:val="double" w:sz="18" w:space="0" w:color="auto"/>
+                    <w:right w:val="single" w:sz="4" w:space="0" w:color="FFFFFF" w:themeColor="background1"/>
+                  </w:tcBorders>
+                  <w:vAlign w:val="center"/>
+                </w:tcPr>
+                <w:p>
+                  <w:pPr>
+                    <w:spacing w:line="276" w:lineRule="auto"/>
+                    <w:rPr>
+                      <w:rFonts w:ascii="Nunito Black" w:hAnsi="Nunito Black"/>
+                      <w:b/>
+                      <w:bCs/>
+                      <w:sz w:val="16"/>
+                      <w:szCs w:val="16"/>
+                    </w:rPr>
+                  </w:pPr>
+                  <w:r>
+                    <w:rPr>
+                      <w:rFonts w:ascii="Nunito Black" w:hAnsi="Nunito Black"/>
+                      <w:b/>
+                      <w:bCs/>
+                      <w:sz w:val="16"/>
+                      <w:szCs w:val="16"/>
+                    </w:rPr>
+                    <w:t>EXPEDIDOR:</w:t>
+                  </w:r>
+                </w:p>
+                <w:p>
+                  <w:pPr>
+                    <w:jc w:val="center"/>
+                    <w:rPr>
+                      <w:rFonts w:ascii="Nunito" w:hAnsi="Nunito"/>
+                      <w:b/>
+                      <w:bCs/>
+                      <w:sz w:val="16"/>
+                      <w:szCs w:val="16"/>
+                    </w:rPr>
+                  </w:pPr>
+                  <w:r>
+                    <w:rPr>
+                      <w:rFonts w:ascii="Nunito" w:hAnsi="Nunito"/>
+                      <w:b/>
+                      <w:bCs/>
+                      <w:sz w:val="16"/>
+                      <w:szCs w:val="16"/>
+                    </w:rPr>
+                    <w:t>PESCADOS Y MARISCOS SANTIAGO Y SANTIAGO, S.L. Calle Laguna del Marquesado nave 43C</w:t>
+                  </w:r>
+                </w:p>
+                <w:p>
+                  <w:pPr>
+                    <w:jc w:val="center"/>
+                    <w:rPr>
+                      <w:rFonts w:ascii="Nunito" w:hAnsi="Nunito"/>
+                      <w:b/>
+                      <w:bCs/>
+                      <w:sz w:val="16"/>
+                      <w:szCs w:val="16"/>
+                    </w:rPr>
+                  </w:pPr>
+                  <w:r>
+                    <w:rPr>
+                      <w:rFonts w:ascii="Nunito" w:hAnsi="Nunito"/>
+                      <w:b/>
+                      <w:bCs/>
+                      <w:sz w:val="16"/>
+                      <w:szCs w:val="16"/>
+                    </w:rPr>
+                    <w:t>28021 Madrid</w:t>
+                  </w:r>
+                </w:p>
+              </w:tc>
+              <w:tc>
+                <w:tcPr>
+                  <w:tcW w:w="2292" w:type="dxa"/>
                   <w:tcBorders>
                     <w:top w:val="single" w:sz="4" w:space="0" w:color="444444"/>
                     <w:left w:val="single" w:sz="4" w:space="0" w:color="FFFFFF" w:themeColor="background1"/>
@@ -994,8 +1003,8 @@
                     <w:jc w:val="center"/>
                     <w:rPr>
                       <w:rFonts w:ascii="Nunito Black" w:hAnsi="Nunito Black"/>
-                      <w:sz w:val="18"/>
-                      <w:szCs w:val="18"/>
+                      <w:sz w:val="16"/>
+                      <w:szCs w:val="16"/>
                     </w:rPr>
                   </w:pPr>
                   <w:r>
@@ -1004,22 +1013,22 @@
                       <w:b/>
                       <w:bCs/>
                       <w:noProof/>
-                      <w:sz w:val="18"/>
-                      <w:szCs w:val="18"/>
+                      <w:sz w:val="16"/>
+                      <w:szCs w:val="16"/>
                     </w:rPr>
                     <mc:AlternateContent>
                       <mc:Choice Requires="wps">
                         <w:drawing>
-                          <wp:anchor distT="0" distB="0" distL="114300" distR="114300" simplePos="0" relativeHeight="251667456" behindDoc="0" locked="0" layoutInCell="1" allowOverlap="1" wp14:anchorId="58463121" wp14:editId="18ED4F44">
+                          <wp:anchor distT="0" distB="0" distL="114300" distR="114300" simplePos="0" relativeHeight="251659264" behindDoc="0" locked="0" layoutInCell="1" allowOverlap="1" wp14:anchorId="3C7F24EF" wp14:editId="75B99C07">
                             <wp:simplePos x="0" y="0"/>
                             <wp:positionH relativeFrom="column">
-                              <wp:posOffset>-203200</wp:posOffset>
+                              <wp:posOffset>-62230</wp:posOffset>
                             </wp:positionH>
                             <wp:positionV relativeFrom="paragraph">
-                              <wp:posOffset>33655</wp:posOffset>
+                              <wp:posOffset>19050</wp:posOffset>
                             </wp:positionV>
-                            <wp:extent cx="1295400" cy="749300"/>
-                            <wp:effectExtent l="0" t="0" r="19050" b="12700"/>
+                            <wp:extent cx="1386840" cy="731520"/>
+                            <wp:effectExtent l="0" t="0" r="22860" b="11430"/>
                             <wp:wrapNone/>
                             <wp:docPr id="16496834" name="Elipse 2"/>
                             <wp:cNvGraphicFramePr/>
@@ -1030,7 +1039,7 @@
                                   <wps:spPr>
                                     <a:xfrm>
                                       <a:off x="0" y="0"/>
-                                      <a:ext cx="1295400" cy="749300"/>
+                                      <a:ext cx="1386840" cy="731520"/>
                                     </a:xfrm>
                                     <a:prstGeom prst="ellipse">
                                       <a:avLst/>
@@ -1055,11 +1064,13 @@
                                     <w:txbxContent>
                                       <w:p>
                                         <w:pPr>
-                                          <w:spacing w:after="0" w:line="240" w:lineRule="auto"/>
+                                          <w:spacing w:after="0" w:line="0" w:lineRule="atLeast"/>
                                           <w:contextualSpacing/>
                                           <w:jc w:val="center"/>
                                           <w:rPr>
                                             <w:rFonts w:ascii="Nunito" w:hAnsi="Nunito"/>
+                                            <w:b/>
+                                            <w:bCs/>
                                             <w:sz w:val="16"/>
                                             <w:szCs w:val="16"/>
                                           </w:rPr>
@@ -1067,6 +1078,8 @@
                                         <w:r>
                                           <w:rPr>
                                             <w:rFonts w:ascii="Nunito" w:hAnsi="Nunito"/>
+                                            <w:b/>
+                                            <w:bCs/>
                                             <w:sz w:val="16"/>
                                             <w:szCs w:val="16"/>
                                           </w:rPr>
@@ -1075,11 +1088,13 @@
                                       </w:p>
                                       <w:p>
                                         <w:pPr>
-                                          <w:spacing w:after="0" w:line="240" w:lineRule="auto"/>
+                                          <w:spacing w:after="0" w:line="0" w:lineRule="atLeast"/>
                                           <w:contextualSpacing/>
                                           <w:jc w:val="center"/>
                                           <w:rPr>
                                             <w:rFonts w:ascii="Nunito" w:hAnsi="Nunito"/>
+                                            <w:b/>
+                                            <w:bCs/>
                                             <w:sz w:val="16"/>
                                             <w:szCs w:val="16"/>
                                           </w:rPr>
@@ -1087,6 +1102,8 @@
                                         <w:r>
                                           <w:rPr>
                                             <w:rFonts w:ascii="Nunito" w:hAnsi="Nunito"/>
+                                            <w:b/>
+                                            <w:bCs/>
                                             <w:sz w:val="16"/>
                                             <w:szCs w:val="16"/>
                                           </w:rPr>
@@ -1095,11 +1112,13 @@
                                       </w:p>
                                       <w:p>
                                         <w:pPr>
-                                          <w:spacing w:after="0" w:line="240" w:lineRule="auto"/>
+                                          <w:spacing w:after="0" w:line="0" w:lineRule="atLeast"/>
                                           <w:contextualSpacing/>
                                           <w:jc w:val="center"/>
                                           <w:rPr>
                                             <w:rFonts w:ascii="Nunito" w:hAnsi="Nunito"/>
+                                            <w:b/>
+                                            <w:bCs/>
                                             <w:sz w:val="16"/>
                                             <w:szCs w:val="16"/>
                                           </w:rPr>
@@ -1107,6 +1126,8 @@
                                         <w:r>
                                           <w:rPr>
                                             <w:rFonts w:ascii="Nunito" w:hAnsi="Nunito"/>
+                                            <w:b/>
+                                            <w:bCs/>
                                             <w:sz w:val="16"/>
                                             <w:szCs w:val="16"/>
                                           </w:rPr>
@@ -1135,17 +1156,19 @@
                       </mc:Choice>
                       <mc:Fallback>
                         <w:pict>
-                          <v:oval w14:anchorId="58463121" id="Elipse 2" o:spid="_x0000_s1026" style="position:absolute;left:0;text-align:left;margin-left:-16pt;margin-top:2.65pt;width:102pt;height:59pt;z-index:251667456;visibility:visible;mso-wrap-style:square;mso-width-percent:0;mso-height-percent:0;mso-wrap-distance-left:9pt;mso-wrap-distance-top:0;mso-wrap-distance-right:9pt;mso-wrap-distance-bottom:0;mso-position-horizontal:absolute;mso-position-horizontal-relative:text;mso-position-vertical:absolute;mso-position-vertical-relative:text;mso-width-percent:0;mso-height-percent:0;mso-width-relative:margin;mso-height-relative:margin;v-text-anchor:middle" o:gfxdata="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" fillcolor="white [3201]" strokecolor="black [3200]" strokeweight="1pt">
+                          <v:oval w14:anchorId="3C7F24EF" id="Elipse 2" o:spid="_x0000_s1026" style="position:absolute;left:0;text-align:left;margin-left:-4.9pt;margin-top:1.5pt;width:109.2pt;height:57.6pt;z-index:251659264;visibility:visible;mso-wrap-style:square;mso-width-percent:0;mso-height-percent:0;mso-wrap-distance-left:9pt;mso-wrap-distance-top:0;mso-wrap-distance-right:9pt;mso-wrap-distance-bottom:0;mso-position-horizontal:absolute;mso-position-horizontal-relative:text;mso-position-vertical:absolute;mso-position-vertical-relative:text;mso-width-percent:0;mso-height-percent:0;mso-width-relative:margin;mso-height-relative:margin;v-text-anchor:middle" o:gfxdata="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" fillcolor="white [3201]" strokecolor="black [3200]" strokeweight="1pt">
                             <v:stroke joinstyle="miter"/>
                             <v:textbox>
                               <w:txbxContent>
                                 <w:p>
                                   <w:pPr>
-                                    <w:spacing w:after="0" w:line="240" w:lineRule="auto"/>
+                                    <w:spacing w:after="0" w:line="0" w:lineRule="atLeast"/>
                                     <w:contextualSpacing/>
                                     <w:jc w:val="center"/>
                                     <w:rPr>
                                       <w:rFonts w:ascii="Nunito" w:hAnsi="Nunito"/>
+                                      <w:b/>
+                                      <w:bCs/>
                                       <w:sz w:val="16"/>
                                       <w:szCs w:val="16"/>
                                     </w:rPr>
@@ -1153,6 +1176,8 @@
                                   <w:r>
                                     <w:rPr>
                                       <w:rFonts w:ascii="Nunito" w:hAnsi="Nunito"/>
+                                      <w:b/>
+                                      <w:bCs/>
                                       <w:sz w:val="16"/>
                                       <w:szCs w:val="16"/>
                                     </w:rPr>
@@ -1161,11 +1186,13 @@
                                 </w:p>
                                 <w:p>
                                   <w:pPr>
-                                    <w:spacing w:after="0" w:line="240" w:lineRule="auto"/>
+                                    <w:spacing w:after="0" w:line="0" w:lineRule="atLeast"/>
                                     <w:contextualSpacing/>
                                     <w:jc w:val="center"/>
                                     <w:rPr>
                                       <w:rFonts w:ascii="Nunito" w:hAnsi="Nunito"/>
+                                      <w:b/>
+                                      <w:bCs/>
                                       <w:sz w:val="16"/>
                                       <w:szCs w:val="16"/>
                                     </w:rPr>
@@ -1173,6 +1200,8 @@
                                   <w:r>
                                     <w:rPr>
                                       <w:rFonts w:ascii="Nunito" w:hAnsi="Nunito"/>
+                                      <w:b/>
+                                      <w:bCs/>
                                       <w:sz w:val="16"/>
                                       <w:szCs w:val="16"/>
                                     </w:rPr>
@@ -1181,11 +1210,13 @@
                                 </w:p>
                                 <w:p>
                                   <w:pPr>
-                                    <w:spacing w:after="0" w:line="240" w:lineRule="auto"/>
+                                    <w:spacing w:after="0" w:line="0" w:lineRule="atLeast"/>
                                     <w:contextualSpacing/>
                                     <w:jc w:val="center"/>
                                     <w:rPr>
                                       <w:rFonts w:ascii="Nunito" w:hAnsi="Nunito"/>
+                                      <w:b/>
+                                      <w:bCs/>
                                       <w:sz w:val="16"/>
                                       <w:szCs w:val="16"/>
                                     </w:rPr>
@@ -1193,6 +1224,8 @@
                                   <w:r>
                                     <w:rPr>
                                       <w:rFonts w:ascii="Nunito" w:hAnsi="Nunito"/>
+                                      <w:b/>
+                                      <w:bCs/>
                                       <w:sz w:val="16"/>
                                       <w:szCs w:val="16"/>
                                     </w:rPr>
@@ -1223,9 +1256,8 @@
           <w:tbl>
             <w:tblPr>
               <w:tblStyle w:val="Tablaconcuadrcula"/>
-              <w:tblpPr w:leftFromText="141" w:rightFromText="141" w:vertAnchor="page" w:horzAnchor="margin" w:tblpXSpec="center" w:tblpY="231"/>
-              <w:tblOverlap w:val="never"/>
-              <w:tblW w:w="4533" w:type="pct"/>
+              <w:tblpPr w:leftFromText="141" w:rightFromText="141" w:tblpX="-494" w:tblpY="-429"/>
+              <w:tblW w:w="8048" w:type="dxa"/>
               <w:tblBorders>
                 <w:top w:val="none" w:sz="0" w:space="0" w:color="auto"/>
                 <w:left w:val="none" w:sz="0" w:space="0" w:color="auto"/>
@@ -1237,21 +1269,22 @@
               <w:tblLook w:val="04A0" w:firstRow="1" w:lastRow="0" w:firstColumn="1" w:lastColumn="0" w:noHBand="0" w:noVBand="1"/>
             </w:tblPr>
             <w:tblGrid>
-              <w:gridCol w:w="1944"/>
-              <w:gridCol w:w="1563"/>
-              <w:gridCol w:w="18"/>
-              <w:gridCol w:w="1494"/>
-              <w:gridCol w:w="215"/>
-              <w:gridCol w:w="2070"/>
+              <w:gridCol w:w="2154"/>
+              <w:gridCol w:w="425"/>
+              <w:gridCol w:w="1251"/>
+              <w:gridCol w:w="19"/>
+              <w:gridCol w:w="1659"/>
+              <w:gridCol w:w="248"/>
+              <w:gridCol w:w="2292"/>
             </w:tblGrid>
             <w:tr>
               <w:trPr>
-                <w:trHeight w:val="478"/>
+                <w:trHeight w:val="706"/>
               </w:trPr>
               <w:tc>
                 <w:tcPr>
-                  <w:tcW w:w="3436" w:type="pct"/>
-                  <w:gridSpan w:val="4"/>
+                  <w:tcW w:w="5508" w:type="dxa"/>
+                  <w:gridSpan w:val="5"/>
                   <w:tcBorders>
                     <w:top w:val="double" w:sz="18" w:space="0" w:color="auto"/>
                     <w:left w:val="double" w:sz="18" w:space="0" w:color="auto"/>
@@ -1266,17 +1299,17 @@
                       <w:rFonts w:ascii="Nunito Black" w:hAnsi="Nunito Black"/>
                       <w:b/>
                       <w:bCs/>
-                      <w:sz w:val="18"/>
-                      <w:szCs w:val="18"/>
-                    </w:rPr>
-                  </w:pPr>
-                  <w:r>
-                    <w:rPr>
-                      <w:rFonts w:ascii="Nunito Black" w:hAnsi="Nunito Black"/>
-                      <w:b/>
-                      <w:bCs/>
-                      <w:sz w:val="18"/>
-                      <w:szCs w:val="18"/>
+                      <w:sz w:val="16"/>
+                      <w:szCs w:val="16"/>
+                    </w:rPr>
+                  </w:pPr>
+                  <w:r>
+                    <w:rPr>
+                      <w:rFonts w:ascii="Nunito Black" w:hAnsi="Nunito Black"/>
+                      <w:b/>
+                      <w:bCs/>
+                      <w:sz w:val="16"/>
+                      <w:szCs w:val="16"/>
                     </w:rPr>
                     <w:t xml:space="preserve">NOMBRE COMERCIAL DE LA ESPECIE: </w:t>
                   </w:r>
@@ -1286,15 +1319,15 @@
                     <w:spacing w:line="276" w:lineRule="auto"/>
                     <w:rPr>
                       <w:rFonts w:ascii="Nunito" w:hAnsi="Nunito"/>
-                      <w:sz w:val="18"/>
-                      <w:szCs w:val="18"/>
-                    </w:rPr>
-                  </w:pPr>
-                  <w:r>
-                    <w:rPr>
-                      <w:rFonts w:ascii="Nunito" w:hAnsi="Nunito"/>
-                      <w:sz w:val="18"/>
-                      <w:szCs w:val="18"/>
+                      <w:sz w:val="16"/>
+                      <w:szCs w:val="16"/>
+                    </w:rPr>
+                  </w:pPr>
+                  <w:r>
+                    <w:rPr>
+                      <w:rFonts w:ascii="Nunito" w:hAnsi="Nunito"/>
+                      <w:sz w:val="16"/>
+                      <w:szCs w:val="16"/>
                     </w:rPr>
                     <w:t>{{</w:t>
                   </w:r>
@@ -1302,8 +1335,8 @@
                   <w:r>
                     <w:rPr>
                       <w:rFonts w:ascii="Nunito" w:hAnsi="Nunito"/>
-                      <w:sz w:val="18"/>
-                      <w:szCs w:val="18"/>
+                      <w:sz w:val="16"/>
+                      <w:szCs w:val="16"/>
                     </w:rPr>
                     <w:t>denominacion_comercial</w:t>
                   </w:r>
@@ -1311,8 +1344,8 @@
                   <w:r>
                     <w:rPr>
                       <w:rFonts w:ascii="Nunito" w:hAnsi="Nunito"/>
-                      <w:sz w:val="18"/>
-                      <w:szCs w:val="18"/>
+                      <w:sz w:val="16"/>
+                      <w:szCs w:val="16"/>
                     </w:rPr>
                     <w:t>}}</w:t>
                   </w:r>
@@ -1320,7 +1353,7 @@
               </w:tc>
               <w:tc>
                 <w:tcPr>
-                  <w:tcW w:w="1564" w:type="pct"/>
+                  <w:tcW w:w="2540" w:type="dxa"/>
                   <w:gridSpan w:val="2"/>
                   <w:vMerge w:val="restart"/>
                   <w:tcBorders>
@@ -1336,17 +1369,17 @@
                       <w:rFonts w:ascii="Nunito Black" w:hAnsi="Nunito Black"/>
                       <w:b/>
                       <w:bCs/>
-                      <w:sz w:val="18"/>
-                      <w:szCs w:val="18"/>
-                    </w:rPr>
-                  </w:pPr>
-                  <w:r>
-                    <w:rPr>
-                      <w:rFonts w:ascii="Nunito Black" w:hAnsi="Nunito Black"/>
-                      <w:b/>
-                      <w:bCs/>
-                      <w:sz w:val="18"/>
-                      <w:szCs w:val="18"/>
+                      <w:sz w:val="16"/>
+                      <w:szCs w:val="16"/>
+                    </w:rPr>
+                  </w:pPr>
+                  <w:r>
+                    <w:rPr>
+                      <w:rFonts w:ascii="Nunito Black" w:hAnsi="Nunito Black"/>
+                      <w:b/>
+                      <w:bCs/>
+                      <w:sz w:val="16"/>
+                      <w:szCs w:val="16"/>
                     </w:rPr>
                     <w:t xml:space="preserve">LOTE: </w:t>
                   </w:r>
@@ -1357,8 +1390,8 @@
                       <w:rFonts w:ascii="Nunito Black" w:hAnsi="Nunito Black"/>
                       <w:b/>
                       <w:bCs/>
-                      <w:sz w:val="18"/>
-                      <w:szCs w:val="18"/>
+                      <w:sz w:val="16"/>
+                      <w:szCs w:val="16"/>
                     </w:rPr>
                   </w:pPr>
                 </w:p>
@@ -1367,15 +1400,19 @@
                     <w:jc w:val="center"/>
                     <w:rPr>
                       <w:rFonts w:ascii="Nunito" w:hAnsi="Nunito"/>
-                      <w:sz w:val="18"/>
-                      <w:szCs w:val="18"/>
-                    </w:rPr>
-                  </w:pPr>
-                  <w:r>
-                    <w:rPr>
-                      <w:rFonts w:ascii="Nunito" w:hAnsi="Nunito"/>
-                      <w:sz w:val="18"/>
-                      <w:szCs w:val="18"/>
+                      <w:b/>
+                      <w:bCs/>
+                      <w:sz w:val="16"/>
+                      <w:szCs w:val="16"/>
+                    </w:rPr>
+                  </w:pPr>
+                  <w:r>
+                    <w:rPr>
+                      <w:rFonts w:ascii="Nunito" w:hAnsi="Nunito"/>
+                      <w:b/>
+                      <w:bCs/>
+                      <w:sz w:val="16"/>
+                      <w:szCs w:val="16"/>
                     </w:rPr>
                     <w:t>{{lote}}</w:t>
                   </w:r>
@@ -1386,8 +1423,8 @@
                       <w:rFonts w:ascii="Nunito Black" w:hAnsi="Nunito Black"/>
                       <w:b/>
                       <w:bCs/>
-                      <w:sz w:val="18"/>
-                      <w:szCs w:val="18"/>
+                      <w:sz w:val="16"/>
+                      <w:szCs w:val="16"/>
                     </w:rPr>
                   </w:pPr>
                 </w:p>
@@ -1395,12 +1432,12 @@
             </w:tr>
             <w:tr>
               <w:trPr>
-                <w:trHeight w:val="471"/>
+                <w:trHeight w:val="697"/>
               </w:trPr>
               <w:tc>
                 <w:tcPr>
-                  <w:tcW w:w="3436" w:type="pct"/>
-                  <w:gridSpan w:val="4"/>
+                  <w:tcW w:w="5508" w:type="dxa"/>
+                  <w:gridSpan w:val="5"/>
                   <w:tcBorders>
                     <w:top w:val="single" w:sz="4" w:space="0" w:color="000000"/>
                     <w:left w:val="double" w:sz="18" w:space="0" w:color="auto"/>
@@ -1416,17 +1453,17 @@
                       <w:rFonts w:ascii="Nunito Black" w:hAnsi="Nunito Black"/>
                       <w:b/>
                       <w:bCs/>
-                      <w:sz w:val="18"/>
-                      <w:szCs w:val="18"/>
-                    </w:rPr>
-                  </w:pPr>
-                  <w:r>
-                    <w:rPr>
-                      <w:rFonts w:ascii="Nunito Black" w:hAnsi="Nunito Black"/>
-                      <w:b/>
-                      <w:bCs/>
-                      <w:sz w:val="18"/>
-                      <w:szCs w:val="18"/>
+                      <w:sz w:val="16"/>
+                      <w:szCs w:val="16"/>
+                    </w:rPr>
+                  </w:pPr>
+                  <w:r>
+                    <w:rPr>
+                      <w:rFonts w:ascii="Nunito Black" w:hAnsi="Nunito Black"/>
+                      <w:b/>
+                      <w:bCs/>
+                      <w:sz w:val="16"/>
+                      <w:szCs w:val="16"/>
                     </w:rPr>
                     <w:t>NOMBRE CIENTÍFICO DE LA ESPECIE:</w:t>
                   </w:r>
@@ -1439,8 +1476,8 @@
                       <w:rFonts w:ascii="Nunito" w:hAnsi="Nunito"/>
                       <w:i/>
                       <w:iCs/>
-                      <w:sz w:val="18"/>
-                      <w:szCs w:val="18"/>
+                      <w:sz w:val="16"/>
+                      <w:szCs w:val="16"/>
                     </w:rPr>
                   </w:pPr>
                   <w:r>
@@ -1448,8 +1485,8 @@
                       <w:rFonts w:ascii="Nunito" w:hAnsi="Nunito"/>
                       <w:i/>
                       <w:iCs/>
-                      <w:sz w:val="18"/>
-                      <w:szCs w:val="18"/>
+                      <w:sz w:val="16"/>
+                      <w:szCs w:val="16"/>
                     </w:rPr>
                     <w:t>{{</w:t>
                   </w:r>
@@ -1459,8 +1496,8 @@
                       <w:rFonts w:ascii="Nunito" w:hAnsi="Nunito"/>
                       <w:i/>
                       <w:iCs/>
-                      <w:sz w:val="18"/>
-                      <w:szCs w:val="18"/>
+                      <w:sz w:val="16"/>
+                      <w:szCs w:val="16"/>
                     </w:rPr>
                     <w:t>nombre_cientifico</w:t>
                   </w:r>
@@ -1470,8 +1507,8 @@
                       <w:rFonts w:ascii="Nunito" w:hAnsi="Nunito"/>
                       <w:i/>
                       <w:iCs/>
-                      <w:sz w:val="18"/>
-                      <w:szCs w:val="18"/>
+                      <w:sz w:val="16"/>
+                      <w:szCs w:val="16"/>
                     </w:rPr>
                     <w:t>}}</w:t>
                   </w:r>
@@ -1479,7 +1516,7 @@
               </w:tc>
               <w:tc>
                 <w:tcPr>
-                  <w:tcW w:w="1564" w:type="pct"/>
+                  <w:tcW w:w="2540" w:type="dxa"/>
                   <w:gridSpan w:val="2"/>
                   <w:vMerge/>
                   <w:tcBorders>
@@ -1494,8 +1531,8 @@
                       <w:rFonts w:ascii="Nunito Black" w:hAnsi="Nunito Black"/>
                       <w:b/>
                       <w:bCs/>
-                      <w:sz w:val="18"/>
-                      <w:szCs w:val="18"/>
+                      <w:sz w:val="16"/>
+                      <w:szCs w:val="16"/>
                     </w:rPr>
                   </w:pPr>
                 </w:p>
@@ -1503,12 +1540,12 @@
             </w:tr>
             <w:tr>
               <w:trPr>
-                <w:trHeight w:val="524"/>
+                <w:trHeight w:val="775"/>
               </w:trPr>
               <w:tc>
                 <w:tcPr>
-                  <w:tcW w:w="5000" w:type="pct"/>
-                  <w:gridSpan w:val="6"/>
+                  <w:tcW w:w="8048" w:type="dxa"/>
+                  <w:gridSpan w:val="7"/>
                   <w:tcBorders>
                     <w:top w:val="single" w:sz="4" w:space="0" w:color="000000"/>
                     <w:left w:val="double" w:sz="18" w:space="0" w:color="auto"/>
@@ -1523,17 +1560,17 @@
                       <w:rFonts w:ascii="Nunito Black" w:hAnsi="Nunito Black"/>
                       <w:b/>
                       <w:bCs/>
-                      <w:sz w:val="18"/>
-                      <w:szCs w:val="18"/>
-                    </w:rPr>
-                  </w:pPr>
-                  <w:r>
-                    <w:rPr>
-                      <w:rFonts w:ascii="Nunito Black" w:hAnsi="Nunito Black"/>
-                      <w:b/>
-                      <w:bCs/>
-                      <w:sz w:val="18"/>
-                      <w:szCs w:val="18"/>
+                      <w:sz w:val="16"/>
+                      <w:szCs w:val="16"/>
+                    </w:rPr>
+                  </w:pPr>
+                  <w:r>
+                    <w:rPr>
+                      <w:rFonts w:ascii="Nunito Black" w:hAnsi="Nunito Black"/>
+                      <w:b/>
+                      <w:bCs/>
+                      <w:sz w:val="16"/>
+                      <w:szCs w:val="16"/>
                     </w:rPr>
                     <w:t>ALÉRGENOS:</w:t>
                   </w:r>
@@ -1545,30 +1582,30 @@
                       <w:rFonts w:ascii="Nunito" w:hAnsi="Nunito"/>
                       <w:b/>
                       <w:bCs/>
-                      <w:sz w:val="18"/>
-                      <w:szCs w:val="18"/>
-                    </w:rPr>
-                  </w:pPr>
-                  <w:r>
-                    <w:rPr>
-                      <w:rFonts w:ascii="Nunito" w:hAnsi="Nunito"/>
-                      <w:b/>
-                      <w:bCs/>
-                      <w:sz w:val="18"/>
-                      <w:szCs w:val="18"/>
-                    </w:rPr>
-                    <w:t>Contiene PESCADO. Puede contener trazas de CRUSTACEOS, MOLUSCOS Y SULFITOS.</w:t>
+                      <w:sz w:val="16"/>
+                      <w:szCs w:val="16"/>
+                    </w:rPr>
+                  </w:pPr>
+                  <w:r>
+                    <w:rPr>
+                      <w:rFonts w:ascii="Nunito" w:hAnsi="Nunito"/>
+                      <w:b/>
+                      <w:bCs/>
+                      <w:sz w:val="16"/>
+                      <w:szCs w:val="16"/>
+                    </w:rPr>
+                    <w:t>Contiene PESCADO. Puede contener trazas de CRUSTACEO, MOLUSCOS Y SULFITOS</w:t>
                   </w:r>
                 </w:p>
               </w:tc>
             </w:tr>
             <w:tr>
               <w:trPr>
-                <w:trHeight w:val="831"/>
+                <w:trHeight w:val="1227"/>
               </w:trPr>
               <w:tc>
                 <w:tcPr>
-                  <w:tcW w:w="1331" w:type="pct"/>
+                  <w:tcW w:w="2154" w:type="dxa"/>
                   <w:tcBorders>
                     <w:top w:val="single" w:sz="4" w:space="0" w:color="444444"/>
                     <w:left w:val="double" w:sz="18" w:space="0" w:color="auto"/>
@@ -1583,17 +1620,17 @@
                       <w:rFonts w:ascii="Nunito Black" w:hAnsi="Nunito Black"/>
                       <w:b/>
                       <w:bCs/>
-                      <w:sz w:val="18"/>
-                      <w:szCs w:val="18"/>
-                    </w:rPr>
-                  </w:pPr>
-                  <w:r>
-                    <w:rPr>
-                      <w:rFonts w:ascii="Nunito Black" w:hAnsi="Nunito Black"/>
-                      <w:b/>
-                      <w:bCs/>
-                      <w:sz w:val="18"/>
-                      <w:szCs w:val="18"/>
+                      <w:sz w:val="16"/>
+                      <w:szCs w:val="16"/>
+                    </w:rPr>
+                  </w:pPr>
+                  <w:r>
+                    <w:rPr>
+                      <w:rFonts w:ascii="Nunito Black" w:hAnsi="Nunito Black"/>
+                      <w:b/>
+                      <w:bCs/>
+                      <w:sz w:val="16"/>
+                      <w:szCs w:val="16"/>
                     </w:rPr>
                     <w:t>MÉTODO DE PRODUCCIÓN:</w:t>
                   </w:r>
@@ -1603,15 +1640,15 @@
                     <w:spacing w:line="276" w:lineRule="auto"/>
                     <w:rPr>
                       <w:rFonts w:ascii="Nunito" w:hAnsi="Nunito"/>
-                      <w:sz w:val="18"/>
-                      <w:szCs w:val="18"/>
-                    </w:rPr>
-                  </w:pPr>
-                  <w:r>
-                    <w:rPr>
-                      <w:rFonts w:ascii="Nunito" w:hAnsi="Nunito"/>
-                      <w:sz w:val="18"/>
-                      <w:szCs w:val="18"/>
+                      <w:sz w:val="16"/>
+                      <w:szCs w:val="16"/>
+                    </w:rPr>
+                  </w:pPr>
+                  <w:r>
+                    <w:rPr>
+                      <w:rFonts w:ascii="Nunito" w:hAnsi="Nunito"/>
+                      <w:sz w:val="16"/>
+                      <w:szCs w:val="16"/>
                     </w:rPr>
                     <w:t>{{</w:t>
                   </w:r>
@@ -1619,8 +1656,8 @@
                   <w:r>
                     <w:rPr>
                       <w:rFonts w:ascii="Nunito" w:hAnsi="Nunito"/>
-                      <w:sz w:val="18"/>
-                      <w:szCs w:val="18"/>
+                      <w:sz w:val="16"/>
+                      <w:szCs w:val="16"/>
                     </w:rPr>
                     <w:t>forma_captura</w:t>
                   </w:r>
@@ -1628,8 +1665,8 @@
                   <w:r>
                     <w:rPr>
                       <w:rFonts w:ascii="Nunito" w:hAnsi="Nunito"/>
-                      <w:sz w:val="18"/>
-                      <w:szCs w:val="18"/>
+                      <w:sz w:val="16"/>
+                      <w:szCs w:val="16"/>
                     </w:rPr>
                     <w:t>}}</w:t>
                   </w:r>
@@ -1637,76 +1674,7 @@
               </w:tc>
               <w:tc>
                 <w:tcPr>
-                  <w:tcW w:w="1070" w:type="pct"/>
-                  <w:tcBorders>
-                    <w:top w:val="single" w:sz="4" w:space="0" w:color="444444"/>
-                    <w:left w:val="single" w:sz="4" w:space="0" w:color="444444"/>
-                    <w:bottom w:val="single" w:sz="4" w:space="0" w:color="444444"/>
-                    <w:right w:val="single" w:sz="4" w:space="0" w:color="444444"/>
-                  </w:tcBorders>
-                </w:tcPr>
-                <w:p>
-                  <w:pPr>
-                    <w:spacing w:line="276" w:lineRule="auto"/>
-                    <w:rPr>
-                      <w:rFonts w:ascii="Nunito Black" w:hAnsi="Nunito Black"/>
-                      <w:b/>
-                      <w:bCs/>
-                      <w:sz w:val="18"/>
-                      <w:szCs w:val="18"/>
-                    </w:rPr>
-                  </w:pPr>
-                  <w:r>
-                    <w:rPr>
-                      <w:rFonts w:ascii="Nunito Black" w:hAnsi="Nunito Black"/>
-                      <w:b/>
-                      <w:bCs/>
-                      <w:sz w:val="18"/>
-                      <w:szCs w:val="18"/>
-                    </w:rPr>
-                    <w:t>ZONA DE CAPTURA:</w:t>
-                  </w:r>
-                </w:p>
-                <w:p>
-                  <w:pPr>
-                    <w:spacing w:line="276" w:lineRule="auto"/>
-                    <w:rPr>
-                      <w:rFonts w:ascii="Nunito" w:hAnsi="Nunito"/>
-                      <w:sz w:val="18"/>
-                      <w:szCs w:val="18"/>
-                    </w:rPr>
-                  </w:pPr>
-                  <w:r>
-                    <w:rPr>
-                      <w:rFonts w:ascii="Nunito" w:hAnsi="Nunito"/>
-                      <w:sz w:val="18"/>
-                      <w:szCs w:val="18"/>
-                    </w:rPr>
-                    <w:t>{{</w:t>
-                  </w:r>
-                  <w:proofErr w:type="spellStart"/>
-                  <w:r>
-                    <w:rPr>
-                      <w:rFonts w:ascii="Nunito" w:hAnsi="Nunito"/>
-                      <w:sz w:val="18"/>
-                      <w:szCs w:val="18"/>
-                    </w:rPr>
-                    <w:t>zona_captura</w:t>
-                  </w:r>
-                  <w:proofErr w:type="spellEnd"/>
-                  <w:r>
-                    <w:rPr>
-                      <w:rFonts w:ascii="Nunito" w:hAnsi="Nunito"/>
-                      <w:sz w:val="18"/>
-                      <w:szCs w:val="18"/>
-                    </w:rPr>
-                    <w:t>}}</w:t>
-                  </w:r>
-                </w:p>
-              </w:tc>
-              <w:tc>
-                <w:tcPr>
-                  <w:tcW w:w="1034" w:type="pct"/>
+                  <w:tcW w:w="1676" w:type="dxa"/>
                   <w:gridSpan w:val="2"/>
                   <w:tcBorders>
                     <w:top w:val="single" w:sz="4" w:space="0" w:color="444444"/>
@@ -1722,35 +1690,35 @@
                       <w:rFonts w:ascii="Nunito Black" w:hAnsi="Nunito Black"/>
                       <w:b/>
                       <w:bCs/>
-                      <w:sz w:val="18"/>
-                      <w:szCs w:val="18"/>
-                    </w:rPr>
-                  </w:pPr>
-                  <w:r>
-                    <w:rPr>
-                      <w:rFonts w:ascii="Nunito Black" w:hAnsi="Nunito Black"/>
-                      <w:b/>
-                      <w:bCs/>
-                      <w:sz w:val="18"/>
-                      <w:szCs w:val="18"/>
-                    </w:rPr>
-                    <w:t>PAÍS DE ORIGEN:</w:t>
-                  </w:r>
-                </w:p>
-                <w:p>
-                  <w:pPr>
-                    <w:spacing w:line="276" w:lineRule="auto"/>
-                    <w:rPr>
-                      <w:rFonts w:ascii="Nunito" w:hAnsi="Nunito"/>
-                      <w:sz w:val="18"/>
-                      <w:szCs w:val="18"/>
-                    </w:rPr>
-                  </w:pPr>
-                  <w:r>
-                    <w:rPr>
-                      <w:rFonts w:ascii="Nunito" w:hAnsi="Nunito"/>
-                      <w:sz w:val="18"/>
-                      <w:szCs w:val="18"/>
+                      <w:sz w:val="16"/>
+                      <w:szCs w:val="16"/>
+                    </w:rPr>
+                  </w:pPr>
+                  <w:r>
+                    <w:rPr>
+                      <w:rFonts w:ascii="Nunito Black" w:hAnsi="Nunito Black"/>
+                      <w:b/>
+                      <w:bCs/>
+                      <w:sz w:val="16"/>
+                      <w:szCs w:val="16"/>
+                    </w:rPr>
+                    <w:t>ZONA DE CAPTURA:</w:t>
+                  </w:r>
+                </w:p>
+                <w:p>
+                  <w:pPr>
+                    <w:spacing w:line="276" w:lineRule="auto"/>
+                    <w:rPr>
+                      <w:rFonts w:ascii="Nunito" w:hAnsi="Nunito"/>
+                      <w:sz w:val="16"/>
+                      <w:szCs w:val="16"/>
+                    </w:rPr>
+                  </w:pPr>
+                  <w:r>
+                    <w:rPr>
+                      <w:rFonts w:ascii="Nunito" w:hAnsi="Nunito"/>
+                      <w:sz w:val="16"/>
+                      <w:szCs w:val="16"/>
                     </w:rPr>
                     <w:t>{{</w:t>
                   </w:r>
@@ -1758,17 +1726,17 @@
                   <w:r>
                     <w:rPr>
                       <w:rFonts w:ascii="Nunito" w:hAnsi="Nunito"/>
-                      <w:sz w:val="18"/>
-                      <w:szCs w:val="18"/>
-                    </w:rPr>
-                    <w:t>pais_origen</w:t>
+                      <w:sz w:val="16"/>
+                      <w:szCs w:val="16"/>
+                    </w:rPr>
+                    <w:t>zona_captura</w:t>
                   </w:r>
                   <w:proofErr w:type="spellEnd"/>
                   <w:r>
                     <w:rPr>
                       <w:rFonts w:ascii="Nunito" w:hAnsi="Nunito"/>
-                      <w:sz w:val="18"/>
-                      <w:szCs w:val="18"/>
+                      <w:sz w:val="16"/>
+                      <w:szCs w:val="16"/>
                     </w:rPr>
                     <w:t>}}</w:t>
                   </w:r>
@@ -1776,7 +1744,77 @@
               </w:tc>
               <w:tc>
                 <w:tcPr>
-                  <w:tcW w:w="1564" w:type="pct"/>
+                  <w:tcW w:w="1677" w:type="dxa"/>
+                  <w:gridSpan w:val="2"/>
+                  <w:tcBorders>
+                    <w:top w:val="single" w:sz="4" w:space="0" w:color="444444"/>
+                    <w:left w:val="single" w:sz="4" w:space="0" w:color="444444"/>
+                    <w:bottom w:val="single" w:sz="4" w:space="0" w:color="444444"/>
+                    <w:right w:val="single" w:sz="4" w:space="0" w:color="444444"/>
+                  </w:tcBorders>
+                </w:tcPr>
+                <w:p>
+                  <w:pPr>
+                    <w:spacing w:line="276" w:lineRule="auto"/>
+                    <w:rPr>
+                      <w:rFonts w:ascii="Nunito Black" w:hAnsi="Nunito Black"/>
+                      <w:b/>
+                      <w:bCs/>
+                      <w:sz w:val="16"/>
+                      <w:szCs w:val="16"/>
+                    </w:rPr>
+                  </w:pPr>
+                  <w:r>
+                    <w:rPr>
+                      <w:rFonts w:ascii="Nunito Black" w:hAnsi="Nunito Black"/>
+                      <w:b/>
+                      <w:bCs/>
+                      <w:sz w:val="16"/>
+                      <w:szCs w:val="16"/>
+                    </w:rPr>
+                    <w:t>PAÍS DE ORIGEN:</w:t>
+                  </w:r>
+                </w:p>
+                <w:p>
+                  <w:pPr>
+                    <w:spacing w:line="276" w:lineRule="auto"/>
+                    <w:rPr>
+                      <w:rFonts w:ascii="Nunito" w:hAnsi="Nunito"/>
+                      <w:sz w:val="16"/>
+                      <w:szCs w:val="16"/>
+                    </w:rPr>
+                  </w:pPr>
+                  <w:r>
+                    <w:rPr>
+                      <w:rFonts w:ascii="Nunito" w:hAnsi="Nunito"/>
+                      <w:sz w:val="16"/>
+                      <w:szCs w:val="16"/>
+                    </w:rPr>
+                    <w:t>{{</w:t>
+                  </w:r>
+                  <w:proofErr w:type="spellStart"/>
+                  <w:r>
+                    <w:rPr>
+                      <w:rFonts w:ascii="Nunito" w:hAnsi="Nunito"/>
+                      <w:sz w:val="16"/>
+                      <w:szCs w:val="16"/>
+                    </w:rPr>
+                    <w:t>pais_origen</w:t>
+                  </w:r>
+                  <w:proofErr w:type="spellEnd"/>
+                  <w:r>
+                    <w:rPr>
+                      <w:rFonts w:ascii="Nunito" w:hAnsi="Nunito"/>
+                      <w:sz w:val="16"/>
+                      <w:szCs w:val="16"/>
+                    </w:rPr>
+                    <w:t>}}</w:t>
+                  </w:r>
+                </w:p>
+              </w:tc>
+              <w:tc>
+                <w:tcPr>
+                  <w:tcW w:w="2540" w:type="dxa"/>
                   <w:gridSpan w:val="2"/>
                   <w:tcBorders>
                     <w:top w:val="single" w:sz="4" w:space="0" w:color="444444"/>
@@ -1792,17 +1830,17 @@
                       <w:rFonts w:ascii="Nunito Black" w:hAnsi="Nunito Black"/>
                       <w:b/>
                       <w:bCs/>
-                      <w:sz w:val="18"/>
-                      <w:szCs w:val="18"/>
-                    </w:rPr>
-                  </w:pPr>
-                  <w:r>
-                    <w:rPr>
-                      <w:rFonts w:ascii="Nunito Black" w:hAnsi="Nunito Black"/>
-                      <w:b/>
-                      <w:bCs/>
-                      <w:sz w:val="18"/>
-                      <w:szCs w:val="18"/>
+                      <w:sz w:val="16"/>
+                      <w:szCs w:val="16"/>
+                    </w:rPr>
+                  </w:pPr>
+                  <w:r>
+                    <w:rPr>
+                      <w:rFonts w:ascii="Nunito Black" w:hAnsi="Nunito Black"/>
+                      <w:b/>
+                      <w:bCs/>
+                      <w:sz w:val="16"/>
+                      <w:szCs w:val="16"/>
                     </w:rPr>
                     <w:t>ARTE DE PESCA:</w:t>
                   </w:r>
@@ -1814,25 +1852,25 @@
                       <w:rFonts w:ascii="Nunito Black" w:hAnsi="Nunito Black"/>
                       <w:b/>
                       <w:bCs/>
-                      <w:sz w:val="18"/>
-                      <w:szCs w:val="18"/>
-                    </w:rPr>
-                  </w:pPr>
-                </w:p>
-                <w:p>
-                  <w:pPr>
-                    <w:spacing w:line="276" w:lineRule="auto"/>
-                    <w:rPr>
-                      <w:rFonts w:ascii="Nunito" w:hAnsi="Nunito"/>
-                      <w:sz w:val="18"/>
-                      <w:szCs w:val="18"/>
-                    </w:rPr>
-                  </w:pPr>
-                  <w:r>
-                    <w:rPr>
-                      <w:rFonts w:ascii="Nunito" w:hAnsi="Nunito"/>
-                      <w:sz w:val="18"/>
-                      <w:szCs w:val="18"/>
+                      <w:sz w:val="16"/>
+                      <w:szCs w:val="16"/>
+                    </w:rPr>
+                  </w:pPr>
+                </w:p>
+                <w:p>
+                  <w:pPr>
+                    <w:spacing w:line="276" w:lineRule="auto"/>
+                    <w:rPr>
+                      <w:rFonts w:ascii="Nunito" w:hAnsi="Nunito"/>
+                      <w:sz w:val="16"/>
+                      <w:szCs w:val="16"/>
+                    </w:rPr>
+                  </w:pPr>
+                  <w:r>
+                    <w:rPr>
+                      <w:rFonts w:ascii="Nunito" w:hAnsi="Nunito"/>
+                      <w:sz w:val="16"/>
+                      <w:szCs w:val="16"/>
                     </w:rPr>
                     <w:t>{{</w:t>
                   </w:r>
@@ -1840,8 +1878,8 @@
                   <w:r>
                     <w:rPr>
                       <w:rFonts w:ascii="Nunito" w:hAnsi="Nunito"/>
-                      <w:sz w:val="18"/>
-                      <w:szCs w:val="18"/>
+                      <w:sz w:val="16"/>
+                      <w:szCs w:val="16"/>
                     </w:rPr>
                     <w:t>arte_pesca</w:t>
                   </w:r>
@@ -1849,8 +1887,8 @@
                   <w:r>
                     <w:rPr>
                       <w:rFonts w:ascii="Nunito" w:hAnsi="Nunito"/>
-                      <w:sz w:val="18"/>
-                      <w:szCs w:val="18"/>
+                      <w:sz w:val="16"/>
+                      <w:szCs w:val="16"/>
                     </w:rPr>
                     <w:t>}}</w:t>
                   </w:r>
@@ -1859,12 +1897,12 @@
             </w:tr>
             <w:tr>
               <w:trPr>
-                <w:trHeight w:val="591"/>
+                <w:trHeight w:val="872"/>
               </w:trPr>
               <w:tc>
                 <w:tcPr>
-                  <w:tcW w:w="2413" w:type="pct"/>
-                  <w:gridSpan w:val="3"/>
+                  <w:tcW w:w="3849" w:type="dxa"/>
+                  <w:gridSpan w:val="4"/>
                   <w:tcBorders>
                     <w:top w:val="single" w:sz="4" w:space="0" w:color="444444"/>
                     <w:left w:val="double" w:sz="18" w:space="0" w:color="auto"/>
@@ -1935,33 +1973,25 @@
                     <w:spacing w:before="120"/>
                     <w:rPr>
                       <w:rFonts w:ascii="Nunito" w:hAnsi="Nunito"/>
-                      <w:sz w:val="18"/>
-                      <w:szCs w:val="18"/>
-                    </w:rPr>
-                  </w:pPr>
-                  <w:r>
-                    <w:rPr>
-                      <w:rFonts w:ascii="Nunito" w:hAnsi="Nunito"/>
-                      <w:sz w:val="16"/>
-                      <w:szCs w:val="16"/>
-                    </w:rPr>
-                    <w:t xml:space="preserve">No volver a congelar. </w:t>
-                  </w:r>
-                  <w:r>
-                    <w:rPr>
-                      <w:rFonts w:ascii="Nunito" w:hAnsi="Nunito"/>
-                      <w:b/>
-                      <w:bCs/>
-                      <w:sz w:val="16"/>
-                      <w:szCs w:val="16"/>
-                    </w:rPr>
-                    <w:t>Conservar entre 0-4ºC</w:t>
+                      <w:sz w:val="16"/>
+                      <w:szCs w:val="16"/>
+                    </w:rPr>
+                  </w:pPr>
+                  <w:r>
+                    <w:rPr>
+                      <w:rFonts w:ascii="Nunito Black" w:hAnsi="Nunito Black"/>
+                      <w:b/>
+                      <w:bCs/>
+                      <w:sz w:val="16"/>
+                      <w:szCs w:val="16"/>
+                    </w:rPr>
+                    <w:t>No volver a congelar. Conservar entre 0-4ºC</w:t>
                   </w:r>
                 </w:p>
               </w:tc>
               <w:tc>
                 <w:tcPr>
-                  <w:tcW w:w="2587" w:type="pct"/>
+                  <w:tcW w:w="4198" w:type="dxa"/>
                   <w:gridSpan w:val="3"/>
                   <w:tcBorders>
                     <w:left w:val="single" w:sz="4" w:space="0" w:color="444444"/>
@@ -1975,17 +2005,17 @@
                       <w:rFonts w:ascii="Nunito Black" w:hAnsi="Nunito Black"/>
                       <w:b/>
                       <w:bCs/>
-                      <w:sz w:val="18"/>
-                      <w:szCs w:val="18"/>
-                    </w:rPr>
-                  </w:pPr>
-                  <w:r>
-                    <w:rPr>
-                      <w:rFonts w:ascii="Nunito Black" w:hAnsi="Nunito Black"/>
-                      <w:b/>
-                      <w:bCs/>
-                      <w:sz w:val="18"/>
-                      <w:szCs w:val="18"/>
+                      <w:sz w:val="16"/>
+                      <w:szCs w:val="16"/>
+                    </w:rPr>
+                  </w:pPr>
+                  <w:r>
+                    <w:rPr>
+                      <w:rFonts w:ascii="Nunito Black" w:hAnsi="Nunito Black"/>
+                      <w:b/>
+                      <w:bCs/>
+                      <w:sz w:val="16"/>
+                      <w:szCs w:val="16"/>
                     </w:rPr>
                     <w:t>FECHA DE CADUCIDAD:</w:t>
                   </w:r>
@@ -1995,15 +2025,15 @@
                     <w:spacing w:line="276" w:lineRule="auto"/>
                     <w:rPr>
                       <w:rFonts w:ascii="Nunito" w:hAnsi="Nunito"/>
-                      <w:sz w:val="18"/>
-                      <w:szCs w:val="18"/>
-                    </w:rPr>
-                  </w:pPr>
-                  <w:r>
-                    <w:rPr>
-                      <w:rFonts w:ascii="Nunito" w:hAnsi="Nunito"/>
-                      <w:sz w:val="18"/>
-                      <w:szCs w:val="18"/>
+                      <w:sz w:val="16"/>
+                      <w:szCs w:val="16"/>
+                    </w:rPr>
+                  </w:pPr>
+                  <w:r>
+                    <w:rPr>
+                      <w:rFonts w:ascii="Nunito" w:hAnsi="Nunito"/>
+                      <w:sz w:val="16"/>
+                      <w:szCs w:val="16"/>
                     </w:rPr>
                     <w:t>{{</w:t>
                   </w:r>
@@ -2011,8 +2041,8 @@
                   <w:r>
                     <w:rPr>
                       <w:rFonts w:ascii="Nunito" w:hAnsi="Nunito"/>
-                      <w:sz w:val="18"/>
-                      <w:szCs w:val="18"/>
+                      <w:sz w:val="16"/>
+                      <w:szCs w:val="16"/>
                     </w:rPr>
                     <w:t>fecha_caducidad</w:t>
                   </w:r>
@@ -2020,8 +2050,8 @@
                   <w:r>
                     <w:rPr>
                       <w:rFonts w:ascii="Nunito" w:hAnsi="Nunito"/>
-                      <w:sz w:val="18"/>
-                      <w:szCs w:val="18"/>
+                      <w:sz w:val="16"/>
+                      <w:szCs w:val="16"/>
                     </w:rPr>
                     <w:t>}}</w:t>
                   </w:r>
@@ -2030,17 +2060,17 @@
             </w:tr>
             <w:tr>
               <w:trPr>
-                <w:trHeight w:val="776"/>
+                <w:trHeight w:val="1145"/>
               </w:trPr>
               <w:tc>
                 <w:tcPr>
-                  <w:tcW w:w="3583" w:type="pct"/>
-                  <w:gridSpan w:val="5"/>
+                  <w:tcW w:w="2579" w:type="dxa"/>
+                  <w:gridSpan w:val="2"/>
                   <w:tcBorders>
                     <w:top w:val="single" w:sz="4" w:space="0" w:color="444444"/>
                     <w:left w:val="double" w:sz="18" w:space="0" w:color="auto"/>
                     <w:bottom w:val="double" w:sz="18" w:space="0" w:color="auto"/>
-                    <w:right w:val="single" w:sz="4" w:space="0" w:color="FFFFFF" w:themeColor="background1"/>
+                    <w:right w:val="single" w:sz="4" w:space="0" w:color="444444"/>
                   </w:tcBorders>
                 </w:tcPr>
                 <w:p>
@@ -2049,125 +2079,136 @@
                       <w:rFonts w:ascii="Nunito Black" w:hAnsi="Nunito Black"/>
                       <w:b/>
                       <w:bCs/>
-                      <w:sz w:val="18"/>
-                      <w:szCs w:val="18"/>
-                    </w:rPr>
-                  </w:pPr>
-                </w:p>
-                <w:p>
-                  <w:pPr>
-                    <w:spacing w:line="276" w:lineRule="auto"/>
-                    <w:rPr>
-                      <w:rFonts w:ascii="Nunito Black" w:hAnsi="Nunito Black"/>
-                      <w:b/>
-                      <w:bCs/>
-                      <w:sz w:val="18"/>
-                      <w:szCs w:val="18"/>
-                    </w:rPr>
-                  </w:pPr>
-                  <w:r>
-                    <w:rPr>
-                      <w:rFonts w:ascii="Nunito Black" w:hAnsi="Nunito Black"/>
-                      <w:b/>
-                      <w:bCs/>
-                      <w:sz w:val="18"/>
-                      <w:szCs w:val="18"/>
-                    </w:rPr>
-                    <w:t>EXPEDIDOR:</w:t>
-                  </w:r>
-                </w:p>
-                <w:p>
-                  <w:pPr>
-                    <w:jc w:val="center"/>
-                    <w:rPr>
-                      <w:rFonts w:ascii="Nunito" w:hAnsi="Nunito"/>
-                      <w:b/>
-                      <w:bCs/>
-                      <w:sz w:val="18"/>
-                      <w:szCs w:val="18"/>
-                    </w:rPr>
-                  </w:pPr>
-                  <w:r>
-                    <w:rPr>
-                      <w:rFonts w:ascii="Nunito" w:hAnsi="Nunito"/>
-                      <w:b/>
-                      <w:bCs/>
-                      <w:sz w:val="18"/>
-                      <w:szCs w:val="18"/>
-                    </w:rPr>
-                    <w:t xml:space="preserve">PESCADOS Y MARISCOS SANTIAGO Y SANTIAGO, S.L. </w:t>
-                  </w:r>
-                </w:p>
-                <w:p>
-                  <w:pPr>
-                    <w:jc w:val="center"/>
-                    <w:rPr>
-                      <w:rFonts w:ascii="Nunito" w:hAnsi="Nunito"/>
-                      <w:b/>
-                      <w:bCs/>
-                      <w:sz w:val="18"/>
-                      <w:szCs w:val="18"/>
-                    </w:rPr>
-                  </w:pPr>
-                  <w:r>
-                    <w:rPr>
-                      <w:rFonts w:ascii="Nunito" w:hAnsi="Nunito"/>
-                      <w:b/>
-                      <w:bCs/>
-                      <w:sz w:val="18"/>
-                      <w:szCs w:val="18"/>
-                    </w:rPr>
-                    <w:t xml:space="preserve">Calle Laguna del Marquesado </w:t>
-                  </w:r>
-                </w:p>
-                <w:p>
-                  <w:pPr>
-                    <w:jc w:val="center"/>
-                    <w:rPr>
-                      <w:rFonts w:ascii="Nunito" w:hAnsi="Nunito"/>
-                      <w:b/>
-                      <w:bCs/>
-                      <w:sz w:val="18"/>
-                      <w:szCs w:val="18"/>
-                    </w:rPr>
-                  </w:pPr>
-                  <w:r>
-                    <w:rPr>
-                      <w:rFonts w:ascii="Nunito" w:hAnsi="Nunito"/>
-                      <w:b/>
-                      <w:bCs/>
-                      <w:sz w:val="18"/>
-                      <w:szCs w:val="18"/>
-                    </w:rPr>
-                    <w:t>nave 43C</w:t>
-                  </w:r>
-                </w:p>
-                <w:p>
-                  <w:pPr>
-                    <w:jc w:val="center"/>
-                    <w:rPr>
-                      <w:rFonts w:ascii="Nunito" w:hAnsi="Nunito"/>
-                      <w:b/>
-                      <w:bCs/>
-                      <w:sz w:val="18"/>
-                      <w:szCs w:val="18"/>
-                    </w:rPr>
-                  </w:pPr>
-                  <w:r>
-                    <w:rPr>
-                      <w:rFonts w:ascii="Nunito" w:hAnsi="Nunito"/>
-                      <w:b/>
-                      <w:bCs/>
-                      <w:sz w:val="18"/>
-                      <w:szCs w:val="18"/>
-                    </w:rPr>
-                    <w:t>28021 Madrid</w:t>
+                      <w:sz w:val="16"/>
+                      <w:szCs w:val="16"/>
+                    </w:rPr>
+                  </w:pPr>
+                  <w:r>
+                    <w:rPr>
+                      <w:rFonts w:ascii="Nunito Black" w:hAnsi="Nunito Black"/>
+                      <w:b/>
+                      <w:bCs/>
+                      <w:sz w:val="16"/>
+                      <w:szCs w:val="16"/>
+                    </w:rPr>
+                    <w:t>PESO NETO:</w:t>
+                  </w:r>
+                </w:p>
+                <w:p>
+                  <w:pPr>
+                    <w:rPr>
+                      <w:rFonts w:ascii="Nunito Black" w:hAnsi="Nunito Black"/>
+                      <w:b/>
+                      <w:bCs/>
+                      <w:sz w:val="16"/>
+                      <w:szCs w:val="16"/>
+                    </w:rPr>
+                  </w:pPr>
+                </w:p>
+                <w:p>
+                  <w:pPr>
+                    <w:rPr>
+                      <w:rFonts w:ascii="Nunito" w:hAnsi="Nunito"/>
+                      <w:b/>
+                      <w:bCs/>
+                      <w:sz w:val="16"/>
+                      <w:szCs w:val="16"/>
+                    </w:rPr>
+                  </w:pPr>
+                  <w:r>
+                    <w:rPr>
+                      <w:rFonts w:ascii="Nunito" w:hAnsi="Nunito"/>
+                      <w:b/>
+                      <w:bCs/>
+                      <w:sz w:val="16"/>
+                      <w:szCs w:val="16"/>
+                    </w:rPr>
+                    <w:t xml:space="preserve"> </w:t>
                   </w:r>
                 </w:p>
               </w:tc>
               <w:tc>
                 <w:tcPr>
-                  <w:tcW w:w="1417" w:type="pct"/>
+                  <w:tcW w:w="3177" w:type="dxa"/>
+                  <w:gridSpan w:val="4"/>
+                  <w:tcBorders>
+                    <w:top w:val="single" w:sz="4" w:space="0" w:color="444444"/>
+                    <w:left w:val="single" w:sz="4" w:space="0" w:color="444444"/>
+                    <w:bottom w:val="double" w:sz="18" w:space="0" w:color="auto"/>
+                    <w:right w:val="single" w:sz="4" w:space="0" w:color="FFFFFF" w:themeColor="background1"/>
+                  </w:tcBorders>
+                  <w:vAlign w:val="center"/>
+                </w:tcPr>
+                <w:p>
+                  <w:pPr>
+                    <w:spacing w:line="276" w:lineRule="auto"/>
+                    <w:rPr>
+                      <w:rFonts w:ascii="Nunito Black" w:hAnsi="Nunito Black"/>
+                      <w:b/>
+                      <w:bCs/>
+                      <w:sz w:val="16"/>
+                      <w:szCs w:val="16"/>
+                    </w:rPr>
+                  </w:pPr>
+                  <w:r>
+                    <w:rPr>
+                      <w:rFonts w:ascii="Nunito Black" w:hAnsi="Nunito Black"/>
+                      <w:b/>
+                      <w:bCs/>
+                      <w:sz w:val="16"/>
+                      <w:szCs w:val="16"/>
+                    </w:rPr>
+                    <w:t>EXPEDIDOR:</w:t>
+                  </w:r>
+                </w:p>
+                <w:p>
+                  <w:pPr>
+                    <w:jc w:val="center"/>
+                    <w:rPr>
+                      <w:rFonts w:ascii="Nunito" w:hAnsi="Nunito"/>
+                      <w:b/>
+                      <w:bCs/>
+                      <w:sz w:val="16"/>
+                      <w:szCs w:val="16"/>
+                    </w:rPr>
+                  </w:pPr>
+                  <w:r>
+                    <w:rPr>
+                      <w:rFonts w:ascii="Nunito" w:hAnsi="Nunito"/>
+                      <w:b/>
+                      <w:bCs/>
+                      <w:sz w:val="16"/>
+                      <w:szCs w:val="16"/>
+                    </w:rPr>
+                    <w:t>PESCADOS Y MARISCOS SANTIAGO Y SANTIAGO, S.L. Calle Laguna del Marquesado nave 43C</w:t>
+                  </w:r>
+                </w:p>
+                <w:p>
+                  <w:pPr>
+                    <w:jc w:val="center"/>
+                    <w:rPr>
+                      <w:rFonts w:ascii="Nunito" w:hAnsi="Nunito"/>
+                      <w:b/>
+                      <w:bCs/>
+                      <w:sz w:val="16"/>
+                      <w:szCs w:val="16"/>
+                    </w:rPr>
+                  </w:pPr>
+                  <w:r>
+                    <w:rPr>
+                      <w:rFonts w:ascii="Nunito" w:hAnsi="Nunito"/>
+                      <w:b/>
+                      <w:bCs/>
+                      <w:sz w:val="16"/>
+                      <w:szCs w:val="16"/>
+                    </w:rPr>
+                    <w:t>28021 Madrid</w:t>
+                  </w:r>
+                </w:p>
+              </w:tc>
+              <w:tc>
+                <w:tcPr>
+                  <w:tcW w:w="2291" w:type="dxa"/>
                   <w:tcBorders>
                     <w:top w:val="single" w:sz="4" w:space="0" w:color="444444"/>
                     <w:left w:val="single" w:sz="4" w:space="0" w:color="FFFFFF" w:themeColor="background1"/>
@@ -2180,8 +2221,8 @@
                     <w:jc w:val="center"/>
                     <w:rPr>
                       <w:rFonts w:ascii="Nunito Black" w:hAnsi="Nunito Black"/>
-                      <w:sz w:val="18"/>
-                      <w:szCs w:val="18"/>
+                      <w:sz w:val="16"/>
+                      <w:szCs w:val="16"/>
                     </w:rPr>
                   </w:pPr>
                   <w:r>
@@ -2190,24 +2231,24 @@
                       <w:b/>
                       <w:bCs/>
                       <w:noProof/>
-                      <w:sz w:val="18"/>
-                      <w:szCs w:val="18"/>
+                      <w:sz w:val="16"/>
+                      <w:szCs w:val="16"/>
                     </w:rPr>
                     <mc:AlternateContent>
                       <mc:Choice Requires="wps">
                         <w:drawing>
-                          <wp:anchor distT="0" distB="0" distL="114300" distR="114300" simplePos="0" relativeHeight="251669504" behindDoc="0" locked="0" layoutInCell="1" allowOverlap="1" wp14:anchorId="049A0378" wp14:editId="2383BB5B">
+                          <wp:anchor distT="0" distB="0" distL="114300" distR="114300" simplePos="0" relativeHeight="251661312" behindDoc="0" locked="0" layoutInCell="1" allowOverlap="1" wp14:anchorId="7FAEB5FC" wp14:editId="154BF260">
                             <wp:simplePos x="0" y="0"/>
                             <wp:positionH relativeFrom="column">
-                              <wp:posOffset>-203200</wp:posOffset>
+                              <wp:posOffset>-107950</wp:posOffset>
                             </wp:positionH>
                             <wp:positionV relativeFrom="paragraph">
-                              <wp:posOffset>33655</wp:posOffset>
+                              <wp:posOffset>26670</wp:posOffset>
                             </wp:positionV>
-                            <wp:extent cx="1295400" cy="749300"/>
-                            <wp:effectExtent l="0" t="0" r="19050" b="12700"/>
+                            <wp:extent cx="1386840" cy="731520"/>
+                            <wp:effectExtent l="0" t="0" r="22860" b="11430"/>
                             <wp:wrapNone/>
-                            <wp:docPr id="1370704609" name="Elipse 2"/>
+                            <wp:docPr id="400133746" name="Elipse 2"/>
                             <wp:cNvGraphicFramePr/>
                             <a:graphic xmlns:a="http://schemas.openxmlformats.org/drawingml/2006/main">
                               <a:graphicData uri="http://schemas.microsoft.com/office/word/2010/wordprocessingShape">
@@ -2216,7 +2257,7 @@
                                   <wps:spPr>
                                     <a:xfrm>
                                       <a:off x="0" y="0"/>
-                                      <a:ext cx="1295400" cy="749300"/>
+                                      <a:ext cx="1386840" cy="731520"/>
                                     </a:xfrm>
                                     <a:prstGeom prst="ellipse">
                                       <a:avLst/>
@@ -2241,11 +2282,13 @@
                                     <w:txbxContent>
                                       <w:p>
                                         <w:pPr>
-                                          <w:spacing w:after="0" w:line="240" w:lineRule="auto"/>
+                                          <w:spacing w:after="0" w:line="0" w:lineRule="atLeast"/>
                                           <w:contextualSpacing/>
                                           <w:jc w:val="center"/>
                                           <w:rPr>
                                             <w:rFonts w:ascii="Nunito" w:hAnsi="Nunito"/>
+                                            <w:b/>
+                                            <w:bCs/>
                                             <w:sz w:val="16"/>
                                             <w:szCs w:val="16"/>
                                           </w:rPr>
@@ -2253,6 +2296,8 @@
                                         <w:r>
                                           <w:rPr>
                                             <w:rFonts w:ascii="Nunito" w:hAnsi="Nunito"/>
+                                            <w:b/>
+                                            <w:bCs/>
                                             <w:sz w:val="16"/>
                                             <w:szCs w:val="16"/>
                                           </w:rPr>
@@ -2261,11 +2306,13 @@
                                       </w:p>
                                       <w:p>
                                         <w:pPr>
-                                          <w:spacing w:after="0" w:line="240" w:lineRule="auto"/>
+                                          <w:spacing w:after="0" w:line="0" w:lineRule="atLeast"/>
                                           <w:contextualSpacing/>
                                           <w:jc w:val="center"/>
                                           <w:rPr>
                                             <w:rFonts w:ascii="Nunito" w:hAnsi="Nunito"/>
+                                            <w:b/>
+                                            <w:bCs/>
                                             <w:sz w:val="16"/>
                                             <w:szCs w:val="16"/>
                                           </w:rPr>
@@ -2273,6 +2320,8 @@
                                         <w:r>
                                           <w:rPr>
                                             <w:rFonts w:ascii="Nunito" w:hAnsi="Nunito"/>
+                                            <w:b/>
+                                            <w:bCs/>
                                             <w:sz w:val="16"/>
                                             <w:szCs w:val="16"/>
                                           </w:rPr>
@@ -2281,11 +2330,13 @@
                                       </w:p>
                                       <w:p>
                                         <w:pPr>
-                                          <w:spacing w:after="0" w:line="240" w:lineRule="auto"/>
+                                          <w:spacing w:after="0" w:line="0" w:lineRule="atLeast"/>
                                           <w:contextualSpacing/>
                                           <w:jc w:val="center"/>
                                           <w:rPr>
                                             <w:rFonts w:ascii="Nunito" w:hAnsi="Nunito"/>
+                                            <w:b/>
+                                            <w:bCs/>
                                             <w:sz w:val="16"/>
                                             <w:szCs w:val="16"/>
                                           </w:rPr>
@@ -2293,6 +2344,8 @@
                                         <w:r>
                                           <w:rPr>
                                             <w:rFonts w:ascii="Nunito" w:hAnsi="Nunito"/>
+                                            <w:b/>
+                                            <w:bCs/>
                                             <w:sz w:val="16"/>
                                             <w:szCs w:val="16"/>
                                           </w:rPr>
@@ -2321,17 +2374,19 @@
                       </mc:Choice>
                       <mc:Fallback>
                         <w:pict>
-                          <v:oval w14:anchorId="049A0378" id="_x0000_s1027" style="position:absolute;left:0;text-align:left;margin-left:-16pt;margin-top:2.65pt;width:102pt;height:59pt;z-index:251669504;visibility:visible;mso-wrap-style:square;mso-width-percent:0;mso-height-percent:0;mso-wrap-distance-left:9pt;mso-wrap-distance-top:0;mso-wrap-distance-right:9pt;mso-wrap-distance-bottom:0;mso-position-horizontal:absolute;mso-position-horizontal-relative:text;mso-position-vertical:absolute;mso-position-vertical-relative:text;mso-width-percent:0;mso-height-percent:0;mso-width-relative:margin;mso-height-relative:margin;v-text-anchor:middle" o:gfxdata="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" fillcolor="white [3201]" strokecolor="black [3200]" strokeweight="1pt">
+                          <v:oval w14:anchorId="7FAEB5FC" id="_x0000_s1027" style="position:absolute;left:0;text-align:left;margin-left:-8.5pt;margin-top:2.1pt;width:109.2pt;height:57.6pt;z-index:251661312;visibility:visible;mso-wrap-style:square;mso-width-percent:0;mso-height-percent:0;mso-wrap-distance-left:9pt;mso-wrap-distance-top:0;mso-wrap-distance-right:9pt;mso-wrap-distance-bottom:0;mso-position-horizontal:absolute;mso-position-horizontal-relative:text;mso-position-vertical:absolute;mso-position-vertical-relative:text;mso-width-percent:0;mso-height-percent:0;mso-width-relative:margin;mso-height-relative:margin;v-text-anchor:middle" o:gfxdata="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" fillcolor="white [3201]" strokecolor="black [3200]" strokeweight="1pt">
                             <v:stroke joinstyle="miter"/>
                             <v:textbox>
                               <w:txbxContent>
                                 <w:p>
                                   <w:pPr>
-                                    <w:spacing w:after="0" w:line="240" w:lineRule="auto"/>
+                                    <w:spacing w:after="0" w:line="0" w:lineRule="atLeast"/>
                                     <w:contextualSpacing/>
                                     <w:jc w:val="center"/>
                                     <w:rPr>
                                       <w:rFonts w:ascii="Nunito" w:hAnsi="Nunito"/>
+                                      <w:b/>
+                                      <w:bCs/>
                                       <w:sz w:val="16"/>
                                       <w:szCs w:val="16"/>
                                     </w:rPr>
@@ -2339,6 +2394,8 @@
                                   <w:r>
                                     <w:rPr>
                                       <w:rFonts w:ascii="Nunito" w:hAnsi="Nunito"/>
+                                      <w:b/>
+                                      <w:bCs/>
                                       <w:sz w:val="16"/>
                                       <w:szCs w:val="16"/>
                                     </w:rPr>
@@ -2347,11 +2404,13 @@
                                 </w:p>
                                 <w:p>
                                   <w:pPr>
-                                    <w:spacing w:after="0" w:line="240" w:lineRule="auto"/>
+                                    <w:spacing w:after="0" w:line="0" w:lineRule="atLeast"/>
                                     <w:contextualSpacing/>
                                     <w:jc w:val="center"/>
                                     <w:rPr>
                                       <w:rFonts w:ascii="Nunito" w:hAnsi="Nunito"/>
+                                      <w:b/>
+                                      <w:bCs/>
                                       <w:sz w:val="16"/>
                                       <w:szCs w:val="16"/>
                                     </w:rPr>
@@ -2359,6 +2418,8 @@
                                   <w:r>
                                     <w:rPr>
                                       <w:rFonts w:ascii="Nunito" w:hAnsi="Nunito"/>
+                                      <w:b/>
+                                      <w:bCs/>
                                       <w:sz w:val="16"/>
                                       <w:szCs w:val="16"/>
                                     </w:rPr>
@@ -2367,11 +2428,13 @@
                                 </w:p>
                                 <w:p>
                                   <w:pPr>
-                                    <w:spacing w:after="0" w:line="240" w:lineRule="auto"/>
+                                    <w:spacing w:after="0" w:line="0" w:lineRule="atLeast"/>
                                     <w:contextualSpacing/>
                                     <w:jc w:val="center"/>
                                     <w:rPr>
                                       <w:rFonts w:ascii="Nunito" w:hAnsi="Nunito"/>
+                                      <w:b/>
+                                      <w:bCs/>
                                       <w:sz w:val="16"/>
                                       <w:szCs w:val="16"/>
                                     </w:rPr>
@@ -2379,6 +2442,8 @@
                                   <w:r>
                                     <w:rPr>
                                       <w:rFonts w:ascii="Nunito" w:hAnsi="Nunito"/>
+                                      <w:b/>
+                                      <w:bCs/>
                                       <w:sz w:val="16"/>
                                       <w:szCs w:val="16"/>
                                     </w:rPr>
@@ -2415,9 +2480,8 @@
           <w:tbl>
             <w:tblPr>
               <w:tblStyle w:val="Tablaconcuadrcula"/>
-              <w:tblpPr w:leftFromText="141" w:rightFromText="141" w:vertAnchor="page" w:horzAnchor="margin" w:tblpXSpec="center" w:tblpY="231"/>
-              <w:tblOverlap w:val="never"/>
-              <w:tblW w:w="4533" w:type="pct"/>
+              <w:tblpPr w:leftFromText="141" w:rightFromText="141" w:tblpX="-494" w:tblpY="-429"/>
+              <w:tblW w:w="8048" w:type="dxa"/>
               <w:tblBorders>
                 <w:top w:val="none" w:sz="0" w:space="0" w:color="auto"/>
                 <w:left w:val="none" w:sz="0" w:space="0" w:color="auto"/>
@@ -2429,21 +2493,22 @@
               <w:tblLook w:val="04A0" w:firstRow="1" w:lastRow="0" w:firstColumn="1" w:lastColumn="0" w:noHBand="0" w:noVBand="1"/>
             </w:tblPr>
             <w:tblGrid>
-              <w:gridCol w:w="1944"/>
-              <w:gridCol w:w="1563"/>
-              <w:gridCol w:w="18"/>
-              <w:gridCol w:w="1494"/>
-              <w:gridCol w:w="215"/>
-              <w:gridCol w:w="2070"/>
+              <w:gridCol w:w="2154"/>
+              <w:gridCol w:w="425"/>
+              <w:gridCol w:w="1251"/>
+              <w:gridCol w:w="19"/>
+              <w:gridCol w:w="1659"/>
+              <w:gridCol w:w="248"/>
+              <w:gridCol w:w="2292"/>
             </w:tblGrid>
             <w:tr>
               <w:trPr>
-                <w:trHeight w:val="478"/>
+                <w:trHeight w:val="706"/>
               </w:trPr>
               <w:tc>
                 <w:tcPr>
-                  <w:tcW w:w="3436" w:type="pct"/>
-                  <w:gridSpan w:val="4"/>
+                  <w:tcW w:w="5508" w:type="dxa"/>
+                  <w:gridSpan w:val="5"/>
                   <w:tcBorders>
                     <w:top w:val="double" w:sz="18" w:space="0" w:color="auto"/>
                     <w:left w:val="double" w:sz="18" w:space="0" w:color="auto"/>
@@ -2458,17 +2523,17 @@
                       <w:rFonts w:ascii="Nunito Black" w:hAnsi="Nunito Black"/>
                       <w:b/>
                       <w:bCs/>
-                      <w:sz w:val="18"/>
-                      <w:szCs w:val="18"/>
-                    </w:rPr>
-                  </w:pPr>
-                  <w:r>
-                    <w:rPr>
-                      <w:rFonts w:ascii="Nunito Black" w:hAnsi="Nunito Black"/>
-                      <w:b/>
-                      <w:bCs/>
-                      <w:sz w:val="18"/>
-                      <w:szCs w:val="18"/>
+                      <w:sz w:val="16"/>
+                      <w:szCs w:val="16"/>
+                    </w:rPr>
+                  </w:pPr>
+                  <w:r>
+                    <w:rPr>
+                      <w:rFonts w:ascii="Nunito Black" w:hAnsi="Nunito Black"/>
+                      <w:b/>
+                      <w:bCs/>
+                      <w:sz w:val="16"/>
+                      <w:szCs w:val="16"/>
                     </w:rPr>
                     <w:t xml:space="preserve">NOMBRE COMERCIAL DE LA ESPECIE: </w:t>
                   </w:r>
@@ -2478,15 +2543,15 @@
                     <w:spacing w:line="276" w:lineRule="auto"/>
                     <w:rPr>
                       <w:rFonts w:ascii="Nunito" w:hAnsi="Nunito"/>
-                      <w:sz w:val="18"/>
-                      <w:szCs w:val="18"/>
-                    </w:rPr>
-                  </w:pPr>
-                  <w:r>
-                    <w:rPr>
-                      <w:rFonts w:ascii="Nunito" w:hAnsi="Nunito"/>
-                      <w:sz w:val="18"/>
-                      <w:szCs w:val="18"/>
+                      <w:sz w:val="16"/>
+                      <w:szCs w:val="16"/>
+                    </w:rPr>
+                  </w:pPr>
+                  <w:r>
+                    <w:rPr>
+                      <w:rFonts w:ascii="Nunito" w:hAnsi="Nunito"/>
+                      <w:sz w:val="16"/>
+                      <w:szCs w:val="16"/>
                     </w:rPr>
                     <w:t>{{</w:t>
                   </w:r>
@@ -2494,8 +2559,8 @@
                   <w:r>
                     <w:rPr>
                       <w:rFonts w:ascii="Nunito" w:hAnsi="Nunito"/>
-                      <w:sz w:val="18"/>
-                      <w:szCs w:val="18"/>
+                      <w:sz w:val="16"/>
+                      <w:szCs w:val="16"/>
                     </w:rPr>
                     <w:t>denominacion_comercial</w:t>
                   </w:r>
@@ -2503,8 +2568,8 @@
                   <w:r>
                     <w:rPr>
                       <w:rFonts w:ascii="Nunito" w:hAnsi="Nunito"/>
-                      <w:sz w:val="18"/>
-                      <w:szCs w:val="18"/>
+                      <w:sz w:val="16"/>
+                      <w:szCs w:val="16"/>
                     </w:rPr>
                     <w:t>}}</w:t>
                   </w:r>
@@ -2512,7 +2577,7 @@
               </w:tc>
               <w:tc>
                 <w:tcPr>
-                  <w:tcW w:w="1564" w:type="pct"/>
+                  <w:tcW w:w="2540" w:type="dxa"/>
                   <w:gridSpan w:val="2"/>
                   <w:vMerge w:val="restart"/>
                   <w:tcBorders>
@@ -2528,17 +2593,17 @@
                       <w:rFonts w:ascii="Nunito Black" w:hAnsi="Nunito Black"/>
                       <w:b/>
                       <w:bCs/>
-                      <w:sz w:val="18"/>
-                      <w:szCs w:val="18"/>
-                    </w:rPr>
-                  </w:pPr>
-                  <w:r>
-                    <w:rPr>
-                      <w:rFonts w:ascii="Nunito Black" w:hAnsi="Nunito Black"/>
-                      <w:b/>
-                      <w:bCs/>
-                      <w:sz w:val="18"/>
-                      <w:szCs w:val="18"/>
+                      <w:sz w:val="16"/>
+                      <w:szCs w:val="16"/>
+                    </w:rPr>
+                  </w:pPr>
+                  <w:r>
+                    <w:rPr>
+                      <w:rFonts w:ascii="Nunito Black" w:hAnsi="Nunito Black"/>
+                      <w:b/>
+                      <w:bCs/>
+                      <w:sz w:val="16"/>
+                      <w:szCs w:val="16"/>
                     </w:rPr>
                     <w:t xml:space="preserve">LOTE: </w:t>
                   </w:r>
@@ -2549,8 +2614,8 @@
                       <w:rFonts w:ascii="Nunito Black" w:hAnsi="Nunito Black"/>
                       <w:b/>
                       <w:bCs/>
-                      <w:sz w:val="18"/>
-                      <w:szCs w:val="18"/>
+                      <w:sz w:val="16"/>
+                      <w:szCs w:val="16"/>
                     </w:rPr>
                   </w:pPr>
                 </w:p>
@@ -2559,15 +2624,19 @@
                     <w:jc w:val="center"/>
                     <w:rPr>
                       <w:rFonts w:ascii="Nunito" w:hAnsi="Nunito"/>
-                      <w:sz w:val="18"/>
-                      <w:szCs w:val="18"/>
-                    </w:rPr>
-                  </w:pPr>
-                  <w:r>
-                    <w:rPr>
-                      <w:rFonts w:ascii="Nunito" w:hAnsi="Nunito"/>
-                      <w:sz w:val="18"/>
-                      <w:szCs w:val="18"/>
+                      <w:b/>
+                      <w:bCs/>
+                      <w:sz w:val="16"/>
+                      <w:szCs w:val="16"/>
+                    </w:rPr>
+                  </w:pPr>
+                  <w:r>
+                    <w:rPr>
+                      <w:rFonts w:ascii="Nunito" w:hAnsi="Nunito"/>
+                      <w:b/>
+                      <w:bCs/>
+                      <w:sz w:val="16"/>
+                      <w:szCs w:val="16"/>
                     </w:rPr>
                     <w:t>{{lote}}</w:t>
                   </w:r>
@@ -2578,8 +2647,8 @@
                       <w:rFonts w:ascii="Nunito Black" w:hAnsi="Nunito Black"/>
                       <w:b/>
                       <w:bCs/>
-                      <w:sz w:val="18"/>
-                      <w:szCs w:val="18"/>
+                      <w:sz w:val="16"/>
+                      <w:szCs w:val="16"/>
                     </w:rPr>
                   </w:pPr>
                 </w:p>
@@ -2587,12 +2656,12 @@
             </w:tr>
             <w:tr>
               <w:trPr>
-                <w:trHeight w:val="471"/>
+                <w:trHeight w:val="697"/>
               </w:trPr>
               <w:tc>
                 <w:tcPr>
-                  <w:tcW w:w="3436" w:type="pct"/>
-                  <w:gridSpan w:val="4"/>
+                  <w:tcW w:w="5508" w:type="dxa"/>
+                  <w:gridSpan w:val="5"/>
                   <w:tcBorders>
                     <w:top w:val="single" w:sz="4" w:space="0" w:color="000000"/>
                     <w:left w:val="double" w:sz="18" w:space="0" w:color="auto"/>
@@ -2608,17 +2677,17 @@
                       <w:rFonts w:ascii="Nunito Black" w:hAnsi="Nunito Black"/>
                       <w:b/>
                       <w:bCs/>
-                      <w:sz w:val="18"/>
-                      <w:szCs w:val="18"/>
-                    </w:rPr>
-                  </w:pPr>
-                  <w:r>
-                    <w:rPr>
-                      <w:rFonts w:ascii="Nunito Black" w:hAnsi="Nunito Black"/>
-                      <w:b/>
-                      <w:bCs/>
-                      <w:sz w:val="18"/>
-                      <w:szCs w:val="18"/>
+                      <w:sz w:val="16"/>
+                      <w:szCs w:val="16"/>
+                    </w:rPr>
+                  </w:pPr>
+                  <w:r>
+                    <w:rPr>
+                      <w:rFonts w:ascii="Nunito Black" w:hAnsi="Nunito Black"/>
+                      <w:b/>
+                      <w:bCs/>
+                      <w:sz w:val="16"/>
+                      <w:szCs w:val="16"/>
                     </w:rPr>
                     <w:t>NOMBRE CIENTÍFICO DE LA ESPECIE:</w:t>
                   </w:r>
@@ -2631,8 +2700,8 @@
                       <w:rFonts w:ascii="Nunito" w:hAnsi="Nunito"/>
                       <w:i/>
                       <w:iCs/>
-                      <w:sz w:val="18"/>
-                      <w:szCs w:val="18"/>
+                      <w:sz w:val="16"/>
+                      <w:szCs w:val="16"/>
                     </w:rPr>
                   </w:pPr>
                   <w:r>
@@ -2640,8 +2709,8 @@
                       <w:rFonts w:ascii="Nunito" w:hAnsi="Nunito"/>
                       <w:i/>
                       <w:iCs/>
-                      <w:sz w:val="18"/>
-                      <w:szCs w:val="18"/>
+                      <w:sz w:val="16"/>
+                      <w:szCs w:val="16"/>
                     </w:rPr>
                     <w:t>{{</w:t>
                   </w:r>
@@ -2651,8 +2720,8 @@
                       <w:rFonts w:ascii="Nunito" w:hAnsi="Nunito"/>
                       <w:i/>
                       <w:iCs/>
-                      <w:sz w:val="18"/>
-                      <w:szCs w:val="18"/>
+                      <w:sz w:val="16"/>
+                      <w:szCs w:val="16"/>
                     </w:rPr>
                     <w:t>nombre_cientifico</w:t>
                   </w:r>
@@ -2662,8 +2731,8 @@
                       <w:rFonts w:ascii="Nunito" w:hAnsi="Nunito"/>
                       <w:i/>
                       <w:iCs/>
-                      <w:sz w:val="18"/>
-                      <w:szCs w:val="18"/>
+                      <w:sz w:val="16"/>
+                      <w:szCs w:val="16"/>
                     </w:rPr>
                     <w:t>}}</w:t>
                   </w:r>
@@ -2671,7 +2740,7 @@
               </w:tc>
               <w:tc>
                 <w:tcPr>
-                  <w:tcW w:w="1564" w:type="pct"/>
+                  <w:tcW w:w="2540" w:type="dxa"/>
                   <w:gridSpan w:val="2"/>
                   <w:vMerge/>
                   <w:tcBorders>
@@ -2686,8 +2755,8 @@
                       <w:rFonts w:ascii="Nunito Black" w:hAnsi="Nunito Black"/>
                       <w:b/>
                       <w:bCs/>
-                      <w:sz w:val="18"/>
-                      <w:szCs w:val="18"/>
+                      <w:sz w:val="16"/>
+                      <w:szCs w:val="16"/>
                     </w:rPr>
                   </w:pPr>
                 </w:p>
@@ -2695,12 +2764,12 @@
             </w:tr>
             <w:tr>
               <w:trPr>
-                <w:trHeight w:val="524"/>
+                <w:trHeight w:val="775"/>
               </w:trPr>
               <w:tc>
                 <w:tcPr>
-                  <w:tcW w:w="5000" w:type="pct"/>
-                  <w:gridSpan w:val="6"/>
+                  <w:tcW w:w="8048" w:type="dxa"/>
+                  <w:gridSpan w:val="7"/>
                   <w:tcBorders>
                     <w:top w:val="single" w:sz="4" w:space="0" w:color="000000"/>
                     <w:left w:val="double" w:sz="18" w:space="0" w:color="auto"/>
@@ -2715,17 +2784,17 @@
                       <w:rFonts w:ascii="Nunito Black" w:hAnsi="Nunito Black"/>
                       <w:b/>
                       <w:bCs/>
-                      <w:sz w:val="18"/>
-                      <w:szCs w:val="18"/>
-                    </w:rPr>
-                  </w:pPr>
-                  <w:r>
-                    <w:rPr>
-                      <w:rFonts w:ascii="Nunito Black" w:hAnsi="Nunito Black"/>
-                      <w:b/>
-                      <w:bCs/>
-                      <w:sz w:val="18"/>
-                      <w:szCs w:val="18"/>
+                      <w:sz w:val="16"/>
+                      <w:szCs w:val="16"/>
+                    </w:rPr>
+                  </w:pPr>
+                  <w:r>
+                    <w:rPr>
+                      <w:rFonts w:ascii="Nunito Black" w:hAnsi="Nunito Black"/>
+                      <w:b/>
+                      <w:bCs/>
+                      <w:sz w:val="16"/>
+                      <w:szCs w:val="16"/>
                     </w:rPr>
                     <w:t>ALÉRGENOS:</w:t>
                   </w:r>
@@ -2737,30 +2806,30 @@
                       <w:rFonts w:ascii="Nunito" w:hAnsi="Nunito"/>
                       <w:b/>
                       <w:bCs/>
-                      <w:sz w:val="18"/>
-                      <w:szCs w:val="18"/>
-                    </w:rPr>
-                  </w:pPr>
-                  <w:r>
-                    <w:rPr>
-                      <w:rFonts w:ascii="Nunito" w:hAnsi="Nunito"/>
-                      <w:b/>
-                      <w:bCs/>
-                      <w:sz w:val="18"/>
-                      <w:szCs w:val="18"/>
-                    </w:rPr>
-                    <w:t>Contiene PESCADO. Puede contener trazas de CRUSTACEOS, MOLUSCOS Y SULFITOS.</w:t>
+                      <w:sz w:val="16"/>
+                      <w:szCs w:val="16"/>
+                    </w:rPr>
+                  </w:pPr>
+                  <w:r>
+                    <w:rPr>
+                      <w:rFonts w:ascii="Nunito" w:hAnsi="Nunito"/>
+                      <w:b/>
+                      <w:bCs/>
+                      <w:sz w:val="16"/>
+                      <w:szCs w:val="16"/>
+                    </w:rPr>
+                    <w:t>Contiene PESCADO. Puede contener trazas de CRUSTACEO, MOLUSCOS Y SULFITOS</w:t>
                   </w:r>
                 </w:p>
               </w:tc>
             </w:tr>
             <w:tr>
               <w:trPr>
-                <w:trHeight w:val="831"/>
+                <w:trHeight w:val="1227"/>
               </w:trPr>
               <w:tc>
                 <w:tcPr>
-                  <w:tcW w:w="1331" w:type="pct"/>
+                  <w:tcW w:w="2154" w:type="dxa"/>
                   <w:tcBorders>
                     <w:top w:val="single" w:sz="4" w:space="0" w:color="444444"/>
                     <w:left w:val="double" w:sz="18" w:space="0" w:color="auto"/>
@@ -2775,17 +2844,17 @@
                       <w:rFonts w:ascii="Nunito Black" w:hAnsi="Nunito Black"/>
                       <w:b/>
                       <w:bCs/>
-                      <w:sz w:val="18"/>
-                      <w:szCs w:val="18"/>
-                    </w:rPr>
-                  </w:pPr>
-                  <w:r>
-                    <w:rPr>
-                      <w:rFonts w:ascii="Nunito Black" w:hAnsi="Nunito Black"/>
-                      <w:b/>
-                      <w:bCs/>
-                      <w:sz w:val="18"/>
-                      <w:szCs w:val="18"/>
+                      <w:sz w:val="16"/>
+                      <w:szCs w:val="16"/>
+                    </w:rPr>
+                  </w:pPr>
+                  <w:r>
+                    <w:rPr>
+                      <w:rFonts w:ascii="Nunito Black" w:hAnsi="Nunito Black"/>
+                      <w:b/>
+                      <w:bCs/>
+                      <w:sz w:val="16"/>
+                      <w:szCs w:val="16"/>
                     </w:rPr>
                     <w:t>MÉTODO DE PRODUCCIÓN:</w:t>
                   </w:r>
@@ -2795,15 +2864,15 @@
                     <w:spacing w:line="276" w:lineRule="auto"/>
                     <w:rPr>
                       <w:rFonts w:ascii="Nunito" w:hAnsi="Nunito"/>
-                      <w:sz w:val="18"/>
-                      <w:szCs w:val="18"/>
-                    </w:rPr>
-                  </w:pPr>
-                  <w:r>
-                    <w:rPr>
-                      <w:rFonts w:ascii="Nunito" w:hAnsi="Nunito"/>
-                      <w:sz w:val="18"/>
-                      <w:szCs w:val="18"/>
+                      <w:sz w:val="16"/>
+                      <w:szCs w:val="16"/>
+                    </w:rPr>
+                  </w:pPr>
+                  <w:r>
+                    <w:rPr>
+                      <w:rFonts w:ascii="Nunito" w:hAnsi="Nunito"/>
+                      <w:sz w:val="16"/>
+                      <w:szCs w:val="16"/>
                     </w:rPr>
                     <w:t>{{</w:t>
                   </w:r>
@@ -2811,8 +2880,8 @@
                   <w:r>
                     <w:rPr>
                       <w:rFonts w:ascii="Nunito" w:hAnsi="Nunito"/>
-                      <w:sz w:val="18"/>
-                      <w:szCs w:val="18"/>
+                      <w:sz w:val="16"/>
+                      <w:szCs w:val="16"/>
                     </w:rPr>
                     <w:t>forma_captura</w:t>
                   </w:r>
@@ -2820,8 +2889,8 @@
                   <w:r>
                     <w:rPr>
                       <w:rFonts w:ascii="Nunito" w:hAnsi="Nunito"/>
-                      <w:sz w:val="18"/>
-                      <w:szCs w:val="18"/>
+                      <w:sz w:val="16"/>
+                      <w:szCs w:val="16"/>
                     </w:rPr>
                     <w:t>}}</w:t>
                   </w:r>
@@ -2829,76 +2898,7 @@
               </w:tc>
               <w:tc>
                 <w:tcPr>
-                  <w:tcW w:w="1070" w:type="pct"/>
-                  <w:tcBorders>
-                    <w:top w:val="single" w:sz="4" w:space="0" w:color="444444"/>
-                    <w:left w:val="single" w:sz="4" w:space="0" w:color="444444"/>
-                    <w:bottom w:val="single" w:sz="4" w:space="0" w:color="444444"/>
-                    <w:right w:val="single" w:sz="4" w:space="0" w:color="444444"/>
-                  </w:tcBorders>
-                </w:tcPr>
-                <w:p>
-                  <w:pPr>
-                    <w:spacing w:line="276" w:lineRule="auto"/>
-                    <w:rPr>
-                      <w:rFonts w:ascii="Nunito Black" w:hAnsi="Nunito Black"/>
-                      <w:b/>
-                      <w:bCs/>
-                      <w:sz w:val="18"/>
-                      <w:szCs w:val="18"/>
-                    </w:rPr>
-                  </w:pPr>
-                  <w:r>
-                    <w:rPr>
-                      <w:rFonts w:ascii="Nunito Black" w:hAnsi="Nunito Black"/>
-                      <w:b/>
-                      <w:bCs/>
-                      <w:sz w:val="18"/>
-                      <w:szCs w:val="18"/>
-                    </w:rPr>
-                    <w:t>ZONA DE CAPTURA:</w:t>
-                  </w:r>
-                </w:p>
-                <w:p>
-                  <w:pPr>
-                    <w:spacing w:line="276" w:lineRule="auto"/>
-                    <w:rPr>
-                      <w:rFonts w:ascii="Nunito" w:hAnsi="Nunito"/>
-                      <w:sz w:val="18"/>
-                      <w:szCs w:val="18"/>
-                    </w:rPr>
-                  </w:pPr>
-                  <w:r>
-                    <w:rPr>
-                      <w:rFonts w:ascii="Nunito" w:hAnsi="Nunito"/>
-                      <w:sz w:val="18"/>
-                      <w:szCs w:val="18"/>
-                    </w:rPr>
-                    <w:t>{{</w:t>
-                  </w:r>
-                  <w:proofErr w:type="spellStart"/>
-                  <w:r>
-                    <w:rPr>
-                      <w:rFonts w:ascii="Nunito" w:hAnsi="Nunito"/>
-                      <w:sz w:val="18"/>
-                      <w:szCs w:val="18"/>
-                    </w:rPr>
-                    <w:t>zona_captura</w:t>
-                  </w:r>
-                  <w:proofErr w:type="spellEnd"/>
-                  <w:r>
-                    <w:rPr>
-                      <w:rFonts w:ascii="Nunito" w:hAnsi="Nunito"/>
-                      <w:sz w:val="18"/>
-                      <w:szCs w:val="18"/>
-                    </w:rPr>
-                    <w:t>}}</w:t>
-                  </w:r>
-                </w:p>
-              </w:tc>
-              <w:tc>
-                <w:tcPr>
-                  <w:tcW w:w="1034" w:type="pct"/>
+                  <w:tcW w:w="1676" w:type="dxa"/>
                   <w:gridSpan w:val="2"/>
                   <w:tcBorders>
                     <w:top w:val="single" w:sz="4" w:space="0" w:color="444444"/>
@@ -2914,35 +2914,35 @@
                       <w:rFonts w:ascii="Nunito Black" w:hAnsi="Nunito Black"/>
                       <w:b/>
                       <w:bCs/>
-                      <w:sz w:val="18"/>
-                      <w:szCs w:val="18"/>
-                    </w:rPr>
-                  </w:pPr>
-                  <w:r>
-                    <w:rPr>
-                      <w:rFonts w:ascii="Nunito Black" w:hAnsi="Nunito Black"/>
-                      <w:b/>
-                      <w:bCs/>
-                      <w:sz w:val="18"/>
-                      <w:szCs w:val="18"/>
-                    </w:rPr>
-                    <w:t>PAÍS DE ORIGEN:</w:t>
-                  </w:r>
-                </w:p>
-                <w:p>
-                  <w:pPr>
-                    <w:spacing w:line="276" w:lineRule="auto"/>
-                    <w:rPr>
-                      <w:rFonts w:ascii="Nunito" w:hAnsi="Nunito"/>
-                      <w:sz w:val="18"/>
-                      <w:szCs w:val="18"/>
-                    </w:rPr>
-                  </w:pPr>
-                  <w:r>
-                    <w:rPr>
-                      <w:rFonts w:ascii="Nunito" w:hAnsi="Nunito"/>
-                      <w:sz w:val="18"/>
-                      <w:szCs w:val="18"/>
+                      <w:sz w:val="16"/>
+                      <w:szCs w:val="16"/>
+                    </w:rPr>
+                  </w:pPr>
+                  <w:r>
+                    <w:rPr>
+                      <w:rFonts w:ascii="Nunito Black" w:hAnsi="Nunito Black"/>
+                      <w:b/>
+                      <w:bCs/>
+                      <w:sz w:val="16"/>
+                      <w:szCs w:val="16"/>
+                    </w:rPr>
+                    <w:t>ZONA DE CAPTURA:</w:t>
+                  </w:r>
+                </w:p>
+                <w:p>
+                  <w:pPr>
+                    <w:spacing w:line="276" w:lineRule="auto"/>
+                    <w:rPr>
+                      <w:rFonts w:ascii="Nunito" w:hAnsi="Nunito"/>
+                      <w:sz w:val="16"/>
+                      <w:szCs w:val="16"/>
+                    </w:rPr>
+                  </w:pPr>
+                  <w:r>
+                    <w:rPr>
+                      <w:rFonts w:ascii="Nunito" w:hAnsi="Nunito"/>
+                      <w:sz w:val="16"/>
+                      <w:szCs w:val="16"/>
                     </w:rPr>
                     <w:t>{{</w:t>
                   </w:r>
@@ -2950,17 +2950,17 @@
                   <w:r>
                     <w:rPr>
                       <w:rFonts w:ascii="Nunito" w:hAnsi="Nunito"/>
-                      <w:sz w:val="18"/>
-                      <w:szCs w:val="18"/>
-                    </w:rPr>
-                    <w:t>pais_origen</w:t>
+                      <w:sz w:val="16"/>
+                      <w:szCs w:val="16"/>
+                    </w:rPr>
+                    <w:t>zona_captura</w:t>
                   </w:r>
                   <w:proofErr w:type="spellEnd"/>
                   <w:r>
                     <w:rPr>
                       <w:rFonts w:ascii="Nunito" w:hAnsi="Nunito"/>
-                      <w:sz w:val="18"/>
-                      <w:szCs w:val="18"/>
+                      <w:sz w:val="16"/>
+                      <w:szCs w:val="16"/>
                     </w:rPr>
                     <w:t>}}</w:t>
                   </w:r>
@@ -2968,7 +2968,77 @@
               </w:tc>
               <w:tc>
                 <w:tcPr>
-                  <w:tcW w:w="1564" w:type="pct"/>
+                  <w:tcW w:w="1677" w:type="dxa"/>
+                  <w:gridSpan w:val="2"/>
+                  <w:tcBorders>
+                    <w:top w:val="single" w:sz="4" w:space="0" w:color="444444"/>
+                    <w:left w:val="single" w:sz="4" w:space="0" w:color="444444"/>
+                    <w:bottom w:val="single" w:sz="4" w:space="0" w:color="444444"/>
+                    <w:right w:val="single" w:sz="4" w:space="0" w:color="444444"/>
+                  </w:tcBorders>
+                </w:tcPr>
+                <w:p>
+                  <w:pPr>
+                    <w:spacing w:line="276" w:lineRule="auto"/>
+                    <w:rPr>
+                      <w:rFonts w:ascii="Nunito Black" w:hAnsi="Nunito Black"/>
+                      <w:b/>
+                      <w:bCs/>
+                      <w:sz w:val="16"/>
+                      <w:szCs w:val="16"/>
+                    </w:rPr>
+                  </w:pPr>
+                  <w:r>
+                    <w:rPr>
+                      <w:rFonts w:ascii="Nunito Black" w:hAnsi="Nunito Black"/>
+                      <w:b/>
+                      <w:bCs/>
+                      <w:sz w:val="16"/>
+                      <w:szCs w:val="16"/>
+                    </w:rPr>
+                    <w:t>PAÍS DE ORIGEN:</w:t>
+                  </w:r>
+                </w:p>
+                <w:p>
+                  <w:pPr>
+                    <w:spacing w:line="276" w:lineRule="auto"/>
+                    <w:rPr>
+                      <w:rFonts w:ascii="Nunito" w:hAnsi="Nunito"/>
+                      <w:sz w:val="16"/>
+                      <w:szCs w:val="16"/>
+                    </w:rPr>
+                  </w:pPr>
+                  <w:r>
+                    <w:rPr>
+                      <w:rFonts w:ascii="Nunito" w:hAnsi="Nunito"/>
+                      <w:sz w:val="16"/>
+                      <w:szCs w:val="16"/>
+                    </w:rPr>
+                    <w:t>{{</w:t>
+                  </w:r>
+                  <w:proofErr w:type="spellStart"/>
+                  <w:r>
+                    <w:rPr>
+                      <w:rFonts w:ascii="Nunito" w:hAnsi="Nunito"/>
+                      <w:sz w:val="16"/>
+                      <w:szCs w:val="16"/>
+                    </w:rPr>
+                    <w:t>pais_origen</w:t>
+                  </w:r>
+                  <w:proofErr w:type="spellEnd"/>
+                  <w:r>
+                    <w:rPr>
+                      <w:rFonts w:ascii="Nunito" w:hAnsi="Nunito"/>
+                      <w:sz w:val="16"/>
+                      <w:szCs w:val="16"/>
+                    </w:rPr>
+                    <w:t>}}</w:t>
+                  </w:r>
+                </w:p>
+              </w:tc>
+              <w:tc>
+                <w:tcPr>
+                  <w:tcW w:w="2540" w:type="dxa"/>
                   <w:gridSpan w:val="2"/>
                   <w:tcBorders>
                     <w:top w:val="single" w:sz="4" w:space="0" w:color="444444"/>
@@ -2984,17 +3054,17 @@
                       <w:rFonts w:ascii="Nunito Black" w:hAnsi="Nunito Black"/>
                       <w:b/>
                       <w:bCs/>
-                      <w:sz w:val="18"/>
-                      <w:szCs w:val="18"/>
-                    </w:rPr>
-                  </w:pPr>
-                  <w:r>
-                    <w:rPr>
-                      <w:rFonts w:ascii="Nunito Black" w:hAnsi="Nunito Black"/>
-                      <w:b/>
-                      <w:bCs/>
-                      <w:sz w:val="18"/>
-                      <w:szCs w:val="18"/>
+                      <w:sz w:val="16"/>
+                      <w:szCs w:val="16"/>
+                    </w:rPr>
+                  </w:pPr>
+                  <w:r>
+                    <w:rPr>
+                      <w:rFonts w:ascii="Nunito Black" w:hAnsi="Nunito Black"/>
+                      <w:b/>
+                      <w:bCs/>
+                      <w:sz w:val="16"/>
+                      <w:szCs w:val="16"/>
                     </w:rPr>
                     <w:t>ARTE DE PESCA:</w:t>
                   </w:r>
@@ -3006,25 +3076,25 @@
                       <w:rFonts w:ascii="Nunito Black" w:hAnsi="Nunito Black"/>
                       <w:b/>
                       <w:bCs/>
-                      <w:sz w:val="18"/>
-                      <w:szCs w:val="18"/>
-                    </w:rPr>
-                  </w:pPr>
-                </w:p>
-                <w:p>
-                  <w:pPr>
-                    <w:spacing w:line="276" w:lineRule="auto"/>
-                    <w:rPr>
-                      <w:rFonts w:ascii="Nunito" w:hAnsi="Nunito"/>
-                      <w:sz w:val="18"/>
-                      <w:szCs w:val="18"/>
-                    </w:rPr>
-                  </w:pPr>
-                  <w:r>
-                    <w:rPr>
-                      <w:rFonts w:ascii="Nunito" w:hAnsi="Nunito"/>
-                      <w:sz w:val="18"/>
-                      <w:szCs w:val="18"/>
+                      <w:sz w:val="16"/>
+                      <w:szCs w:val="16"/>
+                    </w:rPr>
+                  </w:pPr>
+                </w:p>
+                <w:p>
+                  <w:pPr>
+                    <w:spacing w:line="276" w:lineRule="auto"/>
+                    <w:rPr>
+                      <w:rFonts w:ascii="Nunito" w:hAnsi="Nunito"/>
+                      <w:sz w:val="16"/>
+                      <w:szCs w:val="16"/>
+                    </w:rPr>
+                  </w:pPr>
+                  <w:r>
+                    <w:rPr>
+                      <w:rFonts w:ascii="Nunito" w:hAnsi="Nunito"/>
+                      <w:sz w:val="16"/>
+                      <w:szCs w:val="16"/>
                     </w:rPr>
                     <w:t>{{</w:t>
                   </w:r>
@@ -3032,8 +3102,8 @@
                   <w:r>
                     <w:rPr>
                       <w:rFonts w:ascii="Nunito" w:hAnsi="Nunito"/>
-                      <w:sz w:val="18"/>
-                      <w:szCs w:val="18"/>
+                      <w:sz w:val="16"/>
+                      <w:szCs w:val="16"/>
                     </w:rPr>
                     <w:t>arte_pesca</w:t>
                   </w:r>
@@ -3041,8 +3111,8 @@
                   <w:r>
                     <w:rPr>
                       <w:rFonts w:ascii="Nunito" w:hAnsi="Nunito"/>
-                      <w:sz w:val="18"/>
-                      <w:szCs w:val="18"/>
+                      <w:sz w:val="16"/>
+                      <w:szCs w:val="16"/>
                     </w:rPr>
                     <w:t>}}</w:t>
                   </w:r>
@@ -3051,12 +3121,12 @@
             </w:tr>
             <w:tr>
               <w:trPr>
-                <w:trHeight w:val="591"/>
+                <w:trHeight w:val="872"/>
               </w:trPr>
               <w:tc>
                 <w:tcPr>
-                  <w:tcW w:w="2413" w:type="pct"/>
-                  <w:gridSpan w:val="3"/>
+                  <w:tcW w:w="3849" w:type="dxa"/>
+                  <w:gridSpan w:val="4"/>
                   <w:tcBorders>
                     <w:top w:val="single" w:sz="4" w:space="0" w:color="444444"/>
                     <w:left w:val="double" w:sz="18" w:space="0" w:color="auto"/>
@@ -3127,33 +3197,25 @@
                     <w:spacing w:before="120"/>
                     <w:rPr>
                       <w:rFonts w:ascii="Nunito" w:hAnsi="Nunito"/>
-                      <w:sz w:val="18"/>
-                      <w:szCs w:val="18"/>
-                    </w:rPr>
-                  </w:pPr>
-                  <w:r>
-                    <w:rPr>
-                      <w:rFonts w:ascii="Nunito" w:hAnsi="Nunito"/>
-                      <w:sz w:val="16"/>
-                      <w:szCs w:val="16"/>
-                    </w:rPr>
-                    <w:t xml:space="preserve">No volver a congelar. </w:t>
-                  </w:r>
-                  <w:r>
-                    <w:rPr>
-                      <w:rFonts w:ascii="Nunito" w:hAnsi="Nunito"/>
-                      <w:b/>
-                      <w:bCs/>
-                      <w:sz w:val="16"/>
-                      <w:szCs w:val="16"/>
-                    </w:rPr>
-                    <w:t>Conservar entre 0-4ºC</w:t>
+                      <w:sz w:val="16"/>
+                      <w:szCs w:val="16"/>
+                    </w:rPr>
+                  </w:pPr>
+                  <w:r>
+                    <w:rPr>
+                      <w:rFonts w:ascii="Nunito Black" w:hAnsi="Nunito Black"/>
+                      <w:b/>
+                      <w:bCs/>
+                      <w:sz w:val="16"/>
+                      <w:szCs w:val="16"/>
+                    </w:rPr>
+                    <w:t>No volver a congelar. Conservar entre 0-4ºC</w:t>
                   </w:r>
                 </w:p>
               </w:tc>
               <w:tc>
                 <w:tcPr>
-                  <w:tcW w:w="2587" w:type="pct"/>
+                  <w:tcW w:w="4198" w:type="dxa"/>
                   <w:gridSpan w:val="3"/>
                   <w:tcBorders>
                     <w:left w:val="single" w:sz="4" w:space="0" w:color="444444"/>
@@ -3167,17 +3229,17 @@
                       <w:rFonts w:ascii="Nunito Black" w:hAnsi="Nunito Black"/>
                       <w:b/>
                       <w:bCs/>
-                      <w:sz w:val="18"/>
-                      <w:szCs w:val="18"/>
-                    </w:rPr>
-                  </w:pPr>
-                  <w:r>
-                    <w:rPr>
-                      <w:rFonts w:ascii="Nunito Black" w:hAnsi="Nunito Black"/>
-                      <w:b/>
-                      <w:bCs/>
-                      <w:sz w:val="18"/>
-                      <w:szCs w:val="18"/>
+                      <w:sz w:val="16"/>
+                      <w:szCs w:val="16"/>
+                    </w:rPr>
+                  </w:pPr>
+                  <w:r>
+                    <w:rPr>
+                      <w:rFonts w:ascii="Nunito Black" w:hAnsi="Nunito Black"/>
+                      <w:b/>
+                      <w:bCs/>
+                      <w:sz w:val="16"/>
+                      <w:szCs w:val="16"/>
                     </w:rPr>
                     <w:t>FECHA DE CADUCIDAD:</w:t>
                   </w:r>
@@ -3187,15 +3249,15 @@
                     <w:spacing w:line="276" w:lineRule="auto"/>
                     <w:rPr>
                       <w:rFonts w:ascii="Nunito" w:hAnsi="Nunito"/>
-                      <w:sz w:val="18"/>
-                      <w:szCs w:val="18"/>
-                    </w:rPr>
-                  </w:pPr>
-                  <w:r>
-                    <w:rPr>
-                      <w:rFonts w:ascii="Nunito" w:hAnsi="Nunito"/>
-                      <w:sz w:val="18"/>
-                      <w:szCs w:val="18"/>
+                      <w:sz w:val="16"/>
+                      <w:szCs w:val="16"/>
+                    </w:rPr>
+                  </w:pPr>
+                  <w:r>
+                    <w:rPr>
+                      <w:rFonts w:ascii="Nunito" w:hAnsi="Nunito"/>
+                      <w:sz w:val="16"/>
+                      <w:szCs w:val="16"/>
                     </w:rPr>
                     <w:t>{{</w:t>
                   </w:r>
@@ -3203,8 +3265,8 @@
                   <w:r>
                     <w:rPr>
                       <w:rFonts w:ascii="Nunito" w:hAnsi="Nunito"/>
-                      <w:sz w:val="18"/>
-                      <w:szCs w:val="18"/>
+                      <w:sz w:val="16"/>
+                      <w:szCs w:val="16"/>
                     </w:rPr>
                     <w:t>fecha_caducidad</w:t>
                   </w:r>
@@ -3212,8 +3274,8 @@
                   <w:r>
                     <w:rPr>
                       <w:rFonts w:ascii="Nunito" w:hAnsi="Nunito"/>
-                      <w:sz w:val="18"/>
-                      <w:szCs w:val="18"/>
+                      <w:sz w:val="16"/>
+                      <w:szCs w:val="16"/>
                     </w:rPr>
                     <w:t>}}</w:t>
                   </w:r>
@@ -3222,17 +3284,17 @@
             </w:tr>
             <w:tr>
               <w:trPr>
-                <w:trHeight w:val="776"/>
+                <w:trHeight w:val="1145"/>
               </w:trPr>
               <w:tc>
                 <w:tcPr>
-                  <w:tcW w:w="3583" w:type="pct"/>
-                  <w:gridSpan w:val="5"/>
+                  <w:tcW w:w="2579" w:type="dxa"/>
+                  <w:gridSpan w:val="2"/>
                   <w:tcBorders>
                     <w:top w:val="single" w:sz="4" w:space="0" w:color="444444"/>
                     <w:left w:val="double" w:sz="18" w:space="0" w:color="auto"/>
                     <w:bottom w:val="double" w:sz="18" w:space="0" w:color="auto"/>
-                    <w:right w:val="single" w:sz="4" w:space="0" w:color="FFFFFF" w:themeColor="background1"/>
+                    <w:right w:val="single" w:sz="4" w:space="0" w:color="444444"/>
                   </w:tcBorders>
                 </w:tcPr>
                 <w:p>
@@ -3241,125 +3303,136 @@
                       <w:rFonts w:ascii="Nunito Black" w:hAnsi="Nunito Black"/>
                       <w:b/>
                       <w:bCs/>
-                      <w:sz w:val="18"/>
-                      <w:szCs w:val="18"/>
-                    </w:rPr>
-                  </w:pPr>
-                </w:p>
-                <w:p>
-                  <w:pPr>
-                    <w:spacing w:line="276" w:lineRule="auto"/>
-                    <w:rPr>
-                      <w:rFonts w:ascii="Nunito Black" w:hAnsi="Nunito Black"/>
-                      <w:b/>
-                      <w:bCs/>
-                      <w:sz w:val="18"/>
-                      <w:szCs w:val="18"/>
-                    </w:rPr>
-                  </w:pPr>
-                  <w:r>
-                    <w:rPr>
-                      <w:rFonts w:ascii="Nunito Black" w:hAnsi="Nunito Black"/>
-                      <w:b/>
-                      <w:bCs/>
-                      <w:sz w:val="18"/>
-                      <w:szCs w:val="18"/>
-                    </w:rPr>
-                    <w:t>EXPEDIDOR:</w:t>
-                  </w:r>
-                </w:p>
-                <w:p>
-                  <w:pPr>
-                    <w:jc w:val="center"/>
-                    <w:rPr>
-                      <w:rFonts w:ascii="Nunito" w:hAnsi="Nunito"/>
-                      <w:b/>
-                      <w:bCs/>
-                      <w:sz w:val="18"/>
-                      <w:szCs w:val="18"/>
-                    </w:rPr>
-                  </w:pPr>
-                  <w:r>
-                    <w:rPr>
-                      <w:rFonts w:ascii="Nunito" w:hAnsi="Nunito"/>
-                      <w:b/>
-                      <w:bCs/>
-                      <w:sz w:val="18"/>
-                      <w:szCs w:val="18"/>
-                    </w:rPr>
-                    <w:t xml:space="preserve">PESCADOS Y MARISCOS SANTIAGO Y SANTIAGO, S.L. </w:t>
-                  </w:r>
-                </w:p>
-                <w:p>
-                  <w:pPr>
-                    <w:jc w:val="center"/>
-                    <w:rPr>
-                      <w:rFonts w:ascii="Nunito" w:hAnsi="Nunito"/>
-                      <w:b/>
-                      <w:bCs/>
-                      <w:sz w:val="18"/>
-                      <w:szCs w:val="18"/>
-                    </w:rPr>
-                  </w:pPr>
-                  <w:r>
-                    <w:rPr>
-                      <w:rFonts w:ascii="Nunito" w:hAnsi="Nunito"/>
-                      <w:b/>
-                      <w:bCs/>
-                      <w:sz w:val="18"/>
-                      <w:szCs w:val="18"/>
-                    </w:rPr>
-                    <w:t xml:space="preserve">Calle Laguna del Marquesado </w:t>
-                  </w:r>
-                </w:p>
-                <w:p>
-                  <w:pPr>
-                    <w:jc w:val="center"/>
-                    <w:rPr>
-                      <w:rFonts w:ascii="Nunito" w:hAnsi="Nunito"/>
-                      <w:b/>
-                      <w:bCs/>
-                      <w:sz w:val="18"/>
-                      <w:szCs w:val="18"/>
-                    </w:rPr>
-                  </w:pPr>
-                  <w:r>
-                    <w:rPr>
-                      <w:rFonts w:ascii="Nunito" w:hAnsi="Nunito"/>
-                      <w:b/>
-                      <w:bCs/>
-                      <w:sz w:val="18"/>
-                      <w:szCs w:val="18"/>
-                    </w:rPr>
-                    <w:t>nave 43C</w:t>
-                  </w:r>
-                </w:p>
-                <w:p>
-                  <w:pPr>
-                    <w:jc w:val="center"/>
-                    <w:rPr>
-                      <w:rFonts w:ascii="Nunito" w:hAnsi="Nunito"/>
-                      <w:b/>
-                      <w:bCs/>
-                      <w:sz w:val="18"/>
-                      <w:szCs w:val="18"/>
-                    </w:rPr>
-                  </w:pPr>
-                  <w:r>
-                    <w:rPr>
-                      <w:rFonts w:ascii="Nunito" w:hAnsi="Nunito"/>
-                      <w:b/>
-                      <w:bCs/>
-                      <w:sz w:val="18"/>
-                      <w:szCs w:val="18"/>
-                    </w:rPr>
-                    <w:t>28021 Madrid</w:t>
+                      <w:sz w:val="16"/>
+                      <w:szCs w:val="16"/>
+                    </w:rPr>
+                  </w:pPr>
+                  <w:r>
+                    <w:rPr>
+                      <w:rFonts w:ascii="Nunito Black" w:hAnsi="Nunito Black"/>
+                      <w:b/>
+                      <w:bCs/>
+                      <w:sz w:val="16"/>
+                      <w:szCs w:val="16"/>
+                    </w:rPr>
+                    <w:t>PESO NETO:</w:t>
+                  </w:r>
+                </w:p>
+                <w:p>
+                  <w:pPr>
+                    <w:rPr>
+                      <w:rFonts w:ascii="Nunito Black" w:hAnsi="Nunito Black"/>
+                      <w:b/>
+                      <w:bCs/>
+                      <w:sz w:val="16"/>
+                      <w:szCs w:val="16"/>
+                    </w:rPr>
+                  </w:pPr>
+                </w:p>
+                <w:p>
+                  <w:pPr>
+                    <w:rPr>
+                      <w:rFonts w:ascii="Nunito" w:hAnsi="Nunito"/>
+                      <w:b/>
+                      <w:bCs/>
+                      <w:sz w:val="16"/>
+                      <w:szCs w:val="16"/>
+                    </w:rPr>
+                  </w:pPr>
+                  <w:r>
+                    <w:rPr>
+                      <w:rFonts w:ascii="Nunito" w:hAnsi="Nunito"/>
+                      <w:b/>
+                      <w:bCs/>
+                      <w:sz w:val="16"/>
+                      <w:szCs w:val="16"/>
+                    </w:rPr>
+                    <w:t xml:space="preserve"> </w:t>
                   </w:r>
                 </w:p>
               </w:tc>
               <w:tc>
                 <w:tcPr>
-                  <w:tcW w:w="1417" w:type="pct"/>
+                  <w:tcW w:w="3177" w:type="dxa"/>
+                  <w:gridSpan w:val="4"/>
+                  <w:tcBorders>
+                    <w:top w:val="single" w:sz="4" w:space="0" w:color="444444"/>
+                    <w:left w:val="single" w:sz="4" w:space="0" w:color="444444"/>
+                    <w:bottom w:val="double" w:sz="18" w:space="0" w:color="auto"/>
+                    <w:right w:val="single" w:sz="4" w:space="0" w:color="FFFFFF" w:themeColor="background1"/>
+                  </w:tcBorders>
+                  <w:vAlign w:val="center"/>
+                </w:tcPr>
+                <w:p>
+                  <w:pPr>
+                    <w:spacing w:line="276" w:lineRule="auto"/>
+                    <w:rPr>
+                      <w:rFonts w:ascii="Nunito Black" w:hAnsi="Nunito Black"/>
+                      <w:b/>
+                      <w:bCs/>
+                      <w:sz w:val="16"/>
+                      <w:szCs w:val="16"/>
+                    </w:rPr>
+                  </w:pPr>
+                  <w:r>
+                    <w:rPr>
+                      <w:rFonts w:ascii="Nunito Black" w:hAnsi="Nunito Black"/>
+                      <w:b/>
+                      <w:bCs/>
+                      <w:sz w:val="16"/>
+                      <w:szCs w:val="16"/>
+                    </w:rPr>
+                    <w:t>EXPEDIDOR:</w:t>
+                  </w:r>
+                </w:p>
+                <w:p>
+                  <w:pPr>
+                    <w:jc w:val="center"/>
+                    <w:rPr>
+                      <w:rFonts w:ascii="Nunito" w:hAnsi="Nunito"/>
+                      <w:b/>
+                      <w:bCs/>
+                      <w:sz w:val="16"/>
+                      <w:szCs w:val="16"/>
+                    </w:rPr>
+                  </w:pPr>
+                  <w:r>
+                    <w:rPr>
+                      <w:rFonts w:ascii="Nunito" w:hAnsi="Nunito"/>
+                      <w:b/>
+                      <w:bCs/>
+                      <w:sz w:val="16"/>
+                      <w:szCs w:val="16"/>
+                    </w:rPr>
+                    <w:t>PESCADOS Y MARISCOS SANTIAGO Y SANTIAGO, S.L. Calle Laguna del Marquesado nave 43C</w:t>
+                  </w:r>
+                </w:p>
+                <w:p>
+                  <w:pPr>
+                    <w:jc w:val="center"/>
+                    <w:rPr>
+                      <w:rFonts w:ascii="Nunito" w:hAnsi="Nunito"/>
+                      <w:b/>
+                      <w:bCs/>
+                      <w:sz w:val="16"/>
+                      <w:szCs w:val="16"/>
+                    </w:rPr>
+                  </w:pPr>
+                  <w:r>
+                    <w:rPr>
+                      <w:rFonts w:ascii="Nunito" w:hAnsi="Nunito"/>
+                      <w:b/>
+                      <w:bCs/>
+                      <w:sz w:val="16"/>
+                      <w:szCs w:val="16"/>
+                    </w:rPr>
+                    <w:t>28021 Madrid</w:t>
+                  </w:r>
+                </w:p>
+              </w:tc>
+              <w:tc>
+                <w:tcPr>
+                  <w:tcW w:w="2291" w:type="dxa"/>
                   <w:tcBorders>
                     <w:top w:val="single" w:sz="4" w:space="0" w:color="444444"/>
                     <w:left w:val="single" w:sz="4" w:space="0" w:color="FFFFFF" w:themeColor="background1"/>
@@ -3372,8 +3445,8 @@
                     <w:jc w:val="center"/>
                     <w:rPr>
                       <w:rFonts w:ascii="Nunito Black" w:hAnsi="Nunito Black"/>
-                      <w:sz w:val="18"/>
-                      <w:szCs w:val="18"/>
+                      <w:sz w:val="16"/>
+                      <w:szCs w:val="16"/>
                     </w:rPr>
                   </w:pPr>
                   <w:r>
@@ -3382,24 +3455,24 @@
                       <w:b/>
                       <w:bCs/>
                       <w:noProof/>
-                      <w:sz w:val="18"/>
-                      <w:szCs w:val="18"/>
+                      <w:sz w:val="16"/>
+                      <w:szCs w:val="16"/>
                     </w:rPr>
                     <mc:AlternateContent>
                       <mc:Choice Requires="wps">
                         <w:drawing>
-                          <wp:anchor distT="0" distB="0" distL="114300" distR="114300" simplePos="0" relativeHeight="251671552" behindDoc="0" locked="0" layoutInCell="1" allowOverlap="1" wp14:anchorId="2C60A77A" wp14:editId="1305B7E2">
+                          <wp:anchor distT="0" distB="0" distL="114300" distR="114300" simplePos="0" relativeHeight="251663360" behindDoc="0" locked="0" layoutInCell="1" allowOverlap="1" wp14:anchorId="71847A94" wp14:editId="6AE76627">
                             <wp:simplePos x="0" y="0"/>
                             <wp:positionH relativeFrom="column">
-                              <wp:posOffset>-203200</wp:posOffset>
+                              <wp:posOffset>-54610</wp:posOffset>
                             </wp:positionH>
                             <wp:positionV relativeFrom="paragraph">
-                              <wp:posOffset>33655</wp:posOffset>
+                              <wp:posOffset>11430</wp:posOffset>
                             </wp:positionV>
-                            <wp:extent cx="1295400" cy="749300"/>
-                            <wp:effectExtent l="0" t="0" r="19050" b="12700"/>
+                            <wp:extent cx="1386840" cy="731520"/>
+                            <wp:effectExtent l="0" t="0" r="22860" b="11430"/>
                             <wp:wrapNone/>
-                            <wp:docPr id="2073023450" name="Elipse 2"/>
+                            <wp:docPr id="883447086" name="Elipse 2"/>
                             <wp:cNvGraphicFramePr/>
                             <a:graphic xmlns:a="http://schemas.openxmlformats.org/drawingml/2006/main">
                               <a:graphicData uri="http://schemas.microsoft.com/office/word/2010/wordprocessingShape">
@@ -3408,7 +3481,7 @@
                                   <wps:spPr>
                                     <a:xfrm>
                                       <a:off x="0" y="0"/>
-                                      <a:ext cx="1295400" cy="749300"/>
+                                      <a:ext cx="1386840" cy="731520"/>
                                     </a:xfrm>
                                     <a:prstGeom prst="ellipse">
                                       <a:avLst/>
@@ -3433,11 +3506,13 @@
                                     <w:txbxContent>
                                       <w:p>
                                         <w:pPr>
-                                          <w:spacing w:after="0" w:line="240" w:lineRule="auto"/>
+                                          <w:spacing w:after="0" w:line="0" w:lineRule="atLeast"/>
                                           <w:contextualSpacing/>
                                           <w:jc w:val="center"/>
                                           <w:rPr>
                                             <w:rFonts w:ascii="Nunito" w:hAnsi="Nunito"/>
+                                            <w:b/>
+                                            <w:bCs/>
                                             <w:sz w:val="16"/>
                                             <w:szCs w:val="16"/>
                                           </w:rPr>
@@ -3445,6 +3520,8 @@
                                         <w:r>
                                           <w:rPr>
                                             <w:rFonts w:ascii="Nunito" w:hAnsi="Nunito"/>
+                                            <w:b/>
+                                            <w:bCs/>
                                             <w:sz w:val="16"/>
                                             <w:szCs w:val="16"/>
                                           </w:rPr>
@@ -3453,11 +3530,13 @@
                                       </w:p>
                                       <w:p>
                                         <w:pPr>
-                                          <w:spacing w:after="0" w:line="240" w:lineRule="auto"/>
+                                          <w:spacing w:after="0" w:line="0" w:lineRule="atLeast"/>
                                           <w:contextualSpacing/>
                                           <w:jc w:val="center"/>
                                           <w:rPr>
                                             <w:rFonts w:ascii="Nunito" w:hAnsi="Nunito"/>
+                                            <w:b/>
+                                            <w:bCs/>
                                             <w:sz w:val="16"/>
                                             <w:szCs w:val="16"/>
                                           </w:rPr>
@@ -3465,6 +3544,8 @@
                                         <w:r>
                                           <w:rPr>
                                             <w:rFonts w:ascii="Nunito" w:hAnsi="Nunito"/>
+                                            <w:b/>
+                                            <w:bCs/>
                                             <w:sz w:val="16"/>
                                             <w:szCs w:val="16"/>
                                           </w:rPr>
@@ -3473,11 +3554,13 @@
                                       </w:p>
                                       <w:p>
                                         <w:pPr>
-                                          <w:spacing w:after="0" w:line="240" w:lineRule="auto"/>
+                                          <w:spacing w:after="0" w:line="0" w:lineRule="atLeast"/>
                                           <w:contextualSpacing/>
                                           <w:jc w:val="center"/>
                                           <w:rPr>
                                             <w:rFonts w:ascii="Nunito" w:hAnsi="Nunito"/>
+                                            <w:b/>
+                                            <w:bCs/>
                                             <w:sz w:val="16"/>
                                             <w:szCs w:val="16"/>
                                           </w:rPr>
@@ -3485,6 +3568,8 @@
                                         <w:r>
                                           <w:rPr>
                                             <w:rFonts w:ascii="Nunito" w:hAnsi="Nunito"/>
+                                            <w:b/>
+                                            <w:bCs/>
                                             <w:sz w:val="16"/>
                                             <w:szCs w:val="16"/>
                                           </w:rPr>
@@ -3513,17 +3598,19 @@
                       </mc:Choice>
                       <mc:Fallback>
                         <w:pict>
-                          <v:oval w14:anchorId="2C60A77A" id="_x0000_s1028" style="position:absolute;left:0;text-align:left;margin-left:-16pt;margin-top:2.65pt;width:102pt;height:59pt;z-index:251671552;visibility:visible;mso-wrap-style:square;mso-width-percent:0;mso-height-percent:0;mso-wrap-distance-left:9pt;mso-wrap-distance-top:0;mso-wrap-distance-right:9pt;mso-wrap-distance-bottom:0;mso-position-horizontal:absolute;mso-position-horizontal-relative:text;mso-position-vertical:absolute;mso-position-vertical-relative:text;mso-width-percent:0;mso-height-percent:0;mso-width-relative:margin;mso-height-relative:margin;v-text-anchor:middle" o:gfxdata="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" fillcolor="white [3201]" strokecolor="black [3200]" strokeweight="1pt">
+                          <v:oval w14:anchorId="71847A94" id="_x0000_s1028" style="position:absolute;left:0;text-align:left;margin-left:-4.3pt;margin-top:.9pt;width:109.2pt;height:57.6pt;z-index:251663360;visibility:visible;mso-wrap-style:square;mso-width-percent:0;mso-height-percent:0;mso-wrap-distance-left:9pt;mso-wrap-distance-top:0;mso-wrap-distance-right:9pt;mso-wrap-distance-bottom:0;mso-position-horizontal:absolute;mso-position-horizontal-relative:text;mso-position-vertical:absolute;mso-position-vertical-relative:text;mso-width-percent:0;mso-height-percent:0;mso-width-relative:margin;mso-height-relative:margin;v-text-anchor:middle" o:gfxdata="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" fillcolor="white [3201]" strokecolor="black [3200]" strokeweight="1pt">
                             <v:stroke joinstyle="miter"/>
                             <v:textbox>
                               <w:txbxContent>
                                 <w:p>
                                   <w:pPr>
-                                    <w:spacing w:after="0" w:line="240" w:lineRule="auto"/>
+                                    <w:spacing w:after="0" w:line="0" w:lineRule="atLeast"/>
                                     <w:contextualSpacing/>
                                     <w:jc w:val="center"/>
                                     <w:rPr>
                                       <w:rFonts w:ascii="Nunito" w:hAnsi="Nunito"/>
+                                      <w:b/>
+                                      <w:bCs/>
                                       <w:sz w:val="16"/>
                                       <w:szCs w:val="16"/>
                                     </w:rPr>
@@ -3531,6 +3618,8 @@
                                   <w:r>
                                     <w:rPr>
                                       <w:rFonts w:ascii="Nunito" w:hAnsi="Nunito"/>
+                                      <w:b/>
+                                      <w:bCs/>
                                       <w:sz w:val="16"/>
                                       <w:szCs w:val="16"/>
                                     </w:rPr>
@@ -3539,11 +3628,13 @@
                                 </w:p>
                                 <w:p>
                                   <w:pPr>
-                                    <w:spacing w:after="0" w:line="240" w:lineRule="auto"/>
+                                    <w:spacing w:after="0" w:line="0" w:lineRule="atLeast"/>
                                     <w:contextualSpacing/>
                                     <w:jc w:val="center"/>
                                     <w:rPr>
                                       <w:rFonts w:ascii="Nunito" w:hAnsi="Nunito"/>
+                                      <w:b/>
+                                      <w:bCs/>
                                       <w:sz w:val="16"/>
                                       <w:szCs w:val="16"/>
                                     </w:rPr>
@@ -3551,6 +3642,8 @@
                                   <w:r>
                                     <w:rPr>
                                       <w:rFonts w:ascii="Nunito" w:hAnsi="Nunito"/>
+                                      <w:b/>
+                                      <w:bCs/>
                                       <w:sz w:val="16"/>
                                       <w:szCs w:val="16"/>
                                     </w:rPr>
@@ -3559,11 +3652,13 @@
                                 </w:p>
                                 <w:p>
                                   <w:pPr>
-                                    <w:spacing w:after="0" w:line="240" w:lineRule="auto"/>
+                                    <w:spacing w:after="0" w:line="0" w:lineRule="atLeast"/>
                                     <w:contextualSpacing/>
                                     <w:jc w:val="center"/>
                                     <w:rPr>
                                       <w:rFonts w:ascii="Nunito" w:hAnsi="Nunito"/>
+                                      <w:b/>
+                                      <w:bCs/>
                                       <w:sz w:val="16"/>
                                       <w:szCs w:val="16"/>
                                     </w:rPr>
@@ -3571,6 +3666,8 @@
                                   <w:r>
                                     <w:rPr>
                                       <w:rFonts w:ascii="Nunito" w:hAnsi="Nunito"/>
+                                      <w:b/>
+                                      <w:bCs/>
                                       <w:sz w:val="16"/>
                                       <w:szCs w:val="16"/>
                                     </w:rPr>
@@ -3601,9 +3698,8 @@
           <w:tbl>
             <w:tblPr>
               <w:tblStyle w:val="Tablaconcuadrcula"/>
-              <w:tblpPr w:leftFromText="141" w:rightFromText="141" w:vertAnchor="page" w:horzAnchor="margin" w:tblpXSpec="center" w:tblpY="231"/>
-              <w:tblOverlap w:val="never"/>
-              <w:tblW w:w="4533" w:type="pct"/>
+              <w:tblpPr w:leftFromText="141" w:rightFromText="141" w:tblpX="-494" w:tblpY="-429"/>
+              <w:tblW w:w="8048" w:type="dxa"/>
               <w:tblBorders>
                 <w:top w:val="none" w:sz="0" w:space="0" w:color="auto"/>
                 <w:left w:val="none" w:sz="0" w:space="0" w:color="auto"/>
@@ -3615,21 +3711,22 @@
               <w:tblLook w:val="04A0" w:firstRow="1" w:lastRow="0" w:firstColumn="1" w:lastColumn="0" w:noHBand="0" w:noVBand="1"/>
             </w:tblPr>
             <w:tblGrid>
-              <w:gridCol w:w="1944"/>
-              <w:gridCol w:w="1563"/>
-              <w:gridCol w:w="18"/>
-              <w:gridCol w:w="1494"/>
-              <w:gridCol w:w="215"/>
-              <w:gridCol w:w="2070"/>
+              <w:gridCol w:w="2154"/>
+              <w:gridCol w:w="425"/>
+              <w:gridCol w:w="1251"/>
+              <w:gridCol w:w="19"/>
+              <w:gridCol w:w="1659"/>
+              <w:gridCol w:w="248"/>
+              <w:gridCol w:w="2292"/>
             </w:tblGrid>
             <w:tr>
               <w:trPr>
-                <w:trHeight w:val="478"/>
+                <w:trHeight w:val="706"/>
               </w:trPr>
               <w:tc>
                 <w:tcPr>
-                  <w:tcW w:w="3436" w:type="pct"/>
-                  <w:gridSpan w:val="4"/>
+                  <w:tcW w:w="5508" w:type="dxa"/>
+                  <w:gridSpan w:val="5"/>
                   <w:tcBorders>
                     <w:top w:val="double" w:sz="18" w:space="0" w:color="auto"/>
                     <w:left w:val="double" w:sz="18" w:space="0" w:color="auto"/>
@@ -3644,17 +3741,17 @@
                       <w:rFonts w:ascii="Nunito Black" w:hAnsi="Nunito Black"/>
                       <w:b/>
                       <w:bCs/>
-                      <w:sz w:val="18"/>
-                      <w:szCs w:val="18"/>
-                    </w:rPr>
-                  </w:pPr>
-                  <w:r>
-                    <w:rPr>
-                      <w:rFonts w:ascii="Nunito Black" w:hAnsi="Nunito Black"/>
-                      <w:b/>
-                      <w:bCs/>
-                      <w:sz w:val="18"/>
-                      <w:szCs w:val="18"/>
+                      <w:sz w:val="16"/>
+                      <w:szCs w:val="16"/>
+                    </w:rPr>
+                  </w:pPr>
+                  <w:r>
+                    <w:rPr>
+                      <w:rFonts w:ascii="Nunito Black" w:hAnsi="Nunito Black"/>
+                      <w:b/>
+                      <w:bCs/>
+                      <w:sz w:val="16"/>
+                      <w:szCs w:val="16"/>
                     </w:rPr>
                     <w:t xml:space="preserve">NOMBRE COMERCIAL DE LA ESPECIE: </w:t>
                   </w:r>
@@ -3664,15 +3761,15 @@
                     <w:spacing w:line="276" w:lineRule="auto"/>
                     <w:rPr>
                       <w:rFonts w:ascii="Nunito" w:hAnsi="Nunito"/>
-                      <w:sz w:val="18"/>
-                      <w:szCs w:val="18"/>
-                    </w:rPr>
-                  </w:pPr>
-                  <w:r>
-                    <w:rPr>
-                      <w:rFonts w:ascii="Nunito" w:hAnsi="Nunito"/>
-                      <w:sz w:val="18"/>
-                      <w:szCs w:val="18"/>
+                      <w:sz w:val="16"/>
+                      <w:szCs w:val="16"/>
+                    </w:rPr>
+                  </w:pPr>
+                  <w:r>
+                    <w:rPr>
+                      <w:rFonts w:ascii="Nunito" w:hAnsi="Nunito"/>
+                      <w:sz w:val="16"/>
+                      <w:szCs w:val="16"/>
                     </w:rPr>
                     <w:t>{{</w:t>
                   </w:r>
@@ -3680,8 +3777,8 @@
                   <w:r>
                     <w:rPr>
                       <w:rFonts w:ascii="Nunito" w:hAnsi="Nunito"/>
-                      <w:sz w:val="18"/>
-                      <w:szCs w:val="18"/>
+                      <w:sz w:val="16"/>
+                      <w:szCs w:val="16"/>
                     </w:rPr>
                     <w:t>denominacion_comercial</w:t>
                   </w:r>
@@ -3689,8 +3786,8 @@
                   <w:r>
                     <w:rPr>
                       <w:rFonts w:ascii="Nunito" w:hAnsi="Nunito"/>
-                      <w:sz w:val="18"/>
-                      <w:szCs w:val="18"/>
+                      <w:sz w:val="16"/>
+                      <w:szCs w:val="16"/>
                     </w:rPr>
                     <w:t>}}</w:t>
                   </w:r>
@@ -3698,7 +3795,7 @@
               </w:tc>
               <w:tc>
                 <w:tcPr>
-                  <w:tcW w:w="1564" w:type="pct"/>
+                  <w:tcW w:w="2540" w:type="dxa"/>
                   <w:gridSpan w:val="2"/>
                   <w:vMerge w:val="restart"/>
                   <w:tcBorders>
@@ -3714,17 +3811,17 @@
                       <w:rFonts w:ascii="Nunito Black" w:hAnsi="Nunito Black"/>
                       <w:b/>
                       <w:bCs/>
-                      <w:sz w:val="18"/>
-                      <w:szCs w:val="18"/>
-                    </w:rPr>
-                  </w:pPr>
-                  <w:r>
-                    <w:rPr>
-                      <w:rFonts w:ascii="Nunito Black" w:hAnsi="Nunito Black"/>
-                      <w:b/>
-                      <w:bCs/>
-                      <w:sz w:val="18"/>
-                      <w:szCs w:val="18"/>
+                      <w:sz w:val="16"/>
+                      <w:szCs w:val="16"/>
+                    </w:rPr>
+                  </w:pPr>
+                  <w:r>
+                    <w:rPr>
+                      <w:rFonts w:ascii="Nunito Black" w:hAnsi="Nunito Black"/>
+                      <w:b/>
+                      <w:bCs/>
+                      <w:sz w:val="16"/>
+                      <w:szCs w:val="16"/>
                     </w:rPr>
                     <w:t xml:space="preserve">LOTE: </w:t>
                   </w:r>
@@ -3735,8 +3832,8 @@
                       <w:rFonts w:ascii="Nunito Black" w:hAnsi="Nunito Black"/>
                       <w:b/>
                       <w:bCs/>
-                      <w:sz w:val="18"/>
-                      <w:szCs w:val="18"/>
+                      <w:sz w:val="16"/>
+                      <w:szCs w:val="16"/>
                     </w:rPr>
                   </w:pPr>
                 </w:p>
@@ -3745,15 +3842,19 @@
                     <w:jc w:val="center"/>
                     <w:rPr>
                       <w:rFonts w:ascii="Nunito" w:hAnsi="Nunito"/>
-                      <w:sz w:val="18"/>
-                      <w:szCs w:val="18"/>
-                    </w:rPr>
-                  </w:pPr>
-                  <w:r>
-                    <w:rPr>
-                      <w:rFonts w:ascii="Nunito" w:hAnsi="Nunito"/>
-                      <w:sz w:val="18"/>
-                      <w:szCs w:val="18"/>
+                      <w:b/>
+                      <w:bCs/>
+                      <w:sz w:val="16"/>
+                      <w:szCs w:val="16"/>
+                    </w:rPr>
+                  </w:pPr>
+                  <w:r>
+                    <w:rPr>
+                      <w:rFonts w:ascii="Nunito" w:hAnsi="Nunito"/>
+                      <w:b/>
+                      <w:bCs/>
+                      <w:sz w:val="16"/>
+                      <w:szCs w:val="16"/>
                     </w:rPr>
                     <w:t>{{lote}}</w:t>
                   </w:r>
@@ -3764,8 +3865,8 @@
                       <w:rFonts w:ascii="Nunito Black" w:hAnsi="Nunito Black"/>
                       <w:b/>
                       <w:bCs/>
-                      <w:sz w:val="18"/>
-                      <w:szCs w:val="18"/>
+                      <w:sz w:val="16"/>
+                      <w:szCs w:val="16"/>
                     </w:rPr>
                   </w:pPr>
                 </w:p>
@@ -3773,12 +3874,12 @@
             </w:tr>
             <w:tr>
               <w:trPr>
-                <w:trHeight w:val="471"/>
+                <w:trHeight w:val="697"/>
               </w:trPr>
               <w:tc>
                 <w:tcPr>
-                  <w:tcW w:w="3436" w:type="pct"/>
-                  <w:gridSpan w:val="4"/>
+                  <w:tcW w:w="5508" w:type="dxa"/>
+                  <w:gridSpan w:val="5"/>
                   <w:tcBorders>
                     <w:top w:val="single" w:sz="4" w:space="0" w:color="000000"/>
                     <w:left w:val="double" w:sz="18" w:space="0" w:color="auto"/>
@@ -3794,17 +3895,17 @@
                       <w:rFonts w:ascii="Nunito Black" w:hAnsi="Nunito Black"/>
                       <w:b/>
                       <w:bCs/>
-                      <w:sz w:val="18"/>
-                      <w:szCs w:val="18"/>
-                    </w:rPr>
-                  </w:pPr>
-                  <w:r>
-                    <w:rPr>
-                      <w:rFonts w:ascii="Nunito Black" w:hAnsi="Nunito Black"/>
-                      <w:b/>
-                      <w:bCs/>
-                      <w:sz w:val="18"/>
-                      <w:szCs w:val="18"/>
+                      <w:sz w:val="16"/>
+                      <w:szCs w:val="16"/>
+                    </w:rPr>
+                  </w:pPr>
+                  <w:r>
+                    <w:rPr>
+                      <w:rFonts w:ascii="Nunito Black" w:hAnsi="Nunito Black"/>
+                      <w:b/>
+                      <w:bCs/>
+                      <w:sz w:val="16"/>
+                      <w:szCs w:val="16"/>
                     </w:rPr>
                     <w:t>NOMBRE CIENTÍFICO DE LA ESPECIE:</w:t>
                   </w:r>
@@ -3817,8 +3918,8 @@
                       <w:rFonts w:ascii="Nunito" w:hAnsi="Nunito"/>
                       <w:i/>
                       <w:iCs/>
-                      <w:sz w:val="18"/>
-                      <w:szCs w:val="18"/>
+                      <w:sz w:val="16"/>
+                      <w:szCs w:val="16"/>
                     </w:rPr>
                   </w:pPr>
                   <w:r>
@@ -3826,8 +3927,8 @@
                       <w:rFonts w:ascii="Nunito" w:hAnsi="Nunito"/>
                       <w:i/>
                       <w:iCs/>
-                      <w:sz w:val="18"/>
-                      <w:szCs w:val="18"/>
+                      <w:sz w:val="16"/>
+                      <w:szCs w:val="16"/>
                     </w:rPr>
                     <w:t>{{</w:t>
                   </w:r>
@@ -3837,8 +3938,8 @@
                       <w:rFonts w:ascii="Nunito" w:hAnsi="Nunito"/>
                       <w:i/>
                       <w:iCs/>
-                      <w:sz w:val="18"/>
-                      <w:szCs w:val="18"/>
+                      <w:sz w:val="16"/>
+                      <w:szCs w:val="16"/>
                     </w:rPr>
                     <w:t>nombre_cientifico</w:t>
                   </w:r>
@@ -3848,8 +3949,8 @@
                       <w:rFonts w:ascii="Nunito" w:hAnsi="Nunito"/>
                       <w:i/>
                       <w:iCs/>
-                      <w:sz w:val="18"/>
-                      <w:szCs w:val="18"/>
+                      <w:sz w:val="16"/>
+                      <w:szCs w:val="16"/>
                     </w:rPr>
                     <w:t>}}</w:t>
                   </w:r>
@@ -3857,7 +3958,7 @@
               </w:tc>
               <w:tc>
                 <w:tcPr>
-                  <w:tcW w:w="1564" w:type="pct"/>
+                  <w:tcW w:w="2540" w:type="dxa"/>
                   <w:gridSpan w:val="2"/>
                   <w:vMerge/>
                   <w:tcBorders>
@@ -3872,8 +3973,8 @@
                       <w:rFonts w:ascii="Nunito Black" w:hAnsi="Nunito Black"/>
                       <w:b/>
                       <w:bCs/>
-                      <w:sz w:val="18"/>
-                      <w:szCs w:val="18"/>
+                      <w:sz w:val="16"/>
+                      <w:szCs w:val="16"/>
                     </w:rPr>
                   </w:pPr>
                 </w:p>
@@ -3881,12 +3982,12 @@
             </w:tr>
             <w:tr>
               <w:trPr>
-                <w:trHeight w:val="524"/>
+                <w:trHeight w:val="775"/>
               </w:trPr>
               <w:tc>
                 <w:tcPr>
-                  <w:tcW w:w="5000" w:type="pct"/>
-                  <w:gridSpan w:val="6"/>
+                  <w:tcW w:w="8048" w:type="dxa"/>
+                  <w:gridSpan w:val="7"/>
                   <w:tcBorders>
                     <w:top w:val="single" w:sz="4" w:space="0" w:color="000000"/>
                     <w:left w:val="double" w:sz="18" w:space="0" w:color="auto"/>
@@ -3901,17 +4002,17 @@
                       <w:rFonts w:ascii="Nunito Black" w:hAnsi="Nunito Black"/>
                       <w:b/>
                       <w:bCs/>
-                      <w:sz w:val="18"/>
-                      <w:szCs w:val="18"/>
-                    </w:rPr>
-                  </w:pPr>
-                  <w:r>
-                    <w:rPr>
-                      <w:rFonts w:ascii="Nunito Black" w:hAnsi="Nunito Black"/>
-                      <w:b/>
-                      <w:bCs/>
-                      <w:sz w:val="18"/>
-                      <w:szCs w:val="18"/>
+                      <w:sz w:val="16"/>
+                      <w:szCs w:val="16"/>
+                    </w:rPr>
+                  </w:pPr>
+                  <w:r>
+                    <w:rPr>
+                      <w:rFonts w:ascii="Nunito Black" w:hAnsi="Nunito Black"/>
+                      <w:b/>
+                      <w:bCs/>
+                      <w:sz w:val="16"/>
+                      <w:szCs w:val="16"/>
                     </w:rPr>
                     <w:t>ALÉRGENOS:</w:t>
                   </w:r>
@@ -3923,30 +4024,30 @@
                       <w:rFonts w:ascii="Nunito" w:hAnsi="Nunito"/>
                       <w:b/>
                       <w:bCs/>
-                      <w:sz w:val="18"/>
-                      <w:szCs w:val="18"/>
-                    </w:rPr>
-                  </w:pPr>
-                  <w:r>
-                    <w:rPr>
-                      <w:rFonts w:ascii="Nunito" w:hAnsi="Nunito"/>
-                      <w:b/>
-                      <w:bCs/>
-                      <w:sz w:val="18"/>
-                      <w:szCs w:val="18"/>
-                    </w:rPr>
-                    <w:t>Contiene PESCADO. Puede contener trazas de CRUSTACEOS, MOLUSCOS Y SULFITOS.</w:t>
+                      <w:sz w:val="16"/>
+                      <w:szCs w:val="16"/>
+                    </w:rPr>
+                  </w:pPr>
+                  <w:r>
+                    <w:rPr>
+                      <w:rFonts w:ascii="Nunito" w:hAnsi="Nunito"/>
+                      <w:b/>
+                      <w:bCs/>
+                      <w:sz w:val="16"/>
+                      <w:szCs w:val="16"/>
+                    </w:rPr>
+                    <w:t>Contiene PESCADO. Puede contener trazas de CRUSTACEO, MOLUSCOS Y SULFITOS</w:t>
                   </w:r>
                 </w:p>
               </w:tc>
             </w:tr>
             <w:tr>
               <w:trPr>
-                <w:trHeight w:val="831"/>
+                <w:trHeight w:val="1227"/>
               </w:trPr>
               <w:tc>
                 <w:tcPr>
-                  <w:tcW w:w="1331" w:type="pct"/>
+                  <w:tcW w:w="2154" w:type="dxa"/>
                   <w:tcBorders>
                     <w:top w:val="single" w:sz="4" w:space="0" w:color="444444"/>
                     <w:left w:val="double" w:sz="18" w:space="0" w:color="auto"/>
@@ -3961,17 +4062,17 @@
                       <w:rFonts w:ascii="Nunito Black" w:hAnsi="Nunito Black"/>
                       <w:b/>
                       <w:bCs/>
-                      <w:sz w:val="18"/>
-                      <w:szCs w:val="18"/>
-                    </w:rPr>
-                  </w:pPr>
-                  <w:r>
-                    <w:rPr>
-                      <w:rFonts w:ascii="Nunito Black" w:hAnsi="Nunito Black"/>
-                      <w:b/>
-                      <w:bCs/>
-                      <w:sz w:val="18"/>
-                      <w:szCs w:val="18"/>
+                      <w:sz w:val="16"/>
+                      <w:szCs w:val="16"/>
+                    </w:rPr>
+                  </w:pPr>
+                  <w:r>
+                    <w:rPr>
+                      <w:rFonts w:ascii="Nunito Black" w:hAnsi="Nunito Black"/>
+                      <w:b/>
+                      <w:bCs/>
+                      <w:sz w:val="16"/>
+                      <w:szCs w:val="16"/>
                     </w:rPr>
                     <w:t>MÉTODO DE PRODUCCIÓN:</w:t>
                   </w:r>
@@ -3981,15 +4082,15 @@
                     <w:spacing w:line="276" w:lineRule="auto"/>
                     <w:rPr>
                       <w:rFonts w:ascii="Nunito" w:hAnsi="Nunito"/>
-                      <w:sz w:val="18"/>
-                      <w:szCs w:val="18"/>
-                    </w:rPr>
-                  </w:pPr>
-                  <w:r>
-                    <w:rPr>
-                      <w:rFonts w:ascii="Nunito" w:hAnsi="Nunito"/>
-                      <w:sz w:val="18"/>
-                      <w:szCs w:val="18"/>
+                      <w:sz w:val="16"/>
+                      <w:szCs w:val="16"/>
+                    </w:rPr>
+                  </w:pPr>
+                  <w:r>
+                    <w:rPr>
+                      <w:rFonts w:ascii="Nunito" w:hAnsi="Nunito"/>
+                      <w:sz w:val="16"/>
+                      <w:szCs w:val="16"/>
                     </w:rPr>
                     <w:t>{{</w:t>
                   </w:r>
@@ -3997,8 +4098,8 @@
                   <w:r>
                     <w:rPr>
                       <w:rFonts w:ascii="Nunito" w:hAnsi="Nunito"/>
-                      <w:sz w:val="18"/>
-                      <w:szCs w:val="18"/>
+                      <w:sz w:val="16"/>
+                      <w:szCs w:val="16"/>
                     </w:rPr>
                     <w:t>forma_captura</w:t>
                   </w:r>
@@ -4006,8 +4107,8 @@
                   <w:r>
                     <w:rPr>
                       <w:rFonts w:ascii="Nunito" w:hAnsi="Nunito"/>
-                      <w:sz w:val="18"/>
-                      <w:szCs w:val="18"/>
+                      <w:sz w:val="16"/>
+                      <w:szCs w:val="16"/>
                     </w:rPr>
                     <w:t>}}</w:t>
                   </w:r>
@@ -4015,76 +4116,7 @@
               </w:tc>
               <w:tc>
                 <w:tcPr>
-                  <w:tcW w:w="1070" w:type="pct"/>
-                  <w:tcBorders>
-                    <w:top w:val="single" w:sz="4" w:space="0" w:color="444444"/>
-                    <w:left w:val="single" w:sz="4" w:space="0" w:color="444444"/>
-                    <w:bottom w:val="single" w:sz="4" w:space="0" w:color="444444"/>
-                    <w:right w:val="single" w:sz="4" w:space="0" w:color="444444"/>
-                  </w:tcBorders>
-                </w:tcPr>
-                <w:p>
-                  <w:pPr>
-                    <w:spacing w:line="276" w:lineRule="auto"/>
-                    <w:rPr>
-                      <w:rFonts w:ascii="Nunito Black" w:hAnsi="Nunito Black"/>
-                      <w:b/>
-                      <w:bCs/>
-                      <w:sz w:val="18"/>
-                      <w:szCs w:val="18"/>
-                    </w:rPr>
-                  </w:pPr>
-                  <w:r>
-                    <w:rPr>
-                      <w:rFonts w:ascii="Nunito Black" w:hAnsi="Nunito Black"/>
-                      <w:b/>
-                      <w:bCs/>
-                      <w:sz w:val="18"/>
-                      <w:szCs w:val="18"/>
-                    </w:rPr>
-                    <w:t>ZONA DE CAPTURA:</w:t>
-                  </w:r>
-                </w:p>
-                <w:p>
-                  <w:pPr>
-                    <w:spacing w:line="276" w:lineRule="auto"/>
-                    <w:rPr>
-                      <w:rFonts w:ascii="Nunito" w:hAnsi="Nunito"/>
-                      <w:sz w:val="18"/>
-                      <w:szCs w:val="18"/>
-                    </w:rPr>
-                  </w:pPr>
-                  <w:r>
-                    <w:rPr>
-                      <w:rFonts w:ascii="Nunito" w:hAnsi="Nunito"/>
-                      <w:sz w:val="18"/>
-                      <w:szCs w:val="18"/>
-                    </w:rPr>
-                    <w:t>{{</w:t>
-                  </w:r>
-                  <w:proofErr w:type="spellStart"/>
-                  <w:r>
-                    <w:rPr>
-                      <w:rFonts w:ascii="Nunito" w:hAnsi="Nunito"/>
-                      <w:sz w:val="18"/>
-                      <w:szCs w:val="18"/>
-                    </w:rPr>
-                    <w:t>zona_captura</w:t>
-                  </w:r>
-                  <w:proofErr w:type="spellEnd"/>
-                  <w:r>
-                    <w:rPr>
-                      <w:rFonts w:ascii="Nunito" w:hAnsi="Nunito"/>
-                      <w:sz w:val="18"/>
-                      <w:szCs w:val="18"/>
-                    </w:rPr>
-                    <w:t>}}</w:t>
-                  </w:r>
-                </w:p>
-              </w:tc>
-              <w:tc>
-                <w:tcPr>
-                  <w:tcW w:w="1034" w:type="pct"/>
+                  <w:tcW w:w="1676" w:type="dxa"/>
                   <w:gridSpan w:val="2"/>
                   <w:tcBorders>
                     <w:top w:val="single" w:sz="4" w:space="0" w:color="444444"/>
@@ -4100,35 +4132,35 @@
                       <w:rFonts w:ascii="Nunito Black" w:hAnsi="Nunito Black"/>
                       <w:b/>
                       <w:bCs/>
-                      <w:sz w:val="18"/>
-                      <w:szCs w:val="18"/>
-                    </w:rPr>
-                  </w:pPr>
-                  <w:r>
-                    <w:rPr>
-                      <w:rFonts w:ascii="Nunito Black" w:hAnsi="Nunito Black"/>
-                      <w:b/>
-                      <w:bCs/>
-                      <w:sz w:val="18"/>
-                      <w:szCs w:val="18"/>
-                    </w:rPr>
-                    <w:t>PAÍS DE ORIGEN:</w:t>
-                  </w:r>
-                </w:p>
-                <w:p>
-                  <w:pPr>
-                    <w:spacing w:line="276" w:lineRule="auto"/>
-                    <w:rPr>
-                      <w:rFonts w:ascii="Nunito" w:hAnsi="Nunito"/>
-                      <w:sz w:val="18"/>
-                      <w:szCs w:val="18"/>
-                    </w:rPr>
-                  </w:pPr>
-                  <w:r>
-                    <w:rPr>
-                      <w:rFonts w:ascii="Nunito" w:hAnsi="Nunito"/>
-                      <w:sz w:val="18"/>
-                      <w:szCs w:val="18"/>
+                      <w:sz w:val="16"/>
+                      <w:szCs w:val="16"/>
+                    </w:rPr>
+                  </w:pPr>
+                  <w:r>
+                    <w:rPr>
+                      <w:rFonts w:ascii="Nunito Black" w:hAnsi="Nunito Black"/>
+                      <w:b/>
+                      <w:bCs/>
+                      <w:sz w:val="16"/>
+                      <w:szCs w:val="16"/>
+                    </w:rPr>
+                    <w:t>ZONA DE CAPTURA:</w:t>
+                  </w:r>
+                </w:p>
+                <w:p>
+                  <w:pPr>
+                    <w:spacing w:line="276" w:lineRule="auto"/>
+                    <w:rPr>
+                      <w:rFonts w:ascii="Nunito" w:hAnsi="Nunito"/>
+                      <w:sz w:val="16"/>
+                      <w:szCs w:val="16"/>
+                    </w:rPr>
+                  </w:pPr>
+                  <w:r>
+                    <w:rPr>
+                      <w:rFonts w:ascii="Nunito" w:hAnsi="Nunito"/>
+                      <w:sz w:val="16"/>
+                      <w:szCs w:val="16"/>
                     </w:rPr>
                     <w:t>{{</w:t>
                   </w:r>
@@ -4136,17 +4168,17 @@
                   <w:r>
                     <w:rPr>
                       <w:rFonts w:ascii="Nunito" w:hAnsi="Nunito"/>
-                      <w:sz w:val="18"/>
-                      <w:szCs w:val="18"/>
-                    </w:rPr>
-                    <w:t>pais_origen</w:t>
+                      <w:sz w:val="16"/>
+                      <w:szCs w:val="16"/>
+                    </w:rPr>
+                    <w:t>zona_captura</w:t>
                   </w:r>
                   <w:proofErr w:type="spellEnd"/>
                   <w:r>
                     <w:rPr>
                       <w:rFonts w:ascii="Nunito" w:hAnsi="Nunito"/>
-                      <w:sz w:val="18"/>
-                      <w:szCs w:val="18"/>
+                      <w:sz w:val="16"/>
+                      <w:szCs w:val="16"/>
                     </w:rPr>
                     <w:t>}}</w:t>
                   </w:r>
@@ -4154,7 +4186,77 @@
               </w:tc>
               <w:tc>
                 <w:tcPr>
-                  <w:tcW w:w="1564" w:type="pct"/>
+                  <w:tcW w:w="1677" w:type="dxa"/>
+                  <w:gridSpan w:val="2"/>
+                  <w:tcBorders>
+                    <w:top w:val="single" w:sz="4" w:space="0" w:color="444444"/>
+                    <w:left w:val="single" w:sz="4" w:space="0" w:color="444444"/>
+                    <w:bottom w:val="single" w:sz="4" w:space="0" w:color="444444"/>
+                    <w:right w:val="single" w:sz="4" w:space="0" w:color="444444"/>
+                  </w:tcBorders>
+                </w:tcPr>
+                <w:p>
+                  <w:pPr>
+                    <w:spacing w:line="276" w:lineRule="auto"/>
+                    <w:rPr>
+                      <w:rFonts w:ascii="Nunito Black" w:hAnsi="Nunito Black"/>
+                      <w:b/>
+                      <w:bCs/>
+                      <w:sz w:val="16"/>
+                      <w:szCs w:val="16"/>
+                    </w:rPr>
+                  </w:pPr>
+                  <w:r>
+                    <w:rPr>
+                      <w:rFonts w:ascii="Nunito Black" w:hAnsi="Nunito Black"/>
+                      <w:b/>
+                      <w:bCs/>
+                      <w:sz w:val="16"/>
+                      <w:szCs w:val="16"/>
+                    </w:rPr>
+                    <w:t>PAÍS DE ORIGEN:</w:t>
+                  </w:r>
+                </w:p>
+                <w:p>
+                  <w:pPr>
+                    <w:spacing w:line="276" w:lineRule="auto"/>
+                    <w:rPr>
+                      <w:rFonts w:ascii="Nunito" w:hAnsi="Nunito"/>
+                      <w:sz w:val="16"/>
+                      <w:szCs w:val="16"/>
+                    </w:rPr>
+                  </w:pPr>
+                  <w:r>
+                    <w:rPr>
+                      <w:rFonts w:ascii="Nunito" w:hAnsi="Nunito"/>
+                      <w:sz w:val="16"/>
+                      <w:szCs w:val="16"/>
+                    </w:rPr>
+                    <w:t>{{</w:t>
+                  </w:r>
+                  <w:proofErr w:type="spellStart"/>
+                  <w:r>
+                    <w:rPr>
+                      <w:rFonts w:ascii="Nunito" w:hAnsi="Nunito"/>
+                      <w:sz w:val="16"/>
+                      <w:szCs w:val="16"/>
+                    </w:rPr>
+                    <w:t>pais_origen</w:t>
+                  </w:r>
+                  <w:proofErr w:type="spellEnd"/>
+                  <w:r>
+                    <w:rPr>
+                      <w:rFonts w:ascii="Nunito" w:hAnsi="Nunito"/>
+                      <w:sz w:val="16"/>
+                      <w:szCs w:val="16"/>
+                    </w:rPr>
+                    <w:t>}}</w:t>
+                  </w:r>
+                </w:p>
+              </w:tc>
+              <w:tc>
+                <w:tcPr>
+                  <w:tcW w:w="2540" w:type="dxa"/>
                   <w:gridSpan w:val="2"/>
                   <w:tcBorders>
                     <w:top w:val="single" w:sz="4" w:space="0" w:color="444444"/>
@@ -4170,17 +4272,17 @@
                       <w:rFonts w:ascii="Nunito Black" w:hAnsi="Nunito Black"/>
                       <w:b/>
                       <w:bCs/>
-                      <w:sz w:val="18"/>
-                      <w:szCs w:val="18"/>
-                    </w:rPr>
-                  </w:pPr>
-                  <w:r>
-                    <w:rPr>
-                      <w:rFonts w:ascii="Nunito Black" w:hAnsi="Nunito Black"/>
-                      <w:b/>
-                      <w:bCs/>
-                      <w:sz w:val="18"/>
-                      <w:szCs w:val="18"/>
+                      <w:sz w:val="16"/>
+                      <w:szCs w:val="16"/>
+                    </w:rPr>
+                  </w:pPr>
+                  <w:r>
+                    <w:rPr>
+                      <w:rFonts w:ascii="Nunito Black" w:hAnsi="Nunito Black"/>
+                      <w:b/>
+                      <w:bCs/>
+                      <w:sz w:val="16"/>
+                      <w:szCs w:val="16"/>
                     </w:rPr>
                     <w:t>ARTE DE PESCA:</w:t>
                   </w:r>
@@ -4192,25 +4294,25 @@
                       <w:rFonts w:ascii="Nunito Black" w:hAnsi="Nunito Black"/>
                       <w:b/>
                       <w:bCs/>
-                      <w:sz w:val="18"/>
-                      <w:szCs w:val="18"/>
-                    </w:rPr>
-                  </w:pPr>
-                </w:p>
-                <w:p>
-                  <w:pPr>
-                    <w:spacing w:line="276" w:lineRule="auto"/>
-                    <w:rPr>
-                      <w:rFonts w:ascii="Nunito" w:hAnsi="Nunito"/>
-                      <w:sz w:val="18"/>
-                      <w:szCs w:val="18"/>
-                    </w:rPr>
-                  </w:pPr>
-                  <w:r>
-                    <w:rPr>
-                      <w:rFonts w:ascii="Nunito" w:hAnsi="Nunito"/>
-                      <w:sz w:val="18"/>
-                      <w:szCs w:val="18"/>
+                      <w:sz w:val="16"/>
+                      <w:szCs w:val="16"/>
+                    </w:rPr>
+                  </w:pPr>
+                </w:p>
+                <w:p>
+                  <w:pPr>
+                    <w:spacing w:line="276" w:lineRule="auto"/>
+                    <w:rPr>
+                      <w:rFonts w:ascii="Nunito" w:hAnsi="Nunito"/>
+                      <w:sz w:val="16"/>
+                      <w:szCs w:val="16"/>
+                    </w:rPr>
+                  </w:pPr>
+                  <w:r>
+                    <w:rPr>
+                      <w:rFonts w:ascii="Nunito" w:hAnsi="Nunito"/>
+                      <w:sz w:val="16"/>
+                      <w:szCs w:val="16"/>
                     </w:rPr>
                     <w:t>{{</w:t>
                   </w:r>
@@ -4218,8 +4320,8 @@
                   <w:r>
                     <w:rPr>
                       <w:rFonts w:ascii="Nunito" w:hAnsi="Nunito"/>
-                      <w:sz w:val="18"/>
-                      <w:szCs w:val="18"/>
+                      <w:sz w:val="16"/>
+                      <w:szCs w:val="16"/>
                     </w:rPr>
                     <w:t>arte_pesca</w:t>
                   </w:r>
@@ -4227,8 +4329,8 @@
                   <w:r>
                     <w:rPr>
                       <w:rFonts w:ascii="Nunito" w:hAnsi="Nunito"/>
-                      <w:sz w:val="18"/>
-                      <w:szCs w:val="18"/>
+                      <w:sz w:val="16"/>
+                      <w:szCs w:val="16"/>
                     </w:rPr>
                     <w:t>}}</w:t>
                   </w:r>
@@ -4237,12 +4339,12 @@
             </w:tr>
             <w:tr>
               <w:trPr>
-                <w:trHeight w:val="591"/>
+                <w:trHeight w:val="872"/>
               </w:trPr>
               <w:tc>
                 <w:tcPr>
-                  <w:tcW w:w="2413" w:type="pct"/>
-                  <w:gridSpan w:val="3"/>
+                  <w:tcW w:w="3849" w:type="dxa"/>
+                  <w:gridSpan w:val="4"/>
                   <w:tcBorders>
                     <w:top w:val="single" w:sz="4" w:space="0" w:color="444444"/>
                     <w:left w:val="double" w:sz="18" w:space="0" w:color="auto"/>
@@ -4313,33 +4415,25 @@
                     <w:spacing w:before="120"/>
                     <w:rPr>
                       <w:rFonts w:ascii="Nunito" w:hAnsi="Nunito"/>
-                      <w:sz w:val="18"/>
-                      <w:szCs w:val="18"/>
-                    </w:rPr>
-                  </w:pPr>
-                  <w:r>
-                    <w:rPr>
-                      <w:rFonts w:ascii="Nunito" w:hAnsi="Nunito"/>
-                      <w:sz w:val="16"/>
-                      <w:szCs w:val="16"/>
-                    </w:rPr>
-                    <w:t xml:space="preserve">No volver a congelar. </w:t>
-                  </w:r>
-                  <w:r>
-                    <w:rPr>
-                      <w:rFonts w:ascii="Nunito" w:hAnsi="Nunito"/>
-                      <w:b/>
-                      <w:bCs/>
-                      <w:sz w:val="16"/>
-                      <w:szCs w:val="16"/>
-                    </w:rPr>
-                    <w:t>Conservar entre 0-4ºC</w:t>
+                      <w:sz w:val="16"/>
+                      <w:szCs w:val="16"/>
+                    </w:rPr>
+                  </w:pPr>
+                  <w:r>
+                    <w:rPr>
+                      <w:rFonts w:ascii="Nunito Black" w:hAnsi="Nunito Black"/>
+                      <w:b/>
+                      <w:bCs/>
+                      <w:sz w:val="16"/>
+                      <w:szCs w:val="16"/>
+                    </w:rPr>
+                    <w:t>No volver a congelar. Conservar entre 0-4ºC</w:t>
                   </w:r>
                 </w:p>
               </w:tc>
               <w:tc>
                 <w:tcPr>
-                  <w:tcW w:w="2587" w:type="pct"/>
+                  <w:tcW w:w="4198" w:type="dxa"/>
                   <w:gridSpan w:val="3"/>
                   <w:tcBorders>
                     <w:left w:val="single" w:sz="4" w:space="0" w:color="444444"/>
@@ -4353,17 +4447,17 @@
                       <w:rFonts w:ascii="Nunito Black" w:hAnsi="Nunito Black"/>
                       <w:b/>
                       <w:bCs/>
-                      <w:sz w:val="18"/>
-                      <w:szCs w:val="18"/>
-                    </w:rPr>
-                  </w:pPr>
-                  <w:r>
-                    <w:rPr>
-                      <w:rFonts w:ascii="Nunito Black" w:hAnsi="Nunito Black"/>
-                      <w:b/>
-                      <w:bCs/>
-                      <w:sz w:val="18"/>
-                      <w:szCs w:val="18"/>
+                      <w:sz w:val="16"/>
+                      <w:szCs w:val="16"/>
+                    </w:rPr>
+                  </w:pPr>
+                  <w:r>
+                    <w:rPr>
+                      <w:rFonts w:ascii="Nunito Black" w:hAnsi="Nunito Black"/>
+                      <w:b/>
+                      <w:bCs/>
+                      <w:sz w:val="16"/>
+                      <w:szCs w:val="16"/>
                     </w:rPr>
                     <w:t>FECHA DE CADUCIDAD:</w:t>
                   </w:r>
@@ -4373,15 +4467,15 @@
                     <w:spacing w:line="276" w:lineRule="auto"/>
                     <w:rPr>
                       <w:rFonts w:ascii="Nunito" w:hAnsi="Nunito"/>
-                      <w:sz w:val="18"/>
-                      <w:szCs w:val="18"/>
-                    </w:rPr>
-                  </w:pPr>
-                  <w:r>
-                    <w:rPr>
-                      <w:rFonts w:ascii="Nunito" w:hAnsi="Nunito"/>
-                      <w:sz w:val="18"/>
-                      <w:szCs w:val="18"/>
+                      <w:sz w:val="16"/>
+                      <w:szCs w:val="16"/>
+                    </w:rPr>
+                  </w:pPr>
+                  <w:r>
+                    <w:rPr>
+                      <w:rFonts w:ascii="Nunito" w:hAnsi="Nunito"/>
+                      <w:sz w:val="16"/>
+                      <w:szCs w:val="16"/>
                     </w:rPr>
                     <w:t>{{</w:t>
                   </w:r>
@@ -4389,8 +4483,8 @@
                   <w:r>
                     <w:rPr>
                       <w:rFonts w:ascii="Nunito" w:hAnsi="Nunito"/>
-                      <w:sz w:val="18"/>
-                      <w:szCs w:val="18"/>
+                      <w:sz w:val="16"/>
+                      <w:szCs w:val="16"/>
                     </w:rPr>
                     <w:t>fecha_caducidad</w:t>
                   </w:r>
@@ -4398,8 +4492,8 @@
                   <w:r>
                     <w:rPr>
                       <w:rFonts w:ascii="Nunito" w:hAnsi="Nunito"/>
-                      <w:sz w:val="18"/>
-                      <w:szCs w:val="18"/>
+                      <w:sz w:val="16"/>
+                      <w:szCs w:val="16"/>
                     </w:rPr>
                     <w:t>}}</w:t>
                   </w:r>
@@ -4408,17 +4502,17 @@
             </w:tr>
             <w:tr>
               <w:trPr>
-                <w:trHeight w:val="776"/>
+                <w:trHeight w:val="1145"/>
               </w:trPr>
               <w:tc>
                 <w:tcPr>
-                  <w:tcW w:w="3583" w:type="pct"/>
-                  <w:gridSpan w:val="5"/>
+                  <w:tcW w:w="2579" w:type="dxa"/>
+                  <w:gridSpan w:val="2"/>
                   <w:tcBorders>
                     <w:top w:val="single" w:sz="4" w:space="0" w:color="444444"/>
                     <w:left w:val="double" w:sz="18" w:space="0" w:color="auto"/>
                     <w:bottom w:val="double" w:sz="18" w:space="0" w:color="auto"/>
-                    <w:right w:val="single" w:sz="4" w:space="0" w:color="FFFFFF" w:themeColor="background1"/>
+                    <w:right w:val="single" w:sz="4" w:space="0" w:color="444444"/>
                   </w:tcBorders>
                 </w:tcPr>
                 <w:p>
@@ -4427,125 +4521,136 @@
                       <w:rFonts w:ascii="Nunito Black" w:hAnsi="Nunito Black"/>
                       <w:b/>
                       <w:bCs/>
-                      <w:sz w:val="18"/>
-                      <w:szCs w:val="18"/>
-                    </w:rPr>
-                  </w:pPr>
-                </w:p>
-                <w:p>
-                  <w:pPr>
-                    <w:spacing w:line="276" w:lineRule="auto"/>
-                    <w:rPr>
-                      <w:rFonts w:ascii="Nunito Black" w:hAnsi="Nunito Black"/>
-                      <w:b/>
-                      <w:bCs/>
-                      <w:sz w:val="18"/>
-                      <w:szCs w:val="18"/>
-                    </w:rPr>
-                  </w:pPr>
-                  <w:r>
-                    <w:rPr>
-                      <w:rFonts w:ascii="Nunito Black" w:hAnsi="Nunito Black"/>
-                      <w:b/>
-                      <w:bCs/>
-                      <w:sz w:val="18"/>
-                      <w:szCs w:val="18"/>
-                    </w:rPr>
-                    <w:t>EXPEDIDOR:</w:t>
-                  </w:r>
-                </w:p>
-                <w:p>
-                  <w:pPr>
-                    <w:jc w:val="center"/>
-                    <w:rPr>
-                      <w:rFonts w:ascii="Nunito" w:hAnsi="Nunito"/>
-                      <w:b/>
-                      <w:bCs/>
-                      <w:sz w:val="18"/>
-                      <w:szCs w:val="18"/>
-                    </w:rPr>
-                  </w:pPr>
-                  <w:r>
-                    <w:rPr>
-                      <w:rFonts w:ascii="Nunito" w:hAnsi="Nunito"/>
-                      <w:b/>
-                      <w:bCs/>
-                      <w:sz w:val="18"/>
-                      <w:szCs w:val="18"/>
-                    </w:rPr>
-                    <w:t xml:space="preserve">PESCADOS Y MARISCOS SANTIAGO Y SANTIAGO, S.L. </w:t>
-                  </w:r>
-                </w:p>
-                <w:p>
-                  <w:pPr>
-                    <w:jc w:val="center"/>
-                    <w:rPr>
-                      <w:rFonts w:ascii="Nunito" w:hAnsi="Nunito"/>
-                      <w:b/>
-                      <w:bCs/>
-                      <w:sz w:val="18"/>
-                      <w:szCs w:val="18"/>
-                    </w:rPr>
-                  </w:pPr>
-                  <w:r>
-                    <w:rPr>
-                      <w:rFonts w:ascii="Nunito" w:hAnsi="Nunito"/>
-                      <w:b/>
-                      <w:bCs/>
-                      <w:sz w:val="18"/>
-                      <w:szCs w:val="18"/>
-                    </w:rPr>
-                    <w:t xml:space="preserve">Calle Laguna del Marquesado </w:t>
-                  </w:r>
-                </w:p>
-                <w:p>
-                  <w:pPr>
-                    <w:jc w:val="center"/>
-                    <w:rPr>
-                      <w:rFonts w:ascii="Nunito" w:hAnsi="Nunito"/>
-                      <w:b/>
-                      <w:bCs/>
-                      <w:sz w:val="18"/>
-                      <w:szCs w:val="18"/>
-                    </w:rPr>
-                  </w:pPr>
-                  <w:r>
-                    <w:rPr>
-                      <w:rFonts w:ascii="Nunito" w:hAnsi="Nunito"/>
-                      <w:b/>
-                      <w:bCs/>
-                      <w:sz w:val="18"/>
-                      <w:szCs w:val="18"/>
-                    </w:rPr>
-                    <w:t>nave 43C</w:t>
-                  </w:r>
-                </w:p>
-                <w:p>
-                  <w:pPr>
-                    <w:jc w:val="center"/>
-                    <w:rPr>
-                      <w:rFonts w:ascii="Nunito" w:hAnsi="Nunito"/>
-                      <w:b/>
-                      <w:bCs/>
-                      <w:sz w:val="18"/>
-                      <w:szCs w:val="18"/>
-                    </w:rPr>
-                  </w:pPr>
-                  <w:r>
-                    <w:rPr>
-                      <w:rFonts w:ascii="Nunito" w:hAnsi="Nunito"/>
-                      <w:b/>
-                      <w:bCs/>
-                      <w:sz w:val="18"/>
-                      <w:szCs w:val="18"/>
-                    </w:rPr>
-                    <w:t>28021 Madrid</w:t>
+                      <w:sz w:val="16"/>
+                      <w:szCs w:val="16"/>
+                    </w:rPr>
+                  </w:pPr>
+                  <w:r>
+                    <w:rPr>
+                      <w:rFonts w:ascii="Nunito Black" w:hAnsi="Nunito Black"/>
+                      <w:b/>
+                      <w:bCs/>
+                      <w:sz w:val="16"/>
+                      <w:szCs w:val="16"/>
+                    </w:rPr>
+                    <w:t>PESO NETO:</w:t>
+                  </w:r>
+                </w:p>
+                <w:p>
+                  <w:pPr>
+                    <w:rPr>
+                      <w:rFonts w:ascii="Nunito Black" w:hAnsi="Nunito Black"/>
+                      <w:b/>
+                      <w:bCs/>
+                      <w:sz w:val="16"/>
+                      <w:szCs w:val="16"/>
+                    </w:rPr>
+                  </w:pPr>
+                </w:p>
+                <w:p>
+                  <w:pPr>
+                    <w:rPr>
+                      <w:rFonts w:ascii="Nunito" w:hAnsi="Nunito"/>
+                      <w:b/>
+                      <w:bCs/>
+                      <w:sz w:val="16"/>
+                      <w:szCs w:val="16"/>
+                    </w:rPr>
+                  </w:pPr>
+                  <w:r>
+                    <w:rPr>
+                      <w:rFonts w:ascii="Nunito" w:hAnsi="Nunito"/>
+                      <w:b/>
+                      <w:bCs/>
+                      <w:sz w:val="16"/>
+                      <w:szCs w:val="16"/>
+                    </w:rPr>
+                    <w:t xml:space="preserve"> </w:t>
                   </w:r>
                 </w:p>
               </w:tc>
               <w:tc>
                 <w:tcPr>
-                  <w:tcW w:w="1417" w:type="pct"/>
+                  <w:tcW w:w="3177" w:type="dxa"/>
+                  <w:gridSpan w:val="4"/>
+                  <w:tcBorders>
+                    <w:top w:val="single" w:sz="4" w:space="0" w:color="444444"/>
+                    <w:left w:val="single" w:sz="4" w:space="0" w:color="444444"/>
+                    <w:bottom w:val="double" w:sz="18" w:space="0" w:color="auto"/>
+                    <w:right w:val="single" w:sz="4" w:space="0" w:color="FFFFFF" w:themeColor="background1"/>
+                  </w:tcBorders>
+                  <w:vAlign w:val="center"/>
+                </w:tcPr>
+                <w:p>
+                  <w:pPr>
+                    <w:spacing w:line="276" w:lineRule="auto"/>
+                    <w:rPr>
+                      <w:rFonts w:ascii="Nunito Black" w:hAnsi="Nunito Black"/>
+                      <w:b/>
+                      <w:bCs/>
+                      <w:sz w:val="16"/>
+                      <w:szCs w:val="16"/>
+                    </w:rPr>
+                  </w:pPr>
+                  <w:r>
+                    <w:rPr>
+                      <w:rFonts w:ascii="Nunito Black" w:hAnsi="Nunito Black"/>
+                      <w:b/>
+                      <w:bCs/>
+                      <w:sz w:val="16"/>
+                      <w:szCs w:val="16"/>
+                    </w:rPr>
+                    <w:t>EXPEDIDOR:</w:t>
+                  </w:r>
+                </w:p>
+                <w:p>
+                  <w:pPr>
+                    <w:jc w:val="center"/>
+                    <w:rPr>
+                      <w:rFonts w:ascii="Nunito" w:hAnsi="Nunito"/>
+                      <w:b/>
+                      <w:bCs/>
+                      <w:sz w:val="16"/>
+                      <w:szCs w:val="16"/>
+                    </w:rPr>
+                  </w:pPr>
+                  <w:r>
+                    <w:rPr>
+                      <w:rFonts w:ascii="Nunito" w:hAnsi="Nunito"/>
+                      <w:b/>
+                      <w:bCs/>
+                      <w:sz w:val="16"/>
+                      <w:szCs w:val="16"/>
+                    </w:rPr>
+                    <w:t>PESCADOS Y MARISCOS SANTIAGO Y SANTIAGO, S.L. Calle Laguna del Marquesado nave 43C</w:t>
+                  </w:r>
+                </w:p>
+                <w:p>
+                  <w:pPr>
+                    <w:jc w:val="center"/>
+                    <w:rPr>
+                      <w:rFonts w:ascii="Nunito" w:hAnsi="Nunito"/>
+                      <w:b/>
+                      <w:bCs/>
+                      <w:sz w:val="16"/>
+                      <w:szCs w:val="16"/>
+                    </w:rPr>
+                  </w:pPr>
+                  <w:r>
+                    <w:rPr>
+                      <w:rFonts w:ascii="Nunito" w:hAnsi="Nunito"/>
+                      <w:b/>
+                      <w:bCs/>
+                      <w:sz w:val="16"/>
+                      <w:szCs w:val="16"/>
+                    </w:rPr>
+                    <w:t>28021 Madrid</w:t>
+                  </w:r>
+                </w:p>
+              </w:tc>
+              <w:tc>
+                <w:tcPr>
+                  <w:tcW w:w="2291" w:type="dxa"/>
                   <w:tcBorders>
                     <w:top w:val="single" w:sz="4" w:space="0" w:color="444444"/>
                     <w:left w:val="single" w:sz="4" w:space="0" w:color="FFFFFF" w:themeColor="background1"/>
@@ -4558,8 +4663,8 @@
                     <w:jc w:val="center"/>
                     <w:rPr>
                       <w:rFonts w:ascii="Nunito Black" w:hAnsi="Nunito Black"/>
-                      <w:sz w:val="18"/>
-                      <w:szCs w:val="18"/>
+                      <w:sz w:val="16"/>
+                      <w:szCs w:val="16"/>
                     </w:rPr>
                   </w:pPr>
                   <w:r>
@@ -4568,24 +4673,24 @@
                       <w:b/>
                       <w:bCs/>
                       <w:noProof/>
-                      <w:sz w:val="18"/>
-                      <w:szCs w:val="18"/>
+                      <w:sz w:val="16"/>
+                      <w:szCs w:val="16"/>
                     </w:rPr>
                     <mc:AlternateContent>
                       <mc:Choice Requires="wps">
                         <w:drawing>
-                          <wp:anchor distT="0" distB="0" distL="114300" distR="114300" simplePos="0" relativeHeight="251673600" behindDoc="0" locked="0" layoutInCell="1" allowOverlap="1" wp14:anchorId="1D96F2E4" wp14:editId="42F0CEF9">
+                          <wp:anchor distT="0" distB="0" distL="114300" distR="114300" simplePos="0" relativeHeight="251665408" behindDoc="0" locked="0" layoutInCell="1" allowOverlap="1" wp14:anchorId="44A807F1" wp14:editId="74D27CED">
                             <wp:simplePos x="0" y="0"/>
                             <wp:positionH relativeFrom="column">
-                              <wp:posOffset>-203200</wp:posOffset>
+                              <wp:posOffset>-69850</wp:posOffset>
                             </wp:positionH>
                             <wp:positionV relativeFrom="paragraph">
-                              <wp:posOffset>33655</wp:posOffset>
+                              <wp:posOffset>19050</wp:posOffset>
                             </wp:positionV>
-                            <wp:extent cx="1295400" cy="749300"/>
-                            <wp:effectExtent l="0" t="0" r="19050" b="12700"/>
+                            <wp:extent cx="1386840" cy="731520"/>
+                            <wp:effectExtent l="0" t="0" r="22860" b="11430"/>
                             <wp:wrapNone/>
-                            <wp:docPr id="218429353" name="Elipse 2"/>
+                            <wp:docPr id="44382577" name="Elipse 2"/>
                             <wp:cNvGraphicFramePr/>
                             <a:graphic xmlns:a="http://schemas.openxmlformats.org/drawingml/2006/main">
                               <a:graphicData uri="http://schemas.microsoft.com/office/word/2010/wordprocessingShape">
@@ -4594,7 +4699,7 @@
                                   <wps:spPr>
                                     <a:xfrm>
                                       <a:off x="0" y="0"/>
-                                      <a:ext cx="1295400" cy="749300"/>
+                                      <a:ext cx="1386840" cy="731520"/>
                                     </a:xfrm>
                                     <a:prstGeom prst="ellipse">
                                       <a:avLst/>
@@ -4619,11 +4724,13 @@
                                     <w:txbxContent>
                                       <w:p>
                                         <w:pPr>
-                                          <w:spacing w:after="0" w:line="240" w:lineRule="auto"/>
+                                          <w:spacing w:after="0" w:line="0" w:lineRule="atLeast"/>
                                           <w:contextualSpacing/>
                                           <w:jc w:val="center"/>
                                           <w:rPr>
                                             <w:rFonts w:ascii="Nunito" w:hAnsi="Nunito"/>
+                                            <w:b/>
+                                            <w:bCs/>
                                             <w:sz w:val="16"/>
                                             <w:szCs w:val="16"/>
                                           </w:rPr>
@@ -4631,6 +4738,8 @@
                                         <w:r>
                                           <w:rPr>
                                             <w:rFonts w:ascii="Nunito" w:hAnsi="Nunito"/>
+                                            <w:b/>
+                                            <w:bCs/>
                                             <w:sz w:val="16"/>
                                             <w:szCs w:val="16"/>
                                           </w:rPr>
@@ -4639,11 +4748,13 @@
                                       </w:p>
                                       <w:p>
                                         <w:pPr>
-                                          <w:spacing w:after="0" w:line="240" w:lineRule="auto"/>
+                                          <w:spacing w:after="0" w:line="0" w:lineRule="atLeast"/>
                                           <w:contextualSpacing/>
                                           <w:jc w:val="center"/>
                                           <w:rPr>
                                             <w:rFonts w:ascii="Nunito" w:hAnsi="Nunito"/>
+                                            <w:b/>
+                                            <w:bCs/>
                                             <w:sz w:val="16"/>
                                             <w:szCs w:val="16"/>
                                           </w:rPr>
@@ -4651,6 +4762,8 @@
                                         <w:r>
                                           <w:rPr>
                                             <w:rFonts w:ascii="Nunito" w:hAnsi="Nunito"/>
+                                            <w:b/>
+                                            <w:bCs/>
                                             <w:sz w:val="16"/>
                                             <w:szCs w:val="16"/>
                                           </w:rPr>
@@ -4659,11 +4772,13 @@
                                       </w:p>
                                       <w:p>
                                         <w:pPr>
-                                          <w:spacing w:after="0" w:line="240" w:lineRule="auto"/>
+                                          <w:spacing w:after="0" w:line="0" w:lineRule="atLeast"/>
                                           <w:contextualSpacing/>
                                           <w:jc w:val="center"/>
                                           <w:rPr>
                                             <w:rFonts w:ascii="Nunito" w:hAnsi="Nunito"/>
+                                            <w:b/>
+                                            <w:bCs/>
                                             <w:sz w:val="16"/>
                                             <w:szCs w:val="16"/>
                                           </w:rPr>
@@ -4671,6 +4786,8 @@
                                         <w:r>
                                           <w:rPr>
                                             <w:rFonts w:ascii="Nunito" w:hAnsi="Nunito"/>
+                                            <w:b/>
+                                            <w:bCs/>
                                             <w:sz w:val="16"/>
                                             <w:szCs w:val="16"/>
                                           </w:rPr>
@@ -4699,17 +4816,19 @@
                       </mc:Choice>
                       <mc:Fallback>
                         <w:pict>
-                          <v:oval w14:anchorId="1D96F2E4" id="_x0000_s1029" style="position:absolute;left:0;text-align:left;margin-left:-16pt;margin-top:2.65pt;width:102pt;height:59pt;z-index:251673600;visibility:visible;mso-wrap-style:square;mso-width-percent:0;mso-height-percent:0;mso-wrap-distance-left:9pt;mso-wrap-distance-top:0;mso-wrap-distance-right:9pt;mso-wrap-distance-bottom:0;mso-position-horizontal:absolute;mso-position-horizontal-relative:text;mso-position-vertical:absolute;mso-position-vertical-relative:text;mso-width-percent:0;mso-height-percent:0;mso-width-relative:margin;mso-height-relative:margin;v-text-anchor:middle" o:gfxdata="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" fillcolor="white [3201]" strokecolor="black [3200]" strokeweight="1pt">
+                          <v:oval w14:anchorId="44A807F1" id="_x0000_s1029" style="position:absolute;left:0;text-align:left;margin-left:-5.5pt;margin-top:1.5pt;width:109.2pt;height:57.6pt;z-index:251665408;visibility:visible;mso-wrap-style:square;mso-width-percent:0;mso-height-percent:0;mso-wrap-distance-left:9pt;mso-wrap-distance-top:0;mso-wrap-distance-right:9pt;mso-wrap-distance-bottom:0;mso-position-horizontal:absolute;mso-position-horizontal-relative:text;mso-position-vertical:absolute;mso-position-vertical-relative:text;mso-width-percent:0;mso-height-percent:0;mso-width-relative:margin;mso-height-relative:margin;v-text-anchor:middle" o:gfxdata="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" fillcolor="white [3201]" strokecolor="black [3200]" strokeweight="1pt">
                             <v:stroke joinstyle="miter"/>
                             <v:textbox>
                               <w:txbxContent>
                                 <w:p>
                                   <w:pPr>
-                                    <w:spacing w:after="0" w:line="240" w:lineRule="auto"/>
+                                    <w:spacing w:after="0" w:line="0" w:lineRule="atLeast"/>
                                     <w:contextualSpacing/>
                                     <w:jc w:val="center"/>
                                     <w:rPr>
                                       <w:rFonts w:ascii="Nunito" w:hAnsi="Nunito"/>
+                                      <w:b/>
+                                      <w:bCs/>
                                       <w:sz w:val="16"/>
                                       <w:szCs w:val="16"/>
                                     </w:rPr>
@@ -4717,6 +4836,8 @@
                                   <w:r>
                                     <w:rPr>
                                       <w:rFonts w:ascii="Nunito" w:hAnsi="Nunito"/>
+                                      <w:b/>
+                                      <w:bCs/>
                                       <w:sz w:val="16"/>
                                       <w:szCs w:val="16"/>
                                     </w:rPr>
@@ -4725,11 +4846,13 @@
                                 </w:p>
                                 <w:p>
                                   <w:pPr>
-                                    <w:spacing w:after="0" w:line="240" w:lineRule="auto"/>
+                                    <w:spacing w:after="0" w:line="0" w:lineRule="atLeast"/>
                                     <w:contextualSpacing/>
                                     <w:jc w:val="center"/>
                                     <w:rPr>
                                       <w:rFonts w:ascii="Nunito" w:hAnsi="Nunito"/>
+                                      <w:b/>
+                                      <w:bCs/>
                                       <w:sz w:val="16"/>
                                       <w:szCs w:val="16"/>
                                     </w:rPr>
@@ -4737,6 +4860,8 @@
                                   <w:r>
                                     <w:rPr>
                                       <w:rFonts w:ascii="Nunito" w:hAnsi="Nunito"/>
+                                      <w:b/>
+                                      <w:bCs/>
                                       <w:sz w:val="16"/>
                                       <w:szCs w:val="16"/>
                                     </w:rPr>
@@ -4745,11 +4870,13 @@
                                 </w:p>
                                 <w:p>
                                   <w:pPr>
-                                    <w:spacing w:after="0" w:line="240" w:lineRule="auto"/>
+                                    <w:spacing w:after="0" w:line="0" w:lineRule="atLeast"/>
                                     <w:contextualSpacing/>
                                     <w:jc w:val="center"/>
                                     <w:rPr>
                                       <w:rFonts w:ascii="Nunito" w:hAnsi="Nunito"/>
+                                      <w:b/>
+                                      <w:bCs/>
                                       <w:sz w:val="16"/>
                                       <w:szCs w:val="16"/>
                                     </w:rPr>
@@ -4757,6 +4884,8 @@
                                   <w:r>
                                     <w:rPr>
                                       <w:rFonts w:ascii="Nunito" w:hAnsi="Nunito"/>
+                                      <w:b/>
+                                      <w:bCs/>
                                       <w:sz w:val="16"/>
                                       <w:szCs w:val="16"/>
                                     </w:rPr>
@@ -4802,7 +4931,7 @@
 </file>
 
 <file path=word/styles.xml><?xml version="1.0" encoding="utf-8"?>
-<w:styles xmlns:mc="http://schemas.openxmlformats.org/markup-compatibility/2006" xmlns:r="http://schemas.openxmlformats.org/officeDocument/2006/relationships" xmlns:w="http://schemas.openxmlformats.org/wordprocessingml/2006/main" xmlns:w14="http://schemas.microsoft.com/office/word/2010/wordml" xmlns:w15="http://schemas.microsoft.com/office/word/2012/wordml" xmlns:w16cex="http://schemas.microsoft.com/office/word/2018/wordml/cex" xmlns:w16cid="http://schemas.microsoft.com/office/word/2016/wordml/cid" xmlns:w16="http://schemas.microsoft.com/office/word/2018/wordml" xmlns:w16du="http://schemas.microsoft.com/office/word/2023/wordml/word16du" xmlns:w16sdtdh="http://schemas.microsoft.com/office/word/2020/wordml/sdtdatahash" xmlns:w16sdtfl="http://schemas.microsoft.com/office/word/2024/wordml/sdtformatlock" xmlns:w16se="http://schemas.microsoft.com/office/word/2015/wordml/symex" mc:Ignorable="w14 w15 w16se w16cid w16 w16cex w16sdtdh w16sdtfl w16du">
+<w:styles xmlns:mc="http://schemas.openxmlformats.org/markup-compatibility/2006" xmlns:r="http://schemas.openxmlformats.org/officeDocument/2006/relationships" xmlns:w="http://schemas.openxmlformats.org/wordprocessingml/2006/main" xmlns:w14="http://schemas.microsoft.com/office/word/2010/wordml" xmlns:w15="http://schemas.microsoft.com/office/word/2012/wordml" xmlns:w16cex="http://schemas.microsoft.com/office/word/2018/wordml/cex" xmlns:w16cid="http://schemas.microsoft.com/office/word/2016/wordml/cid" xmlns:w16="http://schemas.microsoft.com/office/word/2018/wordml" xmlns:w16sdtdh="http://schemas.microsoft.com/office/word/2020/wordml/sdtdatahash" xmlns:w16se="http://schemas.microsoft.com/office/word/2015/wordml/symex" mc:Ignorable="w14 w15 w16se w16cid w16 w16cex w16sdtdh">
   <w:docDefaults>
     <w:rPrDefault>
       <w:rPr>
@@ -5201,7 +5330,7 @@
   <w:style w:type="paragraph" w:default="1" w:styleId="Normal">
     <w:name w:val="Normal"/>
     <w:qFormat/>
-    <w:rsid w:val="00C57BA2"/>
+    <w:rsid w:val="002A027D"/>
   </w:style>
   <w:style w:type="paragraph" w:styleId="Ttulo1">
     <w:name w:val="heading 1"/>
@@ -5210,7 +5339,7 @@
     <w:link w:val="Ttulo1Car"/>
     <w:uiPriority w:val="9"/>
     <w:qFormat/>
-    <w:rsid w:val="00C57BA2"/>
+    <w:rsid w:val="002A027D"/>
     <w:pPr>
       <w:keepNext/>
       <w:keepLines/>
@@ -5233,7 +5362,7 @@
     <w:semiHidden/>
     <w:unhideWhenUsed/>
     <w:qFormat/>
-    <w:rsid w:val="00C57BA2"/>
+    <w:rsid w:val="002A027D"/>
     <w:pPr>
       <w:keepNext/>
       <w:keepLines/>
@@ -5256,7 +5385,7 @@
     <w:semiHidden/>
     <w:unhideWhenUsed/>
     <w:qFormat/>
-    <w:rsid w:val="00C57BA2"/>
+    <w:rsid w:val="002A027D"/>
     <w:pPr>
       <w:keepNext/>
       <w:keepLines/>
@@ -5279,7 +5408,7 @@
     <w:semiHidden/>
     <w:unhideWhenUsed/>
     <w:qFormat/>
-    <w:rsid w:val="00C57BA2"/>
+    <w:rsid w:val="002A027D"/>
     <w:pPr>
       <w:keepNext/>
       <w:keepLines/>
@@ -5302,7 +5431,7 @@
     <w:semiHidden/>
     <w:unhideWhenUsed/>
     <w:qFormat/>
-    <w:rsid w:val="00C57BA2"/>
+    <w:rsid w:val="002A027D"/>
     <w:pPr>
       <w:keepNext/>
       <w:keepLines/>
@@ -5323,7 +5452,7 @@
     <w:semiHidden/>
     <w:unhideWhenUsed/>
     <w:qFormat/>
-    <w:rsid w:val="00C57BA2"/>
+    <w:rsid w:val="002A027D"/>
     <w:pPr>
       <w:keepNext/>
       <w:keepLines/>
@@ -5346,7 +5475,7 @@
     <w:semiHidden/>
     <w:unhideWhenUsed/>
     <w:qFormat/>
-    <w:rsid w:val="00C57BA2"/>
+    <w:rsid w:val="002A027D"/>
     <w:pPr>
       <w:keepNext/>
       <w:keepLines/>
@@ -5367,7 +5496,7 @@
     <w:semiHidden/>
     <w:unhideWhenUsed/>
     <w:qFormat/>
-    <w:rsid w:val="00C57BA2"/>
+    <w:rsid w:val="002A027D"/>
     <w:pPr>
       <w:keepNext/>
       <w:keepLines/>
@@ -5390,7 +5519,7 @@
     <w:semiHidden/>
     <w:unhideWhenUsed/>
     <w:qFormat/>
-    <w:rsid w:val="00C57BA2"/>
+    <w:rsid w:val="002A027D"/>
     <w:pPr>
       <w:keepNext/>
       <w:keepLines/>
@@ -5405,7 +5534,6 @@
   <w:style w:type="character" w:default="1" w:styleId="Fuentedeprrafopredeter">
     <w:name w:val="Default Paragraph Font"/>
     <w:uiPriority w:val="1"/>
-    <w:semiHidden/>
     <w:unhideWhenUsed/>
   </w:style>
   <w:style w:type="table" w:default="1" w:styleId="Tablanormal">
@@ -5434,7 +5562,7 @@
     <w:basedOn w:val="Fuentedeprrafopredeter"/>
     <w:link w:val="Ttulo1"/>
     <w:uiPriority w:val="9"/>
-    <w:rsid w:val="00C57BA2"/>
+    <w:rsid w:val="002A027D"/>
     <w:rPr>
       <w:rFonts w:asciiTheme="majorHAnsi" w:eastAsiaTheme="majorEastAsia" w:hAnsiTheme="majorHAnsi" w:cstheme="majorBidi"/>
       <w:color w:val="0F4761" w:themeColor="accent1" w:themeShade="BF"/>
@@ -5448,7 +5576,7 @@
     <w:link w:val="Ttulo2"/>
     <w:uiPriority w:val="9"/>
     <w:semiHidden/>
-    <w:rsid w:val="00C57BA2"/>
+    <w:rsid w:val="002A027D"/>
     <w:rPr>
       <w:rFonts w:asciiTheme="majorHAnsi" w:eastAsiaTheme="majorEastAsia" w:hAnsiTheme="majorHAnsi" w:cstheme="majorBidi"/>
       <w:color w:val="0F4761" w:themeColor="accent1" w:themeShade="BF"/>
@@ -5462,7 +5590,7 @@
     <w:link w:val="Ttulo3"/>
     <w:uiPriority w:val="9"/>
     <w:semiHidden/>
-    <w:rsid w:val="00C57BA2"/>
+    <w:rsid w:val="002A027D"/>
     <w:rPr>
       <w:rFonts w:eastAsiaTheme="majorEastAsia" w:cstheme="majorBidi"/>
       <w:color w:val="0F4761" w:themeColor="accent1" w:themeShade="BF"/>
@@ -5476,7 +5604,7 @@
     <w:link w:val="Ttulo4"/>
     <w:uiPriority w:val="9"/>
     <w:semiHidden/>
-    <w:rsid w:val="00C57BA2"/>
+    <w:rsid w:val="002A027D"/>
     <w:rPr>
       <w:rFonts w:eastAsiaTheme="majorEastAsia" w:cstheme="majorBidi"/>
       <w:i/>
@@ -5490,7 +5618,7 @@
     <w:link w:val="Ttulo5"/>
     <w:uiPriority w:val="9"/>
     <w:semiHidden/>
-    <w:rsid w:val="00C57BA2"/>
+    <w:rsid w:val="002A027D"/>
     <w:rPr>
       <w:rFonts w:eastAsiaTheme="majorEastAsia" w:cstheme="majorBidi"/>
       <w:color w:val="0F4761" w:themeColor="accent1" w:themeShade="BF"/>
@@ -5502,7 +5630,7 @@
     <w:link w:val="Ttulo6"/>
     <w:uiPriority w:val="9"/>
     <w:semiHidden/>
-    <w:rsid w:val="00C57BA2"/>
+    <w:rsid w:val="002A027D"/>
     <w:rPr>
       <w:rFonts w:eastAsiaTheme="majorEastAsia" w:cstheme="majorBidi"/>
       <w:i/>
@@ -5516,7 +5644,7 @@
     <w:link w:val="Ttulo7"/>
     <w:uiPriority w:val="9"/>
     <w:semiHidden/>
-    <w:rsid w:val="00C57BA2"/>
+    <w:rsid w:val="002A027D"/>
     <w:rPr>
       <w:rFonts w:eastAsiaTheme="majorEastAsia" w:cstheme="majorBidi"/>
       <w:color w:val="595959" w:themeColor="text1" w:themeTint="A6"/>
@@ -5528,7 +5656,7 @@
     <w:link w:val="Ttulo8"/>
     <w:uiPriority w:val="9"/>
     <w:semiHidden/>
-    <w:rsid w:val="00C57BA2"/>
+    <w:rsid w:val="002A027D"/>
     <w:rPr>
       <w:rFonts w:eastAsiaTheme="majorEastAsia" w:cstheme="majorBidi"/>
       <w:i/>
@@ -5542,7 +5670,7 @@
     <w:link w:val="Ttulo9"/>
     <w:uiPriority w:val="9"/>
     <w:semiHidden/>
-    <w:rsid w:val="00C57BA2"/>
+    <w:rsid w:val="002A027D"/>
     <w:rPr>
       <w:rFonts w:eastAsiaTheme="majorEastAsia" w:cstheme="majorBidi"/>
       <w:color w:val="272727" w:themeColor="text1" w:themeTint="D8"/>
@@ -5555,7 +5683,7 @@
     <w:link w:val="TtuloCar"/>
     <w:uiPriority w:val="10"/>
     <w:qFormat/>
-    <w:rsid w:val="00C57BA2"/>
+    <w:rsid w:val="002A027D"/>
     <w:pPr>
       <w:spacing w:after="80" w:line="240" w:lineRule="auto"/>
       <w:contextualSpacing/>
@@ -5573,7 +5701,7 @@
     <w:basedOn w:val="Fuentedeprrafopredeter"/>
     <w:link w:val="Ttulo"/>
     <w:uiPriority w:val="10"/>
-    <w:rsid w:val="00C57BA2"/>
+    <w:rsid w:val="002A027D"/>
     <w:rPr>
       <w:rFonts w:asciiTheme="majorHAnsi" w:eastAsiaTheme="majorEastAsia" w:hAnsiTheme="majorHAnsi" w:cstheme="majorBidi"/>
       <w:spacing w:val="-10"/>
@@ -5589,7 +5717,7 @@
     <w:link w:val="SubttuloCar"/>
     <w:uiPriority w:val="11"/>
     <w:qFormat/>
-    <w:rsid w:val="00C57BA2"/>
+    <w:rsid w:val="002A027D"/>
     <w:pPr>
       <w:numPr>
         <w:ilvl w:val="1"/>
@@ -5608,7 +5736,7 @@
     <w:basedOn w:val="Fuentedeprrafopredeter"/>
     <w:link w:val="Subttulo"/>
     <w:uiPriority w:val="11"/>
-    <w:rsid w:val="00C57BA2"/>
+    <w:rsid w:val="002A027D"/>
     <w:rPr>
       <w:rFonts w:eastAsiaTheme="majorEastAsia" w:cstheme="majorBidi"/>
       <w:color w:val="595959" w:themeColor="text1" w:themeTint="A6"/>
@@ -5624,7 +5752,7 @@
     <w:link w:val="CitaCar"/>
     <w:uiPriority w:val="29"/>
     <w:qFormat/>
-    <w:rsid w:val="00C57BA2"/>
+    <w:rsid w:val="002A027D"/>
     <w:pPr>
       <w:spacing w:before="160"/>
       <w:jc w:val="center"/>
@@ -5640,7 +5768,7 @@
     <w:basedOn w:val="Fuentedeprrafopredeter"/>
     <w:link w:val="Cita"/>
     <w:uiPriority w:val="29"/>
-    <w:rsid w:val="00C57BA2"/>
+    <w:rsid w:val="002A027D"/>
     <w:rPr>
       <w:i/>
       <w:iCs/>
@@ -5652,7 +5780,7 @@
     <w:basedOn w:val="Normal"/>
     <w:uiPriority w:val="34"/>
     <w:qFormat/>
-    <w:rsid w:val="00C57BA2"/>
+    <w:rsid w:val="002A027D"/>
     <w:pPr>
       <w:ind w:left="720"/>
       <w:contextualSpacing/>
@@ -5663,7 +5791,7 @@
     <w:basedOn w:val="Fuentedeprrafopredeter"/>
     <w:uiPriority w:val="21"/>
     <w:qFormat/>
-    <w:rsid w:val="00C57BA2"/>
+    <w:rsid w:val="002A027D"/>
     <w:rPr>
       <w:i/>
       <w:iCs/>
@@ -5677,7 +5805,7 @@
     <w:link w:val="CitadestacadaCar"/>
     <w:uiPriority w:val="30"/>
     <w:qFormat/>
-    <w:rsid w:val="00C57BA2"/>
+    <w:rsid w:val="002A027D"/>
     <w:pPr>
       <w:pBdr>
         <w:top w:val="single" w:sz="4" w:space="10" w:color="0F4761" w:themeColor="accent1" w:themeShade="BF"/>
@@ -5698,7 +5826,7 @@
     <w:basedOn w:val="Fuentedeprrafopredeter"/>
     <w:link w:val="Citadestacada"/>
     <w:uiPriority w:val="30"/>
-    <w:rsid w:val="00C57BA2"/>
+    <w:rsid w:val="002A027D"/>
     <w:rPr>
       <w:i/>
       <w:iCs/>
@@ -5710,7 +5838,7 @@
     <w:basedOn w:val="Fuentedeprrafopredeter"/>
     <w:uiPriority w:val="32"/>
     <w:qFormat/>
-    <w:rsid w:val="00C57BA2"/>
+    <w:rsid w:val="002A027D"/>
     <w:rPr>
       <w:b/>
       <w:bCs/>
@@ -5723,7 +5851,7 @@
     <w:name w:val="Table Grid"/>
     <w:basedOn w:val="Tablanormal"/>
     <w:uiPriority w:val="39"/>
-    <w:rsid w:val="00C57BA2"/>
+    <w:rsid w:val="002A027D"/>
     <w:pPr>
       <w:spacing w:after="0" w:line="240" w:lineRule="auto"/>
     </w:pPr>
